--- a/4to Año/SOII/TPN°1.docx
+++ b/4to Año/SOII/TPN°1.docx
@@ -904,6 +904,7 @@
                           <w:sz w:val="20"/>
                         </w:rPr>
                       </w:pPr>
+                      <w:proofErr w:type="spellStart"/>
                       <w:r>
                         <w:rPr>
                           <w:rFonts w:ascii="Consolas"/>
@@ -912,6 +913,7 @@
                         </w:rPr>
                         <w:t>int</w:t>
                       </w:r>
+                      <w:proofErr w:type="spellEnd"/>
                       <w:r>
                         <w:rPr>
                           <w:rFonts w:ascii="Consolas"/>
@@ -1200,6 +1202,7 @@
                           <w:lang w:val="en-US"/>
                         </w:rPr>
                       </w:pPr>
+                      <w:proofErr w:type="gramStart"/>
                       <w:r>
                         <w:rPr>
                           <w:rFonts w:ascii="Consolas"/>
@@ -1209,6 +1212,8 @@
                         </w:rPr>
                         <w:t>while(</w:t>
                       </w:r>
+                      <w:proofErr w:type="spellStart"/>
+                      <w:proofErr w:type="gramEnd"/>
                       <w:r>
                         <w:rPr>
                           <w:rFonts w:ascii="Consolas"/>
@@ -1217,6 +1222,7 @@
                         </w:rPr>
                         <w:t>turno</w:t>
                       </w:r>
+                      <w:proofErr w:type="spellEnd"/>
                       <w:r>
                         <w:rPr>
                           <w:rFonts w:ascii="Consolas"/>
@@ -1269,6 +1275,7 @@
                         </w:rPr>
                         <w:t>while(</w:t>
                       </w:r>
+                      <w:proofErr w:type="spellStart"/>
                       <w:r>
                         <w:rPr>
                           <w:rFonts w:ascii="Consolas"/>
@@ -1277,6 +1284,7 @@
                         </w:rPr>
                         <w:t>turno</w:t>
                       </w:r>
+                      <w:proofErr w:type="spellEnd"/>
                       <w:r>
                         <w:rPr>
                           <w:rFonts w:ascii="Consolas"/>
@@ -2158,38 +2166,39 @@
                                 <w:rPr>
                                   <w:rFonts w:ascii="Consolas"/>
                                   <w:sz w:val="20"/>
-                                  <w:lang w:val="en-US"/>
+                                  <w:lang w:val="es-AR"/>
                                 </w:rPr>
                               </w:pPr>
+                              <w:proofErr w:type="spellStart"/>
                               <w:r>
                                 <w:rPr>
                                   <w:rFonts w:ascii="Consolas"/>
                                   <w:b/>
                                   <w:spacing w:val="-2"/>
                                   <w:sz w:val="20"/>
-                                  <w:lang w:val="en-US"/>
+                                  <w:lang w:val="es-AR"/>
                                 </w:rPr>
-                                <w:t>while(</w:t>
+                                <w:t>while</w:t>
                               </w:r>
-                              <w:proofErr w:type="gramStart"/>
+                              <w:proofErr w:type="spellEnd"/>
+                              <w:r>
+                                <w:rPr>
+                                  <w:rFonts w:ascii="Consolas"/>
+                                  <w:b/>
+                                  <w:spacing w:val="-2"/>
+                                  <w:sz w:val="20"/>
+                                  <w:lang w:val="es-AR"/>
+                                </w:rPr>
+                                <w:t>(</w:t>
+                              </w:r>
                               <w:r>
                                 <w:rPr>
                                   <w:rFonts w:ascii="Consolas"/>
                                   <w:spacing w:val="-2"/>
                                   <w:sz w:val="20"/>
-                                  <w:lang w:val="en-US"/>
+                                  <w:lang w:val="es-AR"/>
                                 </w:rPr>
-                                <w:t>estado[</w:t>
-                              </w:r>
-                              <w:proofErr w:type="gramEnd"/>
-                              <w:r>
-                                <w:rPr>
-                                  <w:rFonts w:ascii="Consolas"/>
-                                  <w:spacing w:val="-2"/>
-                                  <w:sz w:val="20"/>
-                                  <w:lang w:val="en-US"/>
-                                </w:rPr>
-                                <w:t>1]);</w:t>
+                                <w:t>estado[1]);</w:t>
                               </w:r>
                             </w:p>
                             <w:p>
@@ -2603,10 +2612,6 @@
                 <v:shape id="Graphic 9" o:spid="_x0000_s1028" style="position:absolute;width:57607;height:15214;visibility:visible;mso-wrap-style:square;v-text-anchor:top" coordsize="5760720,1521460" o:gfxdata="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" path="m5760720,r-6109,l5754611,6096r,170688l5754611,1514856r-2874251,l2877312,1514856r-6096,l6096,1514856r,-1338072l6096,6096r5748515,l5754611,,6096,,,,,6096,,176784,,1514856r,6096l6096,1520952r5754624,l5760720,1514856r,-1338072l5760720,6096r,-6096xe" fillcolor="black" stroked="f">
                   <v:path arrowok="t"/>
                 </v:shape>
-                <v:shapetype id="_x0000_t202" coordsize="21600,21600" o:spt="202" path="m,l,21600r21600,l21600,xe">
-                  <v:stroke joinstyle="miter"/>
-                  <v:path gradientshapeok="t" o:connecttype="rect"/>
-                </v:shapetype>
                 <v:shape id="Textbox 10" o:spid="_x0000_s1029" type="#_x0000_t202" style="position:absolute;left:731;top:67;width:42183;height:3194;visibility:visible;mso-wrap-style:square;v-text-anchor:top" o:gfxdata="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" filled="f" stroked="f">
                   <v:textbox inset="0,0,0,0">
                     <w:txbxContent>
@@ -2872,38 +2877,39 @@
                           <w:rPr>
                             <w:rFonts w:ascii="Consolas"/>
                             <w:sz w:val="20"/>
-                            <w:lang w:val="en-US"/>
+                            <w:lang w:val="es-AR"/>
                           </w:rPr>
                         </w:pPr>
+                        <w:proofErr w:type="spellStart"/>
                         <w:r>
                           <w:rPr>
                             <w:rFonts w:ascii="Consolas"/>
                             <w:b/>
                             <w:spacing w:val="-2"/>
                             <w:sz w:val="20"/>
-                            <w:lang w:val="en-US"/>
+                            <w:lang w:val="es-AR"/>
                           </w:rPr>
-                          <w:t>while(</w:t>
+                          <w:t>while</w:t>
                         </w:r>
-                        <w:proofErr w:type="gramStart"/>
+                        <w:proofErr w:type="spellEnd"/>
+                        <w:r>
+                          <w:rPr>
+                            <w:rFonts w:ascii="Consolas"/>
+                            <w:b/>
+                            <w:spacing w:val="-2"/>
+                            <w:sz w:val="20"/>
+                            <w:lang w:val="es-AR"/>
+                          </w:rPr>
+                          <w:t>(</w:t>
+                        </w:r>
                         <w:r>
                           <w:rPr>
                             <w:rFonts w:ascii="Consolas"/>
                             <w:spacing w:val="-2"/>
                             <w:sz w:val="20"/>
-                            <w:lang w:val="en-US"/>
+                            <w:lang w:val="es-AR"/>
                           </w:rPr>
-                          <w:t>estado[</w:t>
-                        </w:r>
-                        <w:proofErr w:type="gramEnd"/>
-                        <w:r>
-                          <w:rPr>
-                            <w:rFonts w:ascii="Consolas"/>
-                            <w:spacing w:val="-2"/>
-                            <w:sz w:val="20"/>
-                            <w:lang w:val="en-US"/>
-                          </w:rPr>
-                          <w:t>1]);</w:t>
+                          <w:t>estado[1]);</w:t>
                         </w:r>
                       </w:p>
                       <w:p>
@@ -5580,7 +5586,13 @@
         <w:rPr>
           <w:bCs/>
         </w:rPr>
-        <w:t>asi</w:t>
+        <w:t>as</w:t>
+      </w:r>
+      <w:r>
+        <w:rPr>
+          <w:bCs/>
+        </w:rPr>
+        <w:t>i</w:t>
       </w:r>
       <w:proofErr w:type="spellEnd"/>
       <w:r>
@@ -27168,6 +27180,12 @@
                 <w:rFonts w:asciiTheme="minorHAnsi" w:hAnsiTheme="minorHAnsi" w:cstheme="minorHAnsi"/>
               </w:rPr>
             </w:pPr>
+            <w:r>
+              <w:rPr>
+                <w:rFonts w:asciiTheme="minorHAnsi" w:hAnsiTheme="minorHAnsi" w:cstheme="minorHAnsi"/>
+              </w:rPr>
+              <w:t>P(s)</w:t>
+            </w:r>
           </w:p>
         </w:tc>
         <w:tc>
@@ -27177,16 +27195,29 @@
           <w:p>
             <w:pPr>
               <w:pStyle w:val="TableParagraph"/>
-              <w:jc w:val="center"/>
               <w:rPr>
                 <w:rFonts w:asciiTheme="minorHAnsi" w:hAnsiTheme="minorHAnsi" w:cstheme="minorHAnsi"/>
               </w:rPr>
             </w:pPr>
-            <w:r>
+          </w:p>
+        </w:tc>
+        <w:tc>
+          <w:tcPr>
+            <w:tcW w:w="425" w:type="dxa"/>
+          </w:tcPr>
+          <w:p>
+            <w:pPr>
+              <w:pStyle w:val="TableParagraph"/>
+              <w:jc w:val="center"/>
               <w:rPr>
                 <w:rFonts w:asciiTheme="minorHAnsi" w:hAnsiTheme="minorHAnsi" w:cstheme="minorHAnsi"/>
               </w:rPr>
-              <w:t>V(e)</w:t>
+            </w:pPr>
+            <w:r>
+              <w:rPr>
+                <w:rFonts w:asciiTheme="minorHAnsi" w:hAnsiTheme="minorHAnsi" w:cstheme="minorHAnsi"/>
+              </w:rPr>
+              <w:t>1</w:t>
             </w:r>
           </w:p>
         </w:tc>
@@ -27206,13 +27237,13 @@
               <w:rPr>
                 <w:rFonts w:asciiTheme="minorHAnsi" w:hAnsiTheme="minorHAnsi" w:cstheme="minorHAnsi"/>
               </w:rPr>
-              <w:t>2</w:t>
-            </w:r>
-          </w:p>
-        </w:tc>
-        <w:tc>
-          <w:tcPr>
-            <w:tcW w:w="425" w:type="dxa"/>
+              <w:t>0</w:t>
+            </w:r>
+          </w:p>
+        </w:tc>
+        <w:tc>
+          <w:tcPr>
+            <w:tcW w:w="567" w:type="dxa"/>
           </w:tcPr>
           <w:p>
             <w:pPr>
@@ -27232,58 +27263,15 @@
         </w:tc>
         <w:tc>
           <w:tcPr>
-            <w:tcW w:w="567" w:type="dxa"/>
-          </w:tcPr>
-          <w:p>
-            <w:pPr>
-              <w:pStyle w:val="TableParagraph"/>
-              <w:jc w:val="center"/>
+            <w:tcW w:w="1418" w:type="dxa"/>
+          </w:tcPr>
+          <w:p>
+            <w:pPr>
+              <w:pStyle w:val="TableParagraph"/>
               <w:rPr>
                 <w:rFonts w:asciiTheme="minorHAnsi" w:hAnsiTheme="minorHAnsi" w:cstheme="minorHAnsi"/>
               </w:rPr>
             </w:pPr>
-            <w:r>
-              <w:rPr>
-                <w:rFonts w:asciiTheme="minorHAnsi" w:hAnsiTheme="minorHAnsi" w:cstheme="minorHAnsi"/>
-              </w:rPr>
-              <w:t>1</w:t>
-            </w:r>
-          </w:p>
-        </w:tc>
-        <w:tc>
-          <w:tcPr>
-            <w:tcW w:w="1418" w:type="dxa"/>
-          </w:tcPr>
-          <w:p>
-            <w:pPr>
-              <w:pStyle w:val="TableParagraph"/>
-              <w:jc w:val="center"/>
-              <w:rPr>
-                <w:rFonts w:asciiTheme="minorHAnsi" w:hAnsiTheme="minorHAnsi" w:cstheme="minorHAnsi"/>
-              </w:rPr>
-            </w:pPr>
-            <w:proofErr w:type="spellStart"/>
-            <w:proofErr w:type="gramStart"/>
-            <w:r>
-              <w:rPr>
-                <w:rFonts w:asciiTheme="minorHAnsi" w:hAnsiTheme="minorHAnsi" w:cstheme="minorHAnsi"/>
-              </w:rPr>
-              <w:t>Esp</w:t>
-            </w:r>
-            <w:proofErr w:type="spellEnd"/>
-            <w:r>
-              <w:rPr>
-                <w:rFonts w:asciiTheme="minorHAnsi" w:hAnsiTheme="minorHAnsi" w:cstheme="minorHAnsi"/>
-              </w:rPr>
-              <w:t>(</w:t>
-            </w:r>
-            <w:proofErr w:type="gramEnd"/>
-            <w:r>
-              <w:rPr>
-                <w:rFonts w:asciiTheme="minorHAnsi" w:hAnsiTheme="minorHAnsi" w:cstheme="minorHAnsi"/>
-              </w:rPr>
-              <w:t>Productor)</w:t>
-            </w:r>
           </w:p>
         </w:tc>
       </w:tr>
@@ -27326,26 +27314,26 @@
                 <w:rFonts w:asciiTheme="minorHAnsi" w:hAnsiTheme="minorHAnsi" w:cstheme="minorHAnsi"/>
               </w:rPr>
             </w:pPr>
-            <w:r>
+          </w:p>
+        </w:tc>
+        <w:tc>
+          <w:tcPr>
+            <w:tcW w:w="1666" w:type="dxa"/>
+          </w:tcPr>
+          <w:p>
+            <w:pPr>
+              <w:pStyle w:val="TableParagraph"/>
+              <w:jc w:val="center"/>
               <w:rPr>
                 <w:rFonts w:asciiTheme="minorHAnsi" w:hAnsiTheme="minorHAnsi" w:cstheme="minorHAnsi"/>
               </w:rPr>
-              <w:t>P(s)</w:t>
-            </w:r>
-          </w:p>
-        </w:tc>
-        <w:tc>
-          <w:tcPr>
-            <w:tcW w:w="1666" w:type="dxa"/>
-          </w:tcPr>
-          <w:p>
-            <w:pPr>
-              <w:pStyle w:val="TableParagraph"/>
-              <w:jc w:val="center"/>
+            </w:pPr>
+            <w:r>
               <w:rPr>
                 <w:rFonts w:asciiTheme="minorHAnsi" w:hAnsiTheme="minorHAnsi" w:cstheme="minorHAnsi"/>
               </w:rPr>
-            </w:pPr>
+              <w:t>V(e)</w:t>
+            </w:r>
           </w:p>
         </w:tc>
         <w:tc>
@@ -27462,26 +27450,6 @@
                 <w:rFonts w:asciiTheme="minorHAnsi" w:hAnsiTheme="minorHAnsi" w:cstheme="minorHAnsi"/>
               </w:rPr>
             </w:pPr>
-            <w:r>
-              <w:rPr>
-                <w:rFonts w:asciiTheme="minorHAnsi" w:hAnsiTheme="minorHAnsi" w:cstheme="minorHAnsi"/>
-              </w:rPr>
-              <w:t>&lt;</w:t>
-            </w:r>
-            <w:proofErr w:type="spellStart"/>
-            <w:r>
-              <w:rPr>
-                <w:rFonts w:asciiTheme="minorHAnsi" w:hAnsiTheme="minorHAnsi" w:cstheme="minorHAnsi"/>
-              </w:rPr>
-              <w:t>Agr</w:t>
-            </w:r>
-            <w:proofErr w:type="spellEnd"/>
-            <w:r>
-              <w:rPr>
-                <w:rFonts w:asciiTheme="minorHAnsi" w:hAnsiTheme="minorHAnsi" w:cstheme="minorHAnsi"/>
-              </w:rPr>
-              <w:t>&gt;</w:t>
-            </w:r>
           </w:p>
         </w:tc>
         <w:tc>
@@ -27498,6 +27466,29 @@
                 <w:rFonts w:asciiTheme="minorHAnsi" w:hAnsiTheme="minorHAnsi" w:cstheme="minorHAnsi"/>
               </w:rPr>
             </w:pPr>
+            <w:r>
+              <w:rPr>
+                <w:rFonts w:asciiTheme="minorHAnsi" w:hAnsiTheme="minorHAnsi" w:cstheme="minorHAnsi"/>
+                <w:spacing w:val="-2"/>
+              </w:rPr>
+              <w:t>Consumidor:&lt;</w:t>
+            </w:r>
+            <w:proofErr w:type="spellStart"/>
+            <w:r>
+              <w:rPr>
+                <w:rFonts w:asciiTheme="minorHAnsi" w:hAnsiTheme="minorHAnsi" w:cstheme="minorHAnsi"/>
+                <w:spacing w:val="-2"/>
+              </w:rPr>
+              <w:t>proc</w:t>
+            </w:r>
+            <w:proofErr w:type="spellEnd"/>
+            <w:r>
+              <w:rPr>
+                <w:rFonts w:asciiTheme="minorHAnsi" w:hAnsiTheme="minorHAnsi" w:cstheme="minorHAnsi"/>
+                <w:spacing w:val="-2"/>
+              </w:rPr>
+              <w:t>&gt;</w:t>
+            </w:r>
           </w:p>
         </w:tc>
         <w:tc>
@@ -27936,6 +27927,26 @@
                 <w:rFonts w:asciiTheme="minorHAnsi" w:hAnsiTheme="minorHAnsi" w:cstheme="minorHAnsi"/>
               </w:rPr>
             </w:pPr>
+            <w:r>
+              <w:rPr>
+                <w:rFonts w:asciiTheme="minorHAnsi" w:hAnsiTheme="minorHAnsi" w:cstheme="minorHAnsi"/>
+              </w:rPr>
+              <w:t>&lt;</w:t>
+            </w:r>
+            <w:proofErr w:type="spellStart"/>
+            <w:r>
+              <w:rPr>
+                <w:rFonts w:asciiTheme="minorHAnsi" w:hAnsiTheme="minorHAnsi" w:cstheme="minorHAnsi"/>
+              </w:rPr>
+              <w:t>Agr</w:t>
+            </w:r>
+            <w:proofErr w:type="spellEnd"/>
+            <w:r>
+              <w:rPr>
+                <w:rFonts w:asciiTheme="minorHAnsi" w:hAnsiTheme="minorHAnsi" w:cstheme="minorHAnsi"/>
+              </w:rPr>
+              <w:t>&gt;</w:t>
+            </w:r>
           </w:p>
         </w:tc>
         <w:tc>
@@ -27953,29 +27964,6 @@
                 <w:spacing w:val="-2"/>
               </w:rPr>
             </w:pPr>
-            <w:r>
-              <w:rPr>
-                <w:rFonts w:asciiTheme="minorHAnsi" w:hAnsiTheme="minorHAnsi" w:cstheme="minorHAnsi"/>
-                <w:spacing w:val="-2"/>
-              </w:rPr>
-              <w:t>Consumidor:&lt;</w:t>
-            </w:r>
-            <w:proofErr w:type="spellStart"/>
-            <w:r>
-              <w:rPr>
-                <w:rFonts w:asciiTheme="minorHAnsi" w:hAnsiTheme="minorHAnsi" w:cstheme="minorHAnsi"/>
-                <w:spacing w:val="-2"/>
-              </w:rPr>
-              <w:t>proc</w:t>
-            </w:r>
-            <w:proofErr w:type="spellEnd"/>
-            <w:r>
-              <w:rPr>
-                <w:rFonts w:asciiTheme="minorHAnsi" w:hAnsiTheme="minorHAnsi" w:cstheme="minorHAnsi"/>
-                <w:spacing w:val="-2"/>
-              </w:rPr>
-              <w:t>&gt;</w:t>
-            </w:r>
           </w:p>
         </w:tc>
         <w:tc>
@@ -27993,6 +27981,13 @@
                 <w:spacing w:val="-10"/>
               </w:rPr>
             </w:pPr>
+            <w:r>
+              <w:rPr>
+                <w:rFonts w:asciiTheme="minorHAnsi" w:hAnsiTheme="minorHAnsi" w:cstheme="minorHAnsi"/>
+                <w:spacing w:val="-10"/>
+              </w:rPr>
+              <w:t>2</w:t>
+            </w:r>
           </w:p>
         </w:tc>
         <w:tc>
@@ -28009,6 +28004,12 @@
                 <w:rFonts w:asciiTheme="minorHAnsi" w:hAnsiTheme="minorHAnsi" w:cstheme="minorHAnsi"/>
               </w:rPr>
             </w:pPr>
+            <w:r>
+              <w:rPr>
+                <w:rFonts w:asciiTheme="minorHAnsi" w:hAnsiTheme="minorHAnsi" w:cstheme="minorHAnsi"/>
+              </w:rPr>
+              <w:t>0</w:t>
+            </w:r>
           </w:p>
         </w:tc>
         <w:tc>
@@ -28025,6 +28026,12 @@
                 <w:rFonts w:asciiTheme="minorHAnsi" w:hAnsiTheme="minorHAnsi" w:cstheme="minorHAnsi"/>
               </w:rPr>
             </w:pPr>
+            <w:r>
+              <w:rPr>
+                <w:rFonts w:asciiTheme="minorHAnsi" w:hAnsiTheme="minorHAnsi" w:cstheme="minorHAnsi"/>
+              </w:rPr>
+              <w:t>0</w:t>
+            </w:r>
           </w:p>
         </w:tc>
         <w:tc>

--- a/4to Año/SOII/TPN°1.docx
+++ b/4to Año/SOII/TPN°1.docx
@@ -93,15 +93,7 @@
         <w:ind w:left="141"/>
       </w:pPr>
       <w:r>
-        <w:t>1. Los procesos P0, P1, …</w:t>
-      </w:r>
-      <w:proofErr w:type="spellStart"/>
-      <w:r>
-        <w:t>Pn</w:t>
-      </w:r>
-      <w:proofErr w:type="spellEnd"/>
-      <w:r>
-        <w:t xml:space="preserve"> no deben estar simultáneamente en sus secciones críticas (debe proveerse exclusión mutua). </w:t>
+        <w:t xml:space="preserve">1. Los procesos P0, P1, …Pn no deben estar simultáneamente en sus secciones críticas (debe proveerse exclusión mutua). </w:t>
       </w:r>
     </w:p>
     <w:p>
@@ -111,15 +103,7 @@
         <w:ind w:left="141"/>
       </w:pPr>
       <w:r>
-        <w:t xml:space="preserve">2. Un proceso que está fuera de su SC - ni siquiera intentando ingresar a su </w:t>
-      </w:r>
-      <w:proofErr w:type="gramStart"/>
-      <w:r>
-        <w:t>SC[</w:t>
-      </w:r>
-      <w:proofErr w:type="gramEnd"/>
-      <w:r>
-        <w:t xml:space="preserve"> *] - no debe evitar que otro proceso entre a su SC (puede generar bloqueo indefinido en el 2º proceso). </w:t>
+        <w:t xml:space="preserve">2. Un proceso que está fuera de su SC - ni siquiera intentando ingresar a su SC[ *] - no debe evitar que otro proceso entre a su SC (puede generar bloqueo indefinido en el 2º proceso). </w:t>
       </w:r>
     </w:p>
     <w:p>
@@ -139,15 +123,7 @@
         <w:ind w:left="141"/>
       </w:pPr>
       <w:r>
-        <w:t xml:space="preserve"> 4. Dos o más procesos que están por ingresar a sus respectivas </w:t>
-      </w:r>
-      <w:proofErr w:type="spellStart"/>
-      <w:r>
-        <w:t>SC´s</w:t>
-      </w:r>
-      <w:proofErr w:type="spellEnd"/>
-      <w:r>
-        <w:t xml:space="preserve"> no deben entrar en un lazo de espera infinito (si así sucediera, se puede generar bloqueo indefinido).</w:t>
+        <w:t xml:space="preserve"> 4. Dos o más procesos que están por ingresar a sus respectivas SC´s no deben entrar en un lazo de espera infinito (si así sucediera, se puede generar bloqueo indefinido).</w:t>
       </w:r>
     </w:p>
     <w:p>
@@ -244,7 +220,6 @@
                                 <w:sz w:val="20"/>
                               </w:rPr>
                             </w:pPr>
-                            <w:proofErr w:type="spellStart"/>
                             <w:r>
                               <w:rPr>
                                 <w:rFonts w:ascii="Consolas"/>
@@ -253,7 +228,6 @@
                               </w:rPr>
                               <w:t>int</w:t>
                             </w:r>
-                            <w:proofErr w:type="spellEnd"/>
                             <w:r>
                               <w:rPr>
                                 <w:rFonts w:ascii="Consolas"/>
@@ -542,7 +516,6 @@
                                 <w:lang w:val="en-US"/>
                               </w:rPr>
                             </w:pPr>
-                            <w:proofErr w:type="gramStart"/>
                             <w:r>
                               <w:rPr>
                                 <w:rFonts w:ascii="Consolas"/>
@@ -552,8 +525,6 @@
                               </w:rPr>
                               <w:t>while(</w:t>
                             </w:r>
-                            <w:proofErr w:type="spellStart"/>
-                            <w:proofErr w:type="gramEnd"/>
                             <w:r>
                               <w:rPr>
                                 <w:rFonts w:ascii="Consolas"/>
@@ -562,7 +533,6 @@
                               </w:rPr>
                               <w:t>turno</w:t>
                             </w:r>
-                            <w:proofErr w:type="spellEnd"/>
                             <w:r>
                               <w:rPr>
                                 <w:rFonts w:ascii="Consolas"/>
@@ -615,7 +585,6 @@
                               </w:rPr>
                               <w:t>while(</w:t>
                             </w:r>
-                            <w:proofErr w:type="spellStart"/>
                             <w:r>
                               <w:rPr>
                                 <w:rFonts w:ascii="Consolas"/>
@@ -624,7 +593,6 @@
                               </w:rPr>
                               <w:t>turno</w:t>
                             </w:r>
-                            <w:proofErr w:type="spellEnd"/>
                             <w:r>
                               <w:rPr>
                                 <w:rFonts w:ascii="Consolas"/>
@@ -904,7 +872,6 @@
                           <w:sz w:val="20"/>
                         </w:rPr>
                       </w:pPr>
-                      <w:proofErr w:type="spellStart"/>
                       <w:r>
                         <w:rPr>
                           <w:rFonts w:ascii="Consolas"/>
@@ -913,7 +880,6 @@
                         </w:rPr>
                         <w:t>int</w:t>
                       </w:r>
-                      <w:proofErr w:type="spellEnd"/>
                       <w:r>
                         <w:rPr>
                           <w:rFonts w:ascii="Consolas"/>
@@ -1202,7 +1168,6 @@
                           <w:lang w:val="en-US"/>
                         </w:rPr>
                       </w:pPr>
-                      <w:proofErr w:type="gramStart"/>
                       <w:r>
                         <w:rPr>
                           <w:rFonts w:ascii="Consolas"/>
@@ -1212,8 +1177,6 @@
                         </w:rPr>
                         <w:t>while(</w:t>
                       </w:r>
-                      <w:proofErr w:type="spellStart"/>
-                      <w:proofErr w:type="gramEnd"/>
                       <w:r>
                         <w:rPr>
                           <w:rFonts w:ascii="Consolas"/>
@@ -1222,7 +1185,6 @@
                         </w:rPr>
                         <w:t>turno</w:t>
                       </w:r>
-                      <w:proofErr w:type="spellEnd"/>
                       <w:r>
                         <w:rPr>
                           <w:rFonts w:ascii="Consolas"/>
@@ -1275,7 +1237,6 @@
                         </w:rPr>
                         <w:t>while(</w:t>
                       </w:r>
-                      <w:proofErr w:type="spellStart"/>
                       <w:r>
                         <w:rPr>
                           <w:rFonts w:ascii="Consolas"/>
@@ -1284,7 +1245,6 @@
                         </w:rPr>
                         <w:t>turno</w:t>
                       </w:r>
-                      <w:proofErr w:type="spellEnd"/>
                       <w:r>
                         <w:rPr>
                           <w:rFonts w:ascii="Consolas"/>
@@ -1894,14 +1854,12 @@
                               <w:pPr>
                                 <w:spacing w:line="267" w:lineRule="exact"/>
                               </w:pPr>
-                              <w:proofErr w:type="spellStart"/>
                               <w:r>
                                 <w:rPr>
                                   <w:b/>
                                 </w:rPr>
                                 <w:t>boolean</w:t>
                               </w:r>
-                              <w:proofErr w:type="spellEnd"/>
                               <w:r>
                                 <w:rPr>
                                   <w:b/>
@@ -1909,13 +1867,8 @@
                                 </w:rPr>
                                 <w:t xml:space="preserve"> </w:t>
                               </w:r>
-                              <w:proofErr w:type="gramStart"/>
                               <w:r>
-                                <w:t>estado[</w:t>
-                              </w:r>
-                              <w:proofErr w:type="gramEnd"/>
-                              <w:r>
-                                <w:t>2]</w:t>
+                                <w:t>estado[2]</w:t>
                               </w:r>
                               <w:r>
                                 <w:rPr>
@@ -2169,7 +2122,6 @@
                                   <w:lang w:val="es-AR"/>
                                 </w:rPr>
                               </w:pPr>
-                              <w:proofErr w:type="spellStart"/>
                               <w:r>
                                 <w:rPr>
                                   <w:rFonts w:ascii="Consolas"/>
@@ -2178,18 +2130,7 @@
                                   <w:sz w:val="20"/>
                                   <w:lang w:val="es-AR"/>
                                 </w:rPr>
-                                <w:t>while</w:t>
-                              </w:r>
-                              <w:proofErr w:type="spellEnd"/>
-                              <w:r>
-                                <w:rPr>
-                                  <w:rFonts w:ascii="Consolas"/>
-                                  <w:b/>
-                                  <w:spacing w:val="-2"/>
-                                  <w:sz w:val="20"/>
-                                  <w:lang w:val="es-AR"/>
-                                </w:rPr>
-                                <w:t>(</w:t>
+                                <w:t>while(</w:t>
                               </w:r>
                               <w:r>
                                 <w:rPr>
@@ -2218,21 +2159,12 @@
                                 </w:rPr>
                                 <w:t xml:space="preserve">/*SeccCritica_0*/; </w:t>
                               </w:r>
-                              <w:proofErr w:type="gramStart"/>
                               <w:r>
                                 <w:rPr>
                                   <w:rFonts w:ascii="Consolas"/>
                                   <w:sz w:val="20"/>
                                 </w:rPr>
-                                <w:t>estado[</w:t>
-                              </w:r>
-                              <w:proofErr w:type="gramEnd"/>
-                              <w:r>
-                                <w:rPr>
-                                  <w:rFonts w:ascii="Consolas"/>
-                                  <w:sz w:val="20"/>
-                                </w:rPr>
-                                <w:t>0]</w:t>
+                                <w:t>estado[0]</w:t>
                               </w:r>
                               <w:r>
                                 <w:rPr>
@@ -2452,7 +2384,6 @@
                                   <w:sz w:val="20"/>
                                 </w:rPr>
                               </w:pPr>
-                              <w:proofErr w:type="spellStart"/>
                               <w:r>
                                 <w:rPr>
                                   <w:rFonts w:ascii="Consolas"/>
@@ -2460,35 +2391,15 @@
                                   <w:spacing w:val="-2"/>
                                   <w:sz w:val="20"/>
                                 </w:rPr>
-                                <w:t>while</w:t>
+                                <w:t>while(</w:t>
                               </w:r>
-                              <w:proofErr w:type="spellEnd"/>
-                              <w:r>
-                                <w:rPr>
-                                  <w:rFonts w:ascii="Consolas"/>
-                                  <w:b/>
-                                  <w:spacing w:val="-2"/>
-                                  <w:sz w:val="20"/>
-                                </w:rPr>
-                                <w:t>(</w:t>
-                              </w:r>
-                              <w:proofErr w:type="gramStart"/>
                               <w:r>
                                 <w:rPr>
                                   <w:rFonts w:ascii="Consolas"/>
                                   <w:spacing w:val="-2"/>
                                   <w:sz w:val="20"/>
                                 </w:rPr>
-                                <w:t>estado[</w:t>
-                              </w:r>
-                              <w:proofErr w:type="gramEnd"/>
-                              <w:r>
-                                <w:rPr>
-                                  <w:rFonts w:ascii="Consolas"/>
-                                  <w:spacing w:val="-2"/>
-                                  <w:sz w:val="20"/>
-                                </w:rPr>
-                                <w:t>0]);</w:t>
+                                <w:t>estado[0]);</w:t>
                               </w:r>
                             </w:p>
                             <w:p>
@@ -2508,21 +2419,12 @@
                                 </w:rPr>
                                 <w:t xml:space="preserve">/*SeccCritica_1*/; </w:t>
                               </w:r>
-                              <w:proofErr w:type="gramStart"/>
                               <w:r>
                                 <w:rPr>
                                   <w:rFonts w:ascii="Consolas"/>
                                   <w:sz w:val="20"/>
                                 </w:rPr>
-                                <w:t>estado[</w:t>
-                              </w:r>
-                              <w:proofErr w:type="gramEnd"/>
-                              <w:r>
-                                <w:rPr>
-                                  <w:rFonts w:ascii="Consolas"/>
-                                  <w:sz w:val="20"/>
-                                </w:rPr>
-                                <w:t>1]</w:t>
+                                <w:t>estado[1]</w:t>
                               </w:r>
                               <w:r>
                                 <w:rPr>
@@ -2619,14 +2521,12 @@
                         <w:pPr>
                           <w:spacing w:line="267" w:lineRule="exact"/>
                         </w:pPr>
-                        <w:proofErr w:type="spellStart"/>
                         <w:r>
                           <w:rPr>
                             <w:b/>
                           </w:rPr>
                           <w:t>boolean</w:t>
                         </w:r>
-                        <w:proofErr w:type="spellEnd"/>
                         <w:r>
                           <w:rPr>
                             <w:b/>
@@ -2634,13 +2534,8 @@
                           </w:rPr>
                           <w:t xml:space="preserve"> </w:t>
                         </w:r>
-                        <w:proofErr w:type="gramStart"/>
                         <w:r>
-                          <w:t>estado[</w:t>
-                        </w:r>
-                        <w:proofErr w:type="gramEnd"/>
-                        <w:r>
-                          <w:t>2]</w:t>
+                          <w:t>estado[2]</w:t>
                         </w:r>
                         <w:r>
                           <w:rPr>
@@ -2880,7 +2775,6 @@
                             <w:lang w:val="es-AR"/>
                           </w:rPr>
                         </w:pPr>
-                        <w:proofErr w:type="spellStart"/>
                         <w:r>
                           <w:rPr>
                             <w:rFonts w:ascii="Consolas"/>
@@ -2889,18 +2783,7 @@
                             <w:sz w:val="20"/>
                             <w:lang w:val="es-AR"/>
                           </w:rPr>
-                          <w:t>while</w:t>
-                        </w:r>
-                        <w:proofErr w:type="spellEnd"/>
-                        <w:r>
-                          <w:rPr>
-                            <w:rFonts w:ascii="Consolas"/>
-                            <w:b/>
-                            <w:spacing w:val="-2"/>
-                            <w:sz w:val="20"/>
-                            <w:lang w:val="es-AR"/>
-                          </w:rPr>
-                          <w:t>(</w:t>
+                          <w:t>while(</w:t>
                         </w:r>
                         <w:r>
                           <w:rPr>
@@ -2929,21 +2812,12 @@
                           </w:rPr>
                           <w:t xml:space="preserve">/*SeccCritica_0*/; </w:t>
                         </w:r>
-                        <w:proofErr w:type="gramStart"/>
                         <w:r>
                           <w:rPr>
                             <w:rFonts w:ascii="Consolas"/>
                             <w:sz w:val="20"/>
                           </w:rPr>
-                          <w:t>estado[</w:t>
-                        </w:r>
-                        <w:proofErr w:type="gramEnd"/>
-                        <w:r>
-                          <w:rPr>
-                            <w:rFonts w:ascii="Consolas"/>
-                            <w:sz w:val="20"/>
-                          </w:rPr>
-                          <w:t>0]</w:t>
+                          <w:t>estado[0]</w:t>
                         </w:r>
                         <w:r>
                           <w:rPr>
@@ -3149,7 +3023,6 @@
                             <w:sz w:val="20"/>
                           </w:rPr>
                         </w:pPr>
-                        <w:proofErr w:type="spellStart"/>
                         <w:r>
                           <w:rPr>
                             <w:rFonts w:ascii="Consolas"/>
@@ -3157,35 +3030,15 @@
                             <w:spacing w:val="-2"/>
                             <w:sz w:val="20"/>
                           </w:rPr>
-                          <w:t>while</w:t>
+                          <w:t>while(</w:t>
                         </w:r>
-                        <w:proofErr w:type="spellEnd"/>
-                        <w:r>
-                          <w:rPr>
-                            <w:rFonts w:ascii="Consolas"/>
-                            <w:b/>
-                            <w:spacing w:val="-2"/>
-                            <w:sz w:val="20"/>
-                          </w:rPr>
-                          <w:t>(</w:t>
-                        </w:r>
-                        <w:proofErr w:type="gramStart"/>
                         <w:r>
                           <w:rPr>
                             <w:rFonts w:ascii="Consolas"/>
                             <w:spacing w:val="-2"/>
                             <w:sz w:val="20"/>
                           </w:rPr>
-                          <w:t>estado[</w:t>
-                        </w:r>
-                        <w:proofErr w:type="gramEnd"/>
-                        <w:r>
-                          <w:rPr>
-                            <w:rFonts w:ascii="Consolas"/>
-                            <w:spacing w:val="-2"/>
-                            <w:sz w:val="20"/>
-                          </w:rPr>
-                          <w:t>0]);</w:t>
+                          <w:t>estado[0]);</w:t>
                         </w:r>
                       </w:p>
                       <w:p>
@@ -3205,21 +3058,12 @@
                           </w:rPr>
                           <w:t xml:space="preserve">/*SeccCritica_1*/; </w:t>
                         </w:r>
-                        <w:proofErr w:type="gramStart"/>
                         <w:r>
                           <w:rPr>
                             <w:rFonts w:ascii="Consolas"/>
                             <w:sz w:val="20"/>
                           </w:rPr>
-                          <w:t>estado[</w:t>
-                        </w:r>
-                        <w:proofErr w:type="gramEnd"/>
-                        <w:r>
-                          <w:rPr>
-                            <w:rFonts w:ascii="Consolas"/>
-                            <w:sz w:val="20"/>
-                          </w:rPr>
-                          <w:t>1]</w:t>
+                          <w:t>estado[1]</w:t>
                         </w:r>
                         <w:r>
                           <w:rPr>
@@ -3490,21 +3334,7 @@
         <w:rPr>
           <w:bCs/>
         </w:rPr>
-        <w:t xml:space="preserve">mpo, cada uno de ellos pondrá la variable estado que maneja en true, impidiendo que el otro entre a la sección crítica. Por lo tanto, ambos se encontrarán en un lazo de espera. Como ninguna entra a la sección crítica, la </w:t>
-      </w:r>
-      <w:proofErr w:type="gramStart"/>
-      <w:r>
-        <w:rPr>
-          <w:bCs/>
-        </w:rPr>
-        <w:t>variable estado nunca</w:t>
-      </w:r>
-      <w:proofErr w:type="gramEnd"/>
-      <w:r>
-        <w:rPr>
-          <w:bCs/>
-        </w:rPr>
-        <w:t xml:space="preserve"> podrá cambiar su estado. Luego, ambos procesos quedarán en un lazo de espera infinito.</w:t>
+        <w:t>mpo, cada uno de ellos pondrá la variable estado que maneja en true, impidiendo que el otro entre a la sección crítica. Por lo tanto, ambos se encontrarán en un lazo de espera. Como ninguna entra a la sección crítica, la variable estado nunca podrá cambiar su estado. Luego, ambos procesos quedarán en un lazo de espera infinito.</w:t>
       </w:r>
     </w:p>
     <w:p>
@@ -3702,14 +3532,12 @@
                               <w:pPr>
                                 <w:spacing w:line="265" w:lineRule="exact"/>
                               </w:pPr>
-                              <w:proofErr w:type="spellStart"/>
                               <w:r>
                                 <w:rPr>
                                   <w:b/>
                                 </w:rPr>
                                 <w:t>boolean</w:t>
                               </w:r>
-                              <w:proofErr w:type="spellEnd"/>
                               <w:r>
                                 <w:rPr>
                                   <w:b/>
@@ -3717,13 +3545,8 @@
                                 </w:rPr>
                                 <w:t xml:space="preserve"> </w:t>
                               </w:r>
-                              <w:proofErr w:type="gramStart"/>
                               <w:r>
-                                <w:t>estado[</w:t>
-                              </w:r>
-                              <w:proofErr w:type="gramEnd"/>
-                              <w:r>
-                                <w:t>2]</w:t>
+                                <w:t>estado[2]</w:t>
                               </w:r>
                               <w:r>
                                 <w:rPr>
@@ -3880,7 +3703,6 @@
                                   <w:sz w:val="20"/>
                                 </w:rPr>
                               </w:pPr>
-                              <w:proofErr w:type="spellStart"/>
                               <w:r>
                                 <w:rPr>
                                   <w:rFonts w:ascii="Consolas"/>
@@ -3888,17 +3710,7 @@
                                   <w:spacing w:val="-2"/>
                                   <w:sz w:val="20"/>
                                 </w:rPr>
-                                <w:t>while</w:t>
-                              </w:r>
-                              <w:proofErr w:type="spellEnd"/>
-                              <w:r>
-                                <w:rPr>
-                                  <w:rFonts w:ascii="Consolas"/>
-                                  <w:b/>
-                                  <w:spacing w:val="-2"/>
-                                  <w:sz w:val="20"/>
-                                </w:rPr>
-                                <w:t>(true)</w:t>
+                                <w:t>while(true)</w:t>
                               </w:r>
                             </w:p>
                             <w:p>
@@ -3929,21 +3741,12 @@
                                   <w:sz w:val="20"/>
                                 </w:rPr>
                               </w:pPr>
-                              <w:proofErr w:type="gramStart"/>
                               <w:r>
                                 <w:rPr>
                                   <w:rFonts w:ascii="Consolas"/>
                                   <w:sz w:val="20"/>
                                 </w:rPr>
-                                <w:t>estado[</w:t>
-                              </w:r>
-                              <w:proofErr w:type="gramEnd"/>
-                              <w:r>
-                                <w:rPr>
-                                  <w:rFonts w:ascii="Consolas"/>
-                                  <w:sz w:val="20"/>
-                                </w:rPr>
-                                <w:t>0]</w:t>
+                                <w:t>estado[0]</w:t>
                               </w:r>
                               <w:r>
                                 <w:rPr>
@@ -3985,7 +3788,6 @@
                                   <w:sz w:val="20"/>
                                 </w:rPr>
                               </w:pPr>
-                              <w:proofErr w:type="spellStart"/>
                               <w:r>
                                 <w:rPr>
                                   <w:rFonts w:ascii="Consolas"/>
@@ -3995,32 +3797,13 @@
                                 </w:rPr>
                                 <w:t>if</w:t>
                               </w:r>
-                              <w:proofErr w:type="spellEnd"/>
                               <w:r>
                                 <w:rPr>
                                   <w:rFonts w:ascii="Consolas"/>
                                   <w:spacing w:val="-2"/>
                                   <w:sz w:val="20"/>
                                 </w:rPr>
-                                <w:t>(</w:t>
-                              </w:r>
-                              <w:proofErr w:type="gramStart"/>
-                              <w:r>
-                                <w:rPr>
-                                  <w:rFonts w:ascii="Consolas"/>
-                                  <w:spacing w:val="-2"/>
-                                  <w:sz w:val="20"/>
-                                </w:rPr>
-                                <w:t>estado[</w:t>
-                              </w:r>
-                              <w:proofErr w:type="gramEnd"/>
-                              <w:r>
-                                <w:rPr>
-                                  <w:rFonts w:ascii="Consolas"/>
-                                  <w:spacing w:val="-2"/>
-                                  <w:sz w:val="20"/>
-                                </w:rPr>
-                                <w:t xml:space="preserve">1]) </w:t>
+                                <w:t xml:space="preserve">(estado[1]) </w:t>
                               </w:r>
                               <w:r>
                                 <w:rPr>
@@ -4069,7 +3852,6 @@
                                   <w:sz w:val="20"/>
                                 </w:rPr>
                               </w:pPr>
-                              <w:proofErr w:type="spellStart"/>
                               <w:r>
                                 <w:rPr>
                                   <w:rFonts w:ascii="Consolas"/>
@@ -4079,7 +3861,6 @@
                                 </w:rPr>
                                 <w:t>else</w:t>
                               </w:r>
-                              <w:proofErr w:type="spellEnd"/>
                             </w:p>
                             <w:p>
                               <w:pPr>
@@ -4118,21 +3899,12 @@
                                 </w:rPr>
                                 <w:t xml:space="preserve">/*SeccCritica_0*/; </w:t>
                               </w:r>
-                              <w:proofErr w:type="gramStart"/>
                               <w:r>
                                 <w:rPr>
                                   <w:rFonts w:ascii="Consolas"/>
                                   <w:sz w:val="20"/>
                                 </w:rPr>
-                                <w:t>estado[</w:t>
-                              </w:r>
-                              <w:proofErr w:type="gramEnd"/>
-                              <w:r>
-                                <w:rPr>
-                                  <w:rFonts w:ascii="Consolas"/>
-                                  <w:sz w:val="20"/>
-                                </w:rPr>
-                                <w:t>0]</w:t>
+                                <w:t>estado[0]</w:t>
                               </w:r>
                               <w:r>
                                 <w:rPr>
@@ -4371,7 +4143,6 @@
                                   <w:sz w:val="20"/>
                                 </w:rPr>
                               </w:pPr>
-                              <w:proofErr w:type="spellStart"/>
                               <w:r>
                                 <w:rPr>
                                   <w:rFonts w:ascii="Consolas"/>
@@ -4381,32 +4152,13 @@
                                 </w:rPr>
                                 <w:t>if</w:t>
                               </w:r>
-                              <w:proofErr w:type="spellEnd"/>
                               <w:r>
                                 <w:rPr>
                                   <w:rFonts w:ascii="Consolas"/>
                                   <w:spacing w:val="-2"/>
                                   <w:sz w:val="20"/>
                                 </w:rPr>
-                                <w:t>(</w:t>
-                              </w:r>
-                              <w:proofErr w:type="gramStart"/>
-                              <w:r>
-                                <w:rPr>
-                                  <w:rFonts w:ascii="Consolas"/>
-                                  <w:spacing w:val="-2"/>
-                                  <w:sz w:val="20"/>
-                                </w:rPr>
-                                <w:t>estado[</w:t>
-                              </w:r>
-                              <w:proofErr w:type="gramEnd"/>
-                              <w:r>
-                                <w:rPr>
-                                  <w:rFonts w:ascii="Consolas"/>
-                                  <w:spacing w:val="-2"/>
-                                  <w:sz w:val="20"/>
-                                </w:rPr>
-                                <w:t xml:space="preserve">0]) </w:t>
+                                <w:t xml:space="preserve">(estado[0]) </w:t>
                               </w:r>
                               <w:r>
                                 <w:rPr>
@@ -4455,7 +4207,6 @@
                                   <w:sz w:val="20"/>
                                 </w:rPr>
                               </w:pPr>
-                              <w:proofErr w:type="spellStart"/>
                               <w:r>
                                 <w:rPr>
                                   <w:rFonts w:ascii="Consolas"/>
@@ -4465,7 +4216,6 @@
                                 </w:rPr>
                                 <w:t>else</w:t>
                               </w:r>
-                              <w:proofErr w:type="spellEnd"/>
                             </w:p>
                             <w:p>
                               <w:pPr>
@@ -4504,21 +4254,12 @@
                                 </w:rPr>
                                 <w:t xml:space="preserve">/*SeccCritica_1*/; </w:t>
                               </w:r>
-                              <w:proofErr w:type="gramStart"/>
                               <w:r>
                                 <w:rPr>
                                   <w:rFonts w:ascii="Consolas"/>
                                   <w:sz w:val="20"/>
                                 </w:rPr>
-                                <w:t>estado[</w:t>
-                              </w:r>
-                              <w:proofErr w:type="gramEnd"/>
-                              <w:r>
-                                <w:rPr>
-                                  <w:rFonts w:ascii="Consolas"/>
-                                  <w:sz w:val="20"/>
-                                </w:rPr>
-                                <w:t>1]</w:t>
+                                <w:t>estado[1]</w:t>
                               </w:r>
                               <w:r>
                                 <w:rPr>
@@ -4635,14 +4376,12 @@
                         <w:pPr>
                           <w:spacing w:line="265" w:lineRule="exact"/>
                         </w:pPr>
-                        <w:proofErr w:type="spellStart"/>
                         <w:r>
                           <w:rPr>
                             <w:b/>
                           </w:rPr>
                           <w:t>boolean</w:t>
                         </w:r>
-                        <w:proofErr w:type="spellEnd"/>
                         <w:r>
                           <w:rPr>
                             <w:b/>
@@ -4650,13 +4389,8 @@
                           </w:rPr>
                           <w:t xml:space="preserve"> </w:t>
                         </w:r>
-                        <w:proofErr w:type="gramStart"/>
                         <w:r>
-                          <w:t>estado[</w:t>
-                        </w:r>
-                        <w:proofErr w:type="gramEnd"/>
-                        <w:r>
-                          <w:t>2]</w:t>
+                          <w:t>estado[2]</w:t>
                         </w:r>
                         <w:r>
                           <w:rPr>
@@ -4799,7 +4533,6 @@
                             <w:sz w:val="20"/>
                           </w:rPr>
                         </w:pPr>
-                        <w:proofErr w:type="spellStart"/>
                         <w:r>
                           <w:rPr>
                             <w:rFonts w:ascii="Consolas"/>
@@ -4807,17 +4540,7 @@
                             <w:spacing w:val="-2"/>
                             <w:sz w:val="20"/>
                           </w:rPr>
-                          <w:t>while</w:t>
-                        </w:r>
-                        <w:proofErr w:type="spellEnd"/>
-                        <w:r>
-                          <w:rPr>
-                            <w:rFonts w:ascii="Consolas"/>
-                            <w:b/>
-                            <w:spacing w:val="-2"/>
-                            <w:sz w:val="20"/>
-                          </w:rPr>
-                          <w:t>(true)</w:t>
+                          <w:t>while(true)</w:t>
                         </w:r>
                       </w:p>
                       <w:p>
@@ -4848,21 +4571,12 @@
                             <w:sz w:val="20"/>
                           </w:rPr>
                         </w:pPr>
-                        <w:proofErr w:type="gramStart"/>
                         <w:r>
                           <w:rPr>
                             <w:rFonts w:ascii="Consolas"/>
                             <w:sz w:val="20"/>
                           </w:rPr>
-                          <w:t>estado[</w:t>
-                        </w:r>
-                        <w:proofErr w:type="gramEnd"/>
-                        <w:r>
-                          <w:rPr>
-                            <w:rFonts w:ascii="Consolas"/>
-                            <w:sz w:val="20"/>
-                          </w:rPr>
-                          <w:t>0]</w:t>
+                          <w:t>estado[0]</w:t>
                         </w:r>
                         <w:r>
                           <w:rPr>
@@ -4904,7 +4618,6 @@
                             <w:sz w:val="20"/>
                           </w:rPr>
                         </w:pPr>
-                        <w:proofErr w:type="spellStart"/>
                         <w:r>
                           <w:rPr>
                             <w:rFonts w:ascii="Consolas"/>
@@ -4914,32 +4627,13 @@
                           </w:rPr>
                           <w:t>if</w:t>
                         </w:r>
-                        <w:proofErr w:type="spellEnd"/>
                         <w:r>
                           <w:rPr>
                             <w:rFonts w:ascii="Consolas"/>
                             <w:spacing w:val="-2"/>
                             <w:sz w:val="20"/>
                           </w:rPr>
-                          <w:t>(</w:t>
-                        </w:r>
-                        <w:proofErr w:type="gramStart"/>
-                        <w:r>
-                          <w:rPr>
-                            <w:rFonts w:ascii="Consolas"/>
-                            <w:spacing w:val="-2"/>
-                            <w:sz w:val="20"/>
-                          </w:rPr>
-                          <w:t>estado[</w:t>
-                        </w:r>
-                        <w:proofErr w:type="gramEnd"/>
-                        <w:r>
-                          <w:rPr>
-                            <w:rFonts w:ascii="Consolas"/>
-                            <w:spacing w:val="-2"/>
-                            <w:sz w:val="20"/>
-                          </w:rPr>
-                          <w:t xml:space="preserve">1]) </w:t>
+                          <w:t xml:space="preserve">(estado[1]) </w:t>
                         </w:r>
                         <w:r>
                           <w:rPr>
@@ -4988,7 +4682,6 @@
                             <w:sz w:val="20"/>
                           </w:rPr>
                         </w:pPr>
-                        <w:proofErr w:type="spellStart"/>
                         <w:r>
                           <w:rPr>
                             <w:rFonts w:ascii="Consolas"/>
@@ -4998,7 +4691,6 @@
                           </w:rPr>
                           <w:t>else</w:t>
                         </w:r>
-                        <w:proofErr w:type="spellEnd"/>
                       </w:p>
                       <w:p>
                         <w:pPr>
@@ -5037,21 +4729,12 @@
                           </w:rPr>
                           <w:t xml:space="preserve">/*SeccCritica_0*/; </w:t>
                         </w:r>
-                        <w:proofErr w:type="gramStart"/>
                         <w:r>
                           <w:rPr>
                             <w:rFonts w:ascii="Consolas"/>
                             <w:sz w:val="20"/>
                           </w:rPr>
-                          <w:t>estado[</w:t>
-                        </w:r>
-                        <w:proofErr w:type="gramEnd"/>
-                        <w:r>
-                          <w:rPr>
-                            <w:rFonts w:ascii="Consolas"/>
-                            <w:sz w:val="20"/>
-                          </w:rPr>
-                          <w:t>0]</w:t>
+                          <w:t>estado[0]</w:t>
                         </w:r>
                         <w:r>
                           <w:rPr>
@@ -5276,7 +4959,6 @@
                             <w:sz w:val="20"/>
                           </w:rPr>
                         </w:pPr>
-                        <w:proofErr w:type="spellStart"/>
                         <w:r>
                           <w:rPr>
                             <w:rFonts w:ascii="Consolas"/>
@@ -5286,32 +4968,13 @@
                           </w:rPr>
                           <w:t>if</w:t>
                         </w:r>
-                        <w:proofErr w:type="spellEnd"/>
                         <w:r>
                           <w:rPr>
                             <w:rFonts w:ascii="Consolas"/>
                             <w:spacing w:val="-2"/>
                             <w:sz w:val="20"/>
                           </w:rPr>
-                          <w:t>(</w:t>
-                        </w:r>
-                        <w:proofErr w:type="gramStart"/>
-                        <w:r>
-                          <w:rPr>
-                            <w:rFonts w:ascii="Consolas"/>
-                            <w:spacing w:val="-2"/>
-                            <w:sz w:val="20"/>
-                          </w:rPr>
-                          <w:t>estado[</w:t>
-                        </w:r>
-                        <w:proofErr w:type="gramEnd"/>
-                        <w:r>
-                          <w:rPr>
-                            <w:rFonts w:ascii="Consolas"/>
-                            <w:spacing w:val="-2"/>
-                            <w:sz w:val="20"/>
-                          </w:rPr>
-                          <w:t xml:space="preserve">0]) </w:t>
+                          <w:t xml:space="preserve">(estado[0]) </w:t>
                         </w:r>
                         <w:r>
                           <w:rPr>
@@ -5360,7 +5023,6 @@
                             <w:sz w:val="20"/>
                           </w:rPr>
                         </w:pPr>
-                        <w:proofErr w:type="spellStart"/>
                         <w:r>
                           <w:rPr>
                             <w:rFonts w:ascii="Consolas"/>
@@ -5370,7 +5032,6 @@
                           </w:rPr>
                           <w:t>else</w:t>
                         </w:r>
-                        <w:proofErr w:type="spellEnd"/>
                       </w:p>
                       <w:p>
                         <w:pPr>
@@ -5409,21 +5070,12 @@
                           </w:rPr>
                           <w:t xml:space="preserve">/*SeccCritica_1*/; </w:t>
                         </w:r>
-                        <w:proofErr w:type="gramStart"/>
                         <w:r>
                           <w:rPr>
                             <w:rFonts w:ascii="Consolas"/>
                             <w:sz w:val="20"/>
                           </w:rPr>
-                          <w:t>estado[</w:t>
-                        </w:r>
-                        <w:proofErr w:type="gramEnd"/>
-                        <w:r>
-                          <w:rPr>
-                            <w:rFonts w:ascii="Consolas"/>
-                            <w:sz w:val="20"/>
-                          </w:rPr>
-                          <w:t>1]</w:t>
+                          <w:t>estado[1]</w:t>
                         </w:r>
                         <w:r>
                           <w:rPr>
@@ -5579,22 +5231,14 @@
         <w:rPr>
           <w:bCs/>
         </w:rPr>
-        <w:t xml:space="preserve">no pueda entrar a su sección crítica si </w:t>
-      </w:r>
-      <w:proofErr w:type="spellStart"/>
+        <w:t>no pueda entrar a su sección crítica si as</w:t>
+      </w:r>
       <w:r>
         <w:rPr>
           <w:bCs/>
         </w:rPr>
-        <w:t>as</w:t>
-      </w:r>
-      <w:r>
-        <w:rPr>
-          <w:bCs/>
-        </w:rPr>
         <w:t>i</w:t>
       </w:r>
-      <w:proofErr w:type="spellEnd"/>
       <w:r>
         <w:rPr>
           <w:bCs/>
@@ -5684,7 +5328,6 @@
         </w:rPr>
         <w:t xml:space="preserve">No se cumple. Por ejemplo si, P0 es muy rápido, ejecuta todo su bucle (fija </w:t>
       </w:r>
-      <w:proofErr w:type="gramStart"/>
       <w:r>
         <w:rPr>
           <w:rStyle w:val="CdigoHTML"/>
@@ -5693,9 +5336,17 @@
           <w:szCs w:val="22"/>
           <w:lang w:val="es-AR"/>
         </w:rPr>
-        <w:t>estado[</w:t>
-      </w:r>
-      <w:proofErr w:type="gramEnd"/>
+        <w:t>estado[0]=true</w:t>
+      </w:r>
+      <w:r>
+        <w:rPr>
+          <w:rFonts w:asciiTheme="minorHAnsi" w:hAnsiTheme="minorHAnsi" w:cstheme="minorHAnsi"/>
+          <w:sz w:val="22"/>
+          <w:szCs w:val="22"/>
+          <w:lang w:val="es-AR"/>
+        </w:rPr>
+        <w:t xml:space="preserve">, comprueba </w:t>
+      </w:r>
       <w:r>
         <w:rPr>
           <w:rStyle w:val="CdigoHTML"/>
@@ -5704,7 +5355,7 @@
           <w:szCs w:val="22"/>
           <w:lang w:val="es-AR"/>
         </w:rPr>
-        <w:t>0]=true</w:t>
+        <w:t>estado[1]</w:t>
       </w:r>
       <w:r>
         <w:rPr>
@@ -5713,7 +5364,7 @@
           <w:szCs w:val="22"/>
           <w:lang w:val="es-AR"/>
         </w:rPr>
-        <w:t xml:space="preserve">, comprueba </w:t>
+        <w:t xml:space="preserve"> que está </w:t>
       </w:r>
       <w:r>
         <w:rPr>
@@ -5723,7 +5374,7 @@
           <w:szCs w:val="22"/>
           <w:lang w:val="es-AR"/>
         </w:rPr>
-        <w:t>estado[1]</w:t>
+        <w:t>false</w:t>
       </w:r>
       <w:r>
         <w:rPr>
@@ -5732,7 +5383,7 @@
           <w:szCs w:val="22"/>
           <w:lang w:val="es-AR"/>
         </w:rPr>
-        <w:t xml:space="preserve"> que está </w:t>
+        <w:t xml:space="preserve">, entra a la SC, sale, pone </w:t>
       </w:r>
       <w:r>
         <w:rPr>
@@ -5742,7 +5393,7 @@
           <w:szCs w:val="22"/>
           <w:lang w:val="es-AR"/>
         </w:rPr>
-        <w:t>false</w:t>
+        <w:t>estado[0]=false</w:t>
       </w:r>
       <w:r>
         <w:rPr>
@@ -5751,7 +5402,7 @@
           <w:szCs w:val="22"/>
           <w:lang w:val="es-AR"/>
         </w:rPr>
-        <w:t xml:space="preserve">, entra a la SC, sale, pone </w:t>
+        <w:t xml:space="preserve"> y vuelve a empezar) repetidas veces antes de que P1 tenga oportunidad de ejecutar incluso la instrucción </w:t>
       </w:r>
       <w:r>
         <w:rPr>
@@ -5761,7 +5412,7 @@
           <w:szCs w:val="22"/>
           <w:lang w:val="es-AR"/>
         </w:rPr>
-        <w:t>estado[0]=false</w:t>
+        <w:t>estado[1] = true</w:t>
       </w:r>
       <w:r>
         <w:rPr>
@@ -5770,17 +5421,16 @@
           <w:szCs w:val="22"/>
           <w:lang w:val="es-AR"/>
         </w:rPr>
-        <w:t xml:space="preserve"> y vuelve a empezar) repetidas veces antes de que P1 tenga oportunidad de ejecutar incluso la instrucción </w:t>
-      </w:r>
-      <w:r>
-        <w:rPr>
-          <w:rStyle w:val="CdigoHTML"/>
+        <w:t>.</w:t>
+      </w:r>
+      <w:r>
+        <w:rPr>
           <w:rFonts w:asciiTheme="minorHAnsi" w:hAnsiTheme="minorHAnsi" w:cstheme="minorHAnsi"/>
           <w:sz w:val="22"/>
           <w:szCs w:val="22"/>
           <w:lang w:val="es-AR"/>
         </w:rPr>
-        <w:t>estado[1] = true</w:t>
+        <w:t xml:space="preserve"> </w:t>
       </w:r>
       <w:r>
         <w:rPr>
@@ -5789,7 +5439,7 @@
           <w:szCs w:val="22"/>
           <w:lang w:val="es-AR"/>
         </w:rPr>
-        <w:t>.</w:t>
+        <w:t>Si esto sucede repetidamente, P1 puede quedarse siempre detrás y nunca entrar</w:t>
       </w:r>
       <w:r>
         <w:rPr>
@@ -5798,25 +5448,7 @@
           <w:szCs w:val="22"/>
           <w:lang w:val="es-AR"/>
         </w:rPr>
-        <w:t xml:space="preserve"> </w:t>
-      </w:r>
-      <w:r>
-        <w:rPr>
-          <w:rFonts w:asciiTheme="minorHAnsi" w:hAnsiTheme="minorHAnsi" w:cstheme="minorHAnsi"/>
-          <w:sz w:val="22"/>
-          <w:szCs w:val="22"/>
-          <w:lang w:val="es-AR"/>
-        </w:rPr>
-        <w:t>Si esto sucede repetidamente, P1 puede quedarse siempre detrás y nunca entrar</w:t>
-      </w:r>
-      <w:r>
-        <w:rPr>
-          <w:rFonts w:asciiTheme="minorHAnsi" w:hAnsiTheme="minorHAnsi" w:cstheme="minorHAnsi"/>
-          <w:sz w:val="22"/>
-          <w:szCs w:val="22"/>
-          <w:lang w:val="es-AR"/>
-        </w:rPr>
-        <w:t>,</w:t>
+        <w:t>.</w:t>
       </w:r>
     </w:p>
     <w:p>
@@ -6430,7 +6062,6 @@
       <w:r>
         <w:t xml:space="preserve">los valores que toman en cada paso las variables </w:t>
       </w:r>
-      <w:proofErr w:type="spellStart"/>
       <w:r>
         <w:rPr>
           <w:b/>
@@ -6438,50 +6069,38 @@
         </w:rPr>
         <w:t>mutex</w:t>
       </w:r>
-      <w:proofErr w:type="spellEnd"/>
       <w:r>
         <w:t xml:space="preserve">, </w:t>
       </w:r>
-      <w:proofErr w:type="spellStart"/>
       <w:r>
         <w:rPr>
           <w:b/>
           <w:i/>
         </w:rPr>
-        <w:t>delay</w:t>
-      </w:r>
-      <w:proofErr w:type="spellEnd"/>
+        <w:t xml:space="preserve">delay </w:t>
+      </w:r>
+      <w:r>
+        <w:t xml:space="preserve">y </w:t>
+      </w:r>
       <w:r>
         <w:rPr>
           <w:b/>
           <w:i/>
         </w:rPr>
+        <w:t>s</w:t>
+      </w:r>
+      <w:r>
+        <w:t>, e indique en cada caso qué proceso modifica</w:t>
+      </w:r>
+      <w:r>
+        <w:rPr>
+          <w:spacing w:val="-13"/>
+        </w:rPr>
         <w:t xml:space="preserve"> </w:t>
       </w:r>
       <w:r>
-        <w:t xml:space="preserve">y </w:t>
-      </w:r>
-      <w:r>
-        <w:rPr>
-          <w:b/>
-          <w:i/>
-        </w:rPr>
-        <w:t>s</w:t>
-      </w:r>
-      <w:r>
-        <w:t>, e indique en cada caso qué proceso modifica</w:t>
-      </w:r>
-      <w:r>
-        <w:rPr>
-          <w:spacing w:val="-13"/>
-        </w:rPr>
-        <w:t xml:space="preserve"> </w:t>
-      </w:r>
-      <w:proofErr w:type="gramStart"/>
-      <w:r>
         <w:t>éstas</w:t>
       </w:r>
-      <w:proofErr w:type="gramEnd"/>
       <w:r>
         <w:rPr>
           <w:spacing w:val="-12"/>
@@ -6950,7 +6569,6 @@
           <w:lang w:val="en-US"/>
         </w:rPr>
       </w:pPr>
-      <w:proofErr w:type="spellStart"/>
       <w:r>
         <w:rPr>
           <w:rFonts w:ascii="Courier New" w:hAnsi="Courier New"/>
@@ -6961,7 +6579,6 @@
         </w:rPr>
         <w:t>Operación</w:t>
       </w:r>
-      <w:proofErr w:type="spellEnd"/>
       <w:r>
         <w:rPr>
           <w:rFonts w:ascii="Courier New" w:hAnsi="Courier New"/>
@@ -7184,7 +6801,6 @@
           <w:lang w:val="en-US"/>
         </w:rPr>
       </w:pPr>
-      <w:proofErr w:type="spellStart"/>
       <w:r>
         <w:rPr>
           <w:rFonts w:ascii="Courier New"/>
@@ -7192,17 +6808,7 @@
           <w:sz w:val="20"/>
           <w:lang w:val="en-US"/>
         </w:rPr>
-        <w:t>Vb</w:t>
-      </w:r>
-      <w:proofErr w:type="spellEnd"/>
-      <w:r>
-        <w:rPr>
-          <w:rFonts w:ascii="Courier New"/>
-          <w:spacing w:val="-2"/>
-          <w:sz w:val="20"/>
-          <w:lang w:val="en-US"/>
-        </w:rPr>
-        <w:t>(mutex); Pb(delay);</w:t>
+        <w:t>Vb(mutex); Pb(delay);</w:t>
       </w:r>
     </w:p>
     <w:p>
@@ -7214,41 +6820,13 @@
           <w:sz w:val="20"/>
         </w:rPr>
       </w:pPr>
-      <w:proofErr w:type="spellStart"/>
       <w:r>
         <w:rPr>
           <w:rFonts w:ascii="Courier New"/>
           <w:spacing w:val="-2"/>
           <w:sz w:val="20"/>
         </w:rPr>
-        <w:t>Vb</w:t>
-      </w:r>
-      <w:proofErr w:type="spellEnd"/>
-      <w:r>
-        <w:rPr>
-          <w:rFonts w:ascii="Courier New"/>
-          <w:spacing w:val="-2"/>
-          <w:sz w:val="20"/>
-        </w:rPr>
-        <w:t>(</w:t>
-      </w:r>
-      <w:proofErr w:type="spellStart"/>
-      <w:r>
-        <w:rPr>
-          <w:rFonts w:ascii="Courier New"/>
-          <w:spacing w:val="-2"/>
-          <w:sz w:val="20"/>
-        </w:rPr>
-        <w:t>mutex</w:t>
-      </w:r>
-      <w:proofErr w:type="spellEnd"/>
-      <w:r>
-        <w:rPr>
-          <w:rFonts w:ascii="Courier New"/>
-          <w:spacing w:val="-2"/>
-          <w:sz w:val="20"/>
-        </w:rPr>
-        <w:t>);</w:t>
+        <w:t>Vb(mutex);</w:t>
       </w:r>
     </w:p>
     <w:p>
@@ -7493,7 +7071,6 @@
           <w:lang w:val="en-US"/>
         </w:rPr>
       </w:pPr>
-      <w:proofErr w:type="spellStart"/>
       <w:r>
         <w:rPr>
           <w:rFonts w:ascii="Courier New"/>
@@ -7501,17 +7078,7 @@
           <w:sz w:val="20"/>
           <w:lang w:val="en-US"/>
         </w:rPr>
-        <w:t>Vb</w:t>
-      </w:r>
-      <w:proofErr w:type="spellEnd"/>
-      <w:r>
-        <w:rPr>
-          <w:rFonts w:ascii="Courier New"/>
-          <w:spacing w:val="-2"/>
-          <w:sz w:val="20"/>
-          <w:lang w:val="en-US"/>
-        </w:rPr>
-        <w:t>(delay);</w:t>
+        <w:t>Vb(delay);</w:t>
       </w:r>
     </w:p>
     <w:p>
@@ -7546,7 +7113,6 @@
           <w:lang w:val="en-US"/>
         </w:rPr>
       </w:pPr>
-      <w:proofErr w:type="spellStart"/>
       <w:r>
         <w:rPr>
           <w:rFonts w:ascii="Courier New"/>
@@ -7554,17 +7120,7 @@
           <w:sz w:val="20"/>
           <w:lang w:val="en-US"/>
         </w:rPr>
-        <w:t>Vb</w:t>
-      </w:r>
-      <w:proofErr w:type="spellEnd"/>
-      <w:r>
-        <w:rPr>
-          <w:rFonts w:ascii="Courier New"/>
-          <w:spacing w:val="-2"/>
-          <w:sz w:val="20"/>
-          <w:lang w:val="en-US"/>
-        </w:rPr>
-        <w:t>(mutex);</w:t>
+        <w:t>Vb(mutex);</w:t>
       </w:r>
     </w:p>
     <w:p>
@@ -7750,7 +7306,6 @@
                 <w:sz w:val="19"/>
               </w:rPr>
             </w:pPr>
-            <w:proofErr w:type="spellStart"/>
             <w:r>
               <w:rPr>
                 <w:b/>
@@ -7759,7 +7314,6 @@
               </w:rPr>
               <w:t>mutex</w:t>
             </w:r>
-            <w:proofErr w:type="spellEnd"/>
           </w:p>
         </w:tc>
         <w:tc>
@@ -7778,7 +7332,6 @@
                 <w:sz w:val="19"/>
               </w:rPr>
             </w:pPr>
-            <w:proofErr w:type="spellStart"/>
             <w:r>
               <w:rPr>
                 <w:b/>
@@ -7787,7 +7340,6 @@
               </w:rPr>
               <w:t>delay</w:t>
             </w:r>
-            <w:proofErr w:type="spellEnd"/>
           </w:p>
         </w:tc>
         <w:tc>
@@ -8030,23 +7582,7 @@
                 <w:spacing w:val="-10"/>
                 <w:sz w:val="19"/>
               </w:rPr>
-              <w:t>P(s) = Pb(</w:t>
-            </w:r>
-            <w:proofErr w:type="spellStart"/>
-            <w:r>
-              <w:rPr>
-                <w:spacing w:val="-10"/>
-                <w:sz w:val="19"/>
-              </w:rPr>
-              <w:t>mutex</w:t>
-            </w:r>
-            <w:proofErr w:type="spellEnd"/>
-            <w:r>
-              <w:rPr>
-                <w:spacing w:val="-10"/>
-                <w:sz w:val="19"/>
-              </w:rPr>
-              <w:t>)</w:t>
+              <w:t>P(s) = Pb(mutex)</w:t>
             </w:r>
           </w:p>
         </w:tc>
@@ -8370,23 +7906,7 @@
                 <w:spacing w:val="-10"/>
                 <w:sz w:val="19"/>
               </w:rPr>
-              <w:t>P(s) = Pb(</w:t>
-            </w:r>
-            <w:proofErr w:type="spellStart"/>
-            <w:r>
-              <w:rPr>
-                <w:spacing w:val="-10"/>
-                <w:sz w:val="19"/>
-              </w:rPr>
-              <w:t>mutex</w:t>
-            </w:r>
-            <w:proofErr w:type="spellEnd"/>
-            <w:r>
-              <w:rPr>
-                <w:spacing w:val="-10"/>
-                <w:sz w:val="19"/>
-              </w:rPr>
-              <w:t>)</w:t>
+              <w:t>P(s) = Pb(mutex)</w:t>
             </w:r>
           </w:p>
         </w:tc>
@@ -8527,21 +8047,12 @@
                 <w:sz w:val="19"/>
               </w:rPr>
             </w:pPr>
-            <w:proofErr w:type="spellStart"/>
-            <w:r>
-              <w:rPr>
-                <w:spacing w:val="-10"/>
-                <w:sz w:val="19"/>
-              </w:rPr>
-              <w:t>If</w:t>
-            </w:r>
-            <w:proofErr w:type="spellEnd"/>
-            <w:r>
-              <w:rPr>
-                <w:spacing w:val="-10"/>
-                <w:sz w:val="19"/>
-              </w:rPr>
-              <w:t>(s&lt;0)</w:t>
+            <w:r>
+              <w:rPr>
+                <w:spacing w:val="-10"/>
+                <w:sz w:val="19"/>
+              </w:rPr>
+              <w:t>If(s&lt;0)</w:t>
             </w:r>
           </w:p>
         </w:tc>
@@ -8697,37 +8208,12 @@
                 <w:sz w:val="19"/>
               </w:rPr>
             </w:pPr>
-            <w:proofErr w:type="spellStart"/>
-            <w:r>
-              <w:rPr>
-                <w:spacing w:val="-10"/>
-                <w:sz w:val="19"/>
-              </w:rPr>
-              <w:t>Vb</w:t>
-            </w:r>
-            <w:proofErr w:type="spellEnd"/>
-            <w:r>
-              <w:rPr>
-                <w:spacing w:val="-10"/>
-                <w:sz w:val="19"/>
-              </w:rPr>
-              <w:t>(</w:t>
-            </w:r>
-            <w:proofErr w:type="spellStart"/>
-            <w:r>
-              <w:rPr>
-                <w:spacing w:val="-10"/>
-                <w:sz w:val="19"/>
-              </w:rPr>
-              <w:t>mutex</w:t>
-            </w:r>
-            <w:proofErr w:type="spellEnd"/>
-            <w:r>
-              <w:rPr>
-                <w:spacing w:val="-10"/>
-                <w:sz w:val="19"/>
-              </w:rPr>
-              <w:t>)</w:t>
+            <w:r>
+              <w:rPr>
+                <w:spacing w:val="-10"/>
+                <w:sz w:val="19"/>
+              </w:rPr>
+              <w:t>Vb(mutex)</w:t>
             </w:r>
           </w:p>
         </w:tc>
@@ -8830,21 +8316,12 @@
                 <w:sz w:val="19"/>
               </w:rPr>
             </w:pPr>
-            <w:proofErr w:type="spellStart"/>
-            <w:r>
-              <w:rPr>
-                <w:spacing w:val="-10"/>
-                <w:sz w:val="19"/>
-              </w:rPr>
-              <w:t>Esp</w:t>
-            </w:r>
-            <w:proofErr w:type="spellEnd"/>
-            <w:r>
-              <w:rPr>
-                <w:spacing w:val="-10"/>
-                <w:sz w:val="19"/>
-              </w:rPr>
-              <w:t>(P2atomicidad)</w:t>
+            <w:r>
+              <w:rPr>
+                <w:spacing w:val="-10"/>
+                <w:sz w:val="19"/>
+              </w:rPr>
+              <w:t>Esp(P2atomicidad)</w:t>
             </w:r>
           </w:p>
         </w:tc>
@@ -8912,23 +8389,7 @@
                 <w:spacing w:val="-10"/>
                 <w:sz w:val="19"/>
               </w:rPr>
-              <w:t>Pb(</w:t>
-            </w:r>
-            <w:proofErr w:type="spellStart"/>
-            <w:r>
-              <w:rPr>
-                <w:spacing w:val="-10"/>
-                <w:sz w:val="19"/>
-              </w:rPr>
-              <w:t>mutex</w:t>
-            </w:r>
-            <w:proofErr w:type="spellEnd"/>
-            <w:r>
-              <w:rPr>
-                <w:spacing w:val="-10"/>
-                <w:sz w:val="19"/>
-              </w:rPr>
-              <w:t>)</w:t>
+              <w:t>Pb(mutex)</w:t>
             </w:r>
           </w:p>
         </w:tc>
@@ -9231,21 +8692,12 @@
                 <w:sz w:val="19"/>
               </w:rPr>
             </w:pPr>
-            <w:proofErr w:type="spellStart"/>
-            <w:r>
-              <w:rPr>
-                <w:spacing w:val="-10"/>
-                <w:sz w:val="19"/>
-              </w:rPr>
-              <w:t>If</w:t>
-            </w:r>
-            <w:proofErr w:type="spellEnd"/>
-            <w:r>
-              <w:rPr>
-                <w:spacing w:val="-10"/>
-                <w:sz w:val="19"/>
-              </w:rPr>
-              <w:t>(s&lt;0)</w:t>
+            <w:r>
+              <w:rPr>
+                <w:spacing w:val="-10"/>
+                <w:sz w:val="19"/>
+              </w:rPr>
+              <w:t>If(s&lt;0)</w:t>
             </w:r>
           </w:p>
         </w:tc>
@@ -9394,37 +8846,12 @@
                 <w:sz w:val="19"/>
               </w:rPr>
             </w:pPr>
-            <w:proofErr w:type="spellStart"/>
-            <w:r>
-              <w:rPr>
-                <w:spacing w:val="-10"/>
-                <w:sz w:val="19"/>
-              </w:rPr>
-              <w:t>Vb</w:t>
-            </w:r>
-            <w:proofErr w:type="spellEnd"/>
-            <w:r>
-              <w:rPr>
-                <w:spacing w:val="-10"/>
-                <w:sz w:val="19"/>
-              </w:rPr>
-              <w:t>(</w:t>
-            </w:r>
-            <w:proofErr w:type="spellStart"/>
-            <w:r>
-              <w:rPr>
-                <w:spacing w:val="-10"/>
-                <w:sz w:val="19"/>
-              </w:rPr>
-              <w:t>mutex</w:t>
-            </w:r>
-            <w:proofErr w:type="spellEnd"/>
-            <w:r>
-              <w:rPr>
-                <w:spacing w:val="-10"/>
-                <w:sz w:val="19"/>
-              </w:rPr>
-              <w:t>)</w:t>
+            <w:r>
+              <w:rPr>
+                <w:spacing w:val="-10"/>
+                <w:sz w:val="19"/>
+              </w:rPr>
+              <w:t>Vb(mutex)</w:t>
             </w:r>
           </w:p>
         </w:tc>
@@ -9577,23 +9004,7 @@
                 <w:spacing w:val="-10"/>
                 <w:sz w:val="19"/>
               </w:rPr>
-              <w:t>Pb(</w:t>
-            </w:r>
-            <w:proofErr w:type="spellStart"/>
-            <w:r>
-              <w:rPr>
-                <w:spacing w:val="-10"/>
-                <w:sz w:val="19"/>
-              </w:rPr>
-              <w:t>delay</w:t>
-            </w:r>
-            <w:proofErr w:type="spellEnd"/>
-            <w:r>
-              <w:rPr>
-                <w:spacing w:val="-10"/>
-                <w:sz w:val="19"/>
-              </w:rPr>
-              <w:t>)</w:t>
+              <w:t>Pb(delay)</w:t>
             </w:r>
           </w:p>
         </w:tc>
@@ -10159,23 +9570,7 @@
                 <w:spacing w:val="-10"/>
                 <w:sz w:val="19"/>
               </w:rPr>
-              <w:t>V(s) = Pb(</w:t>
-            </w:r>
-            <w:proofErr w:type="spellStart"/>
-            <w:r>
-              <w:rPr>
-                <w:spacing w:val="-10"/>
-                <w:sz w:val="19"/>
-              </w:rPr>
-              <w:t>mutex</w:t>
-            </w:r>
-            <w:proofErr w:type="spellEnd"/>
-            <w:r>
-              <w:rPr>
-                <w:spacing w:val="-10"/>
-                <w:sz w:val="19"/>
-              </w:rPr>
-              <w:t>)</w:t>
+              <w:t>V(s) = Pb(mutex)</w:t>
             </w:r>
           </w:p>
         </w:tc>
@@ -10491,30 +9886,12 @@
                 <w:sz w:val="19"/>
               </w:rPr>
             </w:pPr>
-            <w:proofErr w:type="spellStart"/>
-            <w:proofErr w:type="gramStart"/>
-            <w:r>
-              <w:rPr>
-                <w:spacing w:val="-10"/>
-                <w:sz w:val="19"/>
-              </w:rPr>
-              <w:t>If</w:t>
-            </w:r>
-            <w:proofErr w:type="spellEnd"/>
-            <w:r>
-              <w:rPr>
-                <w:spacing w:val="-10"/>
-                <w:sz w:val="19"/>
-              </w:rPr>
-              <w:t>(</w:t>
-            </w:r>
-            <w:proofErr w:type="gramEnd"/>
-            <w:r>
-              <w:rPr>
-                <w:spacing w:val="-10"/>
-                <w:sz w:val="19"/>
-              </w:rPr>
-              <w:t>s &lt;= 0)</w:t>
+            <w:r>
+              <w:rPr>
+                <w:spacing w:val="-10"/>
+                <w:sz w:val="19"/>
+              </w:rPr>
+              <w:t>If(s &lt;= 0)</w:t>
             </w:r>
           </w:p>
         </w:tc>
@@ -10676,37 +10053,12 @@
                 <w:sz w:val="19"/>
               </w:rPr>
             </w:pPr>
-            <w:proofErr w:type="spellStart"/>
-            <w:r>
-              <w:rPr>
-                <w:spacing w:val="-10"/>
-                <w:sz w:val="19"/>
-              </w:rPr>
-              <w:t>Vb</w:t>
-            </w:r>
-            <w:proofErr w:type="spellEnd"/>
-            <w:r>
-              <w:rPr>
-                <w:spacing w:val="-10"/>
-                <w:sz w:val="19"/>
-              </w:rPr>
-              <w:t>(</w:t>
-            </w:r>
-            <w:proofErr w:type="spellStart"/>
-            <w:r>
-              <w:rPr>
-                <w:spacing w:val="-10"/>
-                <w:sz w:val="19"/>
-              </w:rPr>
-              <w:t>delay</w:t>
-            </w:r>
-            <w:proofErr w:type="spellEnd"/>
-            <w:r>
-              <w:rPr>
-                <w:spacing w:val="-10"/>
-                <w:sz w:val="19"/>
-              </w:rPr>
-              <w:t>)</w:t>
+            <w:r>
+              <w:rPr>
+                <w:spacing w:val="-10"/>
+                <w:sz w:val="19"/>
+              </w:rPr>
+              <w:t>Vb(delay)</w:t>
             </w:r>
           </w:p>
         </w:tc>
@@ -10888,23 +10240,7 @@
                 <w:spacing w:val="-10"/>
                 <w:sz w:val="19"/>
               </w:rPr>
-              <w:t>Pb(</w:t>
-            </w:r>
-            <w:proofErr w:type="spellStart"/>
-            <w:r>
-              <w:rPr>
-                <w:spacing w:val="-10"/>
-                <w:sz w:val="19"/>
-              </w:rPr>
-              <w:t>delay</w:t>
-            </w:r>
-            <w:proofErr w:type="spellEnd"/>
-            <w:r>
-              <w:rPr>
-                <w:spacing w:val="-10"/>
-                <w:sz w:val="19"/>
-              </w:rPr>
-              <w:t>)</w:t>
+              <w:t>Pb(delay)</w:t>
             </w:r>
           </w:p>
         </w:tc>
@@ -11052,37 +10388,12 @@
                 <w:sz w:val="19"/>
               </w:rPr>
             </w:pPr>
-            <w:proofErr w:type="spellStart"/>
-            <w:r>
-              <w:rPr>
-                <w:spacing w:val="-10"/>
-                <w:sz w:val="19"/>
-              </w:rPr>
-              <w:t>Vb</w:t>
-            </w:r>
-            <w:proofErr w:type="spellEnd"/>
-            <w:r>
-              <w:rPr>
-                <w:spacing w:val="-10"/>
-                <w:sz w:val="19"/>
-              </w:rPr>
-              <w:t>(</w:t>
-            </w:r>
-            <w:proofErr w:type="spellStart"/>
-            <w:r>
-              <w:rPr>
-                <w:spacing w:val="-10"/>
-                <w:sz w:val="19"/>
-              </w:rPr>
-              <w:t>mutex</w:t>
-            </w:r>
-            <w:proofErr w:type="spellEnd"/>
-            <w:r>
-              <w:rPr>
-                <w:spacing w:val="-10"/>
-                <w:sz w:val="19"/>
-              </w:rPr>
-              <w:t>)</w:t>
+            <w:r>
+              <w:rPr>
+                <w:spacing w:val="-10"/>
+                <w:sz w:val="19"/>
+              </w:rPr>
+              <w:t>Vb(mutex)</w:t>
             </w:r>
           </w:p>
         </w:tc>
@@ -11895,23 +11206,7 @@
                 <w:spacing w:val="-10"/>
                 <w:sz w:val="19"/>
               </w:rPr>
-              <w:t>V(s)= Pb(</w:t>
-            </w:r>
-            <w:proofErr w:type="spellStart"/>
-            <w:r>
-              <w:rPr>
-                <w:spacing w:val="-10"/>
-                <w:sz w:val="19"/>
-              </w:rPr>
-              <w:t>mutex</w:t>
-            </w:r>
-            <w:proofErr w:type="spellEnd"/>
-            <w:r>
-              <w:rPr>
-                <w:spacing w:val="-10"/>
-                <w:sz w:val="19"/>
-              </w:rPr>
-              <w:t>)</w:t>
+              <w:t>V(s)= Pb(mutex)</w:t>
             </w:r>
           </w:p>
         </w:tc>
@@ -12212,21 +11507,12 @@
                 <w:sz w:val="19"/>
               </w:rPr>
             </w:pPr>
-            <w:proofErr w:type="spellStart"/>
-            <w:r>
-              <w:rPr>
-                <w:spacing w:val="-10"/>
-                <w:sz w:val="19"/>
-              </w:rPr>
-              <w:t>If</w:t>
-            </w:r>
-            <w:proofErr w:type="spellEnd"/>
-            <w:r>
-              <w:rPr>
-                <w:spacing w:val="-10"/>
-                <w:sz w:val="19"/>
-              </w:rPr>
-              <w:t>(s&lt;=0)</w:t>
+            <w:r>
+              <w:rPr>
+                <w:spacing w:val="-10"/>
+                <w:sz w:val="19"/>
+              </w:rPr>
+              <w:t>If(s&lt;=0)</w:t>
             </w:r>
           </w:p>
         </w:tc>
@@ -12374,37 +11660,12 @@
                 <w:sz w:val="19"/>
               </w:rPr>
             </w:pPr>
-            <w:proofErr w:type="spellStart"/>
-            <w:r>
-              <w:rPr>
-                <w:spacing w:val="-10"/>
-                <w:sz w:val="19"/>
-              </w:rPr>
-              <w:t>Vb</w:t>
-            </w:r>
-            <w:proofErr w:type="spellEnd"/>
-            <w:r>
-              <w:rPr>
-                <w:spacing w:val="-10"/>
-                <w:sz w:val="19"/>
-              </w:rPr>
-              <w:t>(</w:t>
-            </w:r>
-            <w:proofErr w:type="spellStart"/>
-            <w:r>
-              <w:rPr>
-                <w:spacing w:val="-10"/>
-                <w:sz w:val="19"/>
-              </w:rPr>
-              <w:t>mutex</w:t>
-            </w:r>
-            <w:proofErr w:type="spellEnd"/>
-            <w:r>
-              <w:rPr>
-                <w:spacing w:val="-10"/>
-                <w:sz w:val="19"/>
-              </w:rPr>
-              <w:t>)</w:t>
+            <w:r>
+              <w:rPr>
+                <w:spacing w:val="-10"/>
+                <w:sz w:val="19"/>
+              </w:rPr>
+              <w:t>Vb(mutex)</w:t>
             </w:r>
           </w:p>
         </w:tc>
@@ -14264,7 +13525,6 @@
                 <w:sz w:val="19"/>
               </w:rPr>
             </w:pPr>
-            <w:proofErr w:type="spellStart"/>
             <w:r>
               <w:rPr>
                 <w:b/>
@@ -14273,7 +13533,6 @@
               </w:rPr>
               <w:t>mutex</w:t>
             </w:r>
-            <w:proofErr w:type="spellEnd"/>
           </w:p>
         </w:tc>
         <w:tc>
@@ -14292,7 +13551,6 @@
                 <w:sz w:val="19"/>
               </w:rPr>
             </w:pPr>
-            <w:proofErr w:type="spellStart"/>
             <w:r>
               <w:rPr>
                 <w:b/>
@@ -14301,7 +13559,6 @@
               </w:rPr>
               <w:t>delay</w:t>
             </w:r>
-            <w:proofErr w:type="spellEnd"/>
           </w:p>
         </w:tc>
         <w:tc>
@@ -14563,23 +13820,7 @@
                 <w:spacing w:val="-4"/>
                 <w:sz w:val="19"/>
               </w:rPr>
-              <w:t xml:space="preserve"> = Pb(</w:t>
-            </w:r>
-            <w:proofErr w:type="spellStart"/>
-            <w:r>
-              <w:rPr>
-                <w:spacing w:val="-4"/>
-                <w:sz w:val="19"/>
-              </w:rPr>
-              <w:t>mutex</w:t>
-            </w:r>
-            <w:proofErr w:type="spellEnd"/>
-            <w:r>
-              <w:rPr>
-                <w:spacing w:val="-4"/>
-                <w:sz w:val="19"/>
-              </w:rPr>
-              <w:t>)</w:t>
+              <w:t xml:space="preserve"> = Pb(mutex)</w:t>
             </w:r>
           </w:p>
         </w:tc>
@@ -14889,30 +14130,12 @@
                 <w:sz w:val="16"/>
               </w:rPr>
             </w:pPr>
-            <w:proofErr w:type="spellStart"/>
-            <w:proofErr w:type="gramStart"/>
             <w:r>
               <w:rPr>
                 <w:rFonts w:ascii="Times New Roman"/>
                 <w:sz w:val="16"/>
               </w:rPr>
-              <w:t>If</w:t>
-            </w:r>
-            <w:proofErr w:type="spellEnd"/>
-            <w:r>
-              <w:rPr>
-                <w:rFonts w:ascii="Times New Roman"/>
-                <w:sz w:val="16"/>
-              </w:rPr>
-              <w:t>(</w:t>
-            </w:r>
-            <w:proofErr w:type="gramEnd"/>
-            <w:r>
-              <w:rPr>
-                <w:rFonts w:ascii="Times New Roman"/>
-                <w:sz w:val="16"/>
-              </w:rPr>
-              <w:t>s &lt; 0)</w:t>
+              <w:t>If(s &lt; 0)</w:t>
             </w:r>
           </w:p>
         </w:tc>
@@ -15061,37 +14284,12 @@
                 <w:sz w:val="16"/>
               </w:rPr>
             </w:pPr>
-            <w:proofErr w:type="spellStart"/>
             <w:r>
               <w:rPr>
                 <w:rFonts w:ascii="Times New Roman"/>
                 <w:sz w:val="16"/>
               </w:rPr>
-              <w:t>Vb</w:t>
-            </w:r>
-            <w:proofErr w:type="spellEnd"/>
-            <w:r>
-              <w:rPr>
-                <w:rFonts w:ascii="Times New Roman"/>
-                <w:sz w:val="16"/>
-              </w:rPr>
-              <w:t>(</w:t>
-            </w:r>
-            <w:proofErr w:type="spellStart"/>
-            <w:r>
-              <w:rPr>
-                <w:rFonts w:ascii="Times New Roman"/>
-                <w:sz w:val="16"/>
-              </w:rPr>
-              <w:t>mutex</w:t>
-            </w:r>
-            <w:proofErr w:type="spellEnd"/>
-            <w:r>
-              <w:rPr>
-                <w:rFonts w:ascii="Times New Roman"/>
-                <w:sz w:val="16"/>
-              </w:rPr>
-              <w:t>)</w:t>
+              <w:t>Vb(mutex)</w:t>
             </w:r>
           </w:p>
         </w:tc>
@@ -15415,23 +14613,7 @@
                 <w:spacing w:val="-4"/>
                 <w:sz w:val="19"/>
               </w:rPr>
-              <w:t xml:space="preserve"> = Pb(</w:t>
-            </w:r>
-            <w:proofErr w:type="spellStart"/>
-            <w:r>
-              <w:rPr>
-                <w:spacing w:val="-4"/>
-                <w:sz w:val="19"/>
-              </w:rPr>
-              <w:t>mutex</w:t>
-            </w:r>
-            <w:proofErr w:type="spellEnd"/>
-            <w:r>
-              <w:rPr>
-                <w:spacing w:val="-4"/>
-                <w:sz w:val="19"/>
-              </w:rPr>
-              <w:t>)</w:t>
+              <w:t xml:space="preserve"> = Pb(mutex)</w:t>
             </w:r>
           </w:p>
         </w:tc>
@@ -15867,21 +15049,12 @@
                 <w:sz w:val="16"/>
               </w:rPr>
             </w:pPr>
-            <w:proofErr w:type="spellStart"/>
             <w:r>
               <w:rPr>
                 <w:rFonts w:ascii="Times New Roman"/>
                 <w:sz w:val="16"/>
               </w:rPr>
-              <w:t>If</w:t>
-            </w:r>
-            <w:proofErr w:type="spellEnd"/>
-            <w:r>
-              <w:rPr>
-                <w:rFonts w:ascii="Times New Roman"/>
-                <w:sz w:val="16"/>
-              </w:rPr>
-              <w:t>(s&lt;0)</w:t>
+              <w:t>If(s&lt;0)</w:t>
             </w:r>
           </w:p>
         </w:tc>
@@ -16030,37 +15203,12 @@
                 <w:sz w:val="16"/>
               </w:rPr>
             </w:pPr>
-            <w:proofErr w:type="spellStart"/>
             <w:r>
               <w:rPr>
                 <w:rFonts w:ascii="Times New Roman"/>
                 <w:sz w:val="16"/>
               </w:rPr>
-              <w:t>Vb</w:t>
-            </w:r>
-            <w:proofErr w:type="spellEnd"/>
-            <w:r>
-              <w:rPr>
-                <w:rFonts w:ascii="Times New Roman"/>
-                <w:sz w:val="16"/>
-              </w:rPr>
-              <w:t>(</w:t>
-            </w:r>
-            <w:proofErr w:type="spellStart"/>
-            <w:r>
-              <w:rPr>
-                <w:rFonts w:ascii="Times New Roman"/>
-                <w:sz w:val="16"/>
-              </w:rPr>
-              <w:t>mutex</w:t>
-            </w:r>
-            <w:proofErr w:type="spellEnd"/>
-            <w:r>
-              <w:rPr>
-                <w:rFonts w:ascii="Times New Roman"/>
-                <w:sz w:val="16"/>
-              </w:rPr>
-              <w:t>)</w:t>
+              <w:t>Vb(mutex)</w:t>
             </w:r>
           </w:p>
         </w:tc>
@@ -16214,23 +15362,7 @@
                 <w:rFonts w:ascii="Times New Roman"/>
                 <w:sz w:val="16"/>
               </w:rPr>
-              <w:t>Pb(</w:t>
-            </w:r>
-            <w:proofErr w:type="spellStart"/>
-            <w:r>
-              <w:rPr>
-                <w:rFonts w:ascii="Times New Roman"/>
-                <w:sz w:val="16"/>
-              </w:rPr>
-              <w:t>delay</w:t>
-            </w:r>
-            <w:proofErr w:type="spellEnd"/>
-            <w:r>
-              <w:rPr>
-                <w:rFonts w:ascii="Times New Roman"/>
-                <w:sz w:val="16"/>
-              </w:rPr>
-              <w:t>)</w:t>
+              <w:t>Pb(delay)</w:t>
             </w:r>
           </w:p>
         </w:tc>
@@ -16519,23 +15651,7 @@
                 <w:spacing w:val="-4"/>
                 <w:sz w:val="19"/>
               </w:rPr>
-              <w:t>P(s)=Pb(</w:t>
-            </w:r>
-            <w:proofErr w:type="spellStart"/>
-            <w:r>
-              <w:rPr>
-                <w:spacing w:val="-4"/>
-                <w:sz w:val="19"/>
-              </w:rPr>
-              <w:t>mutex</w:t>
-            </w:r>
-            <w:proofErr w:type="spellEnd"/>
-            <w:r>
-              <w:rPr>
-                <w:spacing w:val="-4"/>
-                <w:sz w:val="19"/>
-              </w:rPr>
-              <w:t>)</w:t>
+              <w:t>P(s)=Pb(mutex)</w:t>
             </w:r>
           </w:p>
         </w:tc>
@@ -16682,29 +15798,41 @@
                 <w:rFonts w:ascii="Times New Roman"/>
                 <w:sz w:val="16"/>
               </w:rPr>
-              <w:t>V(s) = Pb(</w:t>
-            </w:r>
-            <w:proofErr w:type="spellStart"/>
-            <w:r>
+              <w:t>V(s) = Pb(mutex)</w:t>
+            </w:r>
+          </w:p>
+        </w:tc>
+        <w:tc>
+          <w:tcPr>
+            <w:tcW w:w="1219" w:type="dxa"/>
+          </w:tcPr>
+          <w:p>
+            <w:pPr>
+              <w:pStyle w:val="TableParagraph"/>
               <w:rPr>
                 <w:rFonts w:ascii="Times New Roman"/>
                 <w:sz w:val="16"/>
               </w:rPr>
-              <w:t>mutex</w:t>
-            </w:r>
-            <w:proofErr w:type="spellEnd"/>
-            <w:r>
+            </w:pPr>
+          </w:p>
+        </w:tc>
+        <w:tc>
+          <w:tcPr>
+            <w:tcW w:w="1224" w:type="dxa"/>
+          </w:tcPr>
+          <w:p>
+            <w:pPr>
+              <w:pStyle w:val="TableParagraph"/>
               <w:rPr>
                 <w:rFonts w:ascii="Times New Roman"/>
                 <w:sz w:val="16"/>
               </w:rPr>
-              <w:t>)</w:t>
-            </w:r>
-          </w:p>
-        </w:tc>
-        <w:tc>
-          <w:tcPr>
-            <w:tcW w:w="1219" w:type="dxa"/>
+            </w:pPr>
+          </w:p>
+        </w:tc>
+        <w:tc>
+          <w:tcPr>
+            <w:tcW w:w="1133" w:type="dxa"/>
           </w:tcPr>
           <w:p>
             <w:pPr>
@@ -16714,25 +15842,18 @@
                 <w:sz w:val="16"/>
               </w:rPr>
             </w:pPr>
-          </w:p>
-        </w:tc>
-        <w:tc>
-          <w:tcPr>
-            <w:tcW w:w="1224" w:type="dxa"/>
-          </w:tcPr>
-          <w:p>
-            <w:pPr>
-              <w:pStyle w:val="TableParagraph"/>
+            <w:r>
               <w:rPr>
                 <w:rFonts w:ascii="Times New Roman"/>
                 <w:sz w:val="16"/>
               </w:rPr>
-            </w:pPr>
-          </w:p>
-        </w:tc>
-        <w:tc>
-          <w:tcPr>
-            <w:tcW w:w="1133" w:type="dxa"/>
+              <w:t>false</w:t>
+            </w:r>
+          </w:p>
+        </w:tc>
+        <w:tc>
+          <w:tcPr>
+            <w:tcW w:w="1090" w:type="dxa"/>
           </w:tcPr>
           <w:p>
             <w:pPr>
@@ -16747,13 +15868,13 @@
                 <w:rFonts w:ascii="Times New Roman"/>
                 <w:sz w:val="16"/>
               </w:rPr>
-              <w:t>false</w:t>
-            </w:r>
-          </w:p>
-        </w:tc>
-        <w:tc>
-          <w:tcPr>
-            <w:tcW w:w="1090" w:type="dxa"/>
+              <w:t xml:space="preserve">False </w:t>
+            </w:r>
+          </w:p>
+        </w:tc>
+        <w:tc>
+          <w:tcPr>
+            <w:tcW w:w="903" w:type="dxa"/>
           </w:tcPr>
           <w:p>
             <w:pPr>
@@ -16768,13 +15889,13 @@
                 <w:rFonts w:ascii="Times New Roman"/>
                 <w:sz w:val="16"/>
               </w:rPr>
-              <w:t xml:space="preserve">False </w:t>
-            </w:r>
-          </w:p>
-        </w:tc>
-        <w:tc>
-          <w:tcPr>
-            <w:tcW w:w="903" w:type="dxa"/>
+              <w:t>-1</w:t>
+            </w:r>
+          </w:p>
+        </w:tc>
+        <w:tc>
+          <w:tcPr>
+            <w:tcW w:w="1215" w:type="dxa"/>
           </w:tcPr>
           <w:p>
             <w:pPr>
@@ -16789,44 +15910,7 @@
                 <w:rFonts w:ascii="Times New Roman"/>
                 <w:sz w:val="16"/>
               </w:rPr>
-              <w:t>-1</w:t>
-            </w:r>
-          </w:p>
-        </w:tc>
-        <w:tc>
-          <w:tcPr>
-            <w:tcW w:w="1215" w:type="dxa"/>
-          </w:tcPr>
-          <w:p>
-            <w:pPr>
-              <w:pStyle w:val="TableParagraph"/>
-              <w:rPr>
-                <w:rFonts w:ascii="Times New Roman"/>
-                <w:sz w:val="16"/>
-              </w:rPr>
-            </w:pPr>
-            <w:r>
-              <w:rPr>
-                <w:rFonts w:ascii="Times New Roman"/>
-                <w:sz w:val="16"/>
-              </w:rPr>
-              <w:t>EspP3(EM), EspP1(</w:t>
-            </w:r>
-            <w:proofErr w:type="spellStart"/>
-            <w:r>
-              <w:rPr>
-                <w:rFonts w:ascii="Times New Roman"/>
-                <w:sz w:val="16"/>
-              </w:rPr>
-              <w:t>atom</w:t>
-            </w:r>
-            <w:proofErr w:type="spellEnd"/>
-            <w:r>
-              <w:rPr>
-                <w:rFonts w:ascii="Times New Roman"/>
-                <w:sz w:val="16"/>
-              </w:rPr>
-              <w:t>)</w:t>
+              <w:t>EspP3(EM), EspP1(atom)</w:t>
             </w:r>
           </w:p>
         </w:tc>
@@ -16995,23 +16079,7 @@
                 <w:rFonts w:ascii="Times New Roman"/>
                 <w:sz w:val="16"/>
               </w:rPr>
-              <w:t>EspP3(EM), EspP1(</w:t>
-            </w:r>
-            <w:proofErr w:type="spellStart"/>
-            <w:r>
-              <w:rPr>
-                <w:rFonts w:ascii="Times New Roman"/>
-                <w:sz w:val="16"/>
-              </w:rPr>
-              <w:t>atom</w:t>
-            </w:r>
-            <w:proofErr w:type="spellEnd"/>
-            <w:r>
-              <w:rPr>
-                <w:rFonts w:ascii="Times New Roman"/>
-                <w:sz w:val="16"/>
-              </w:rPr>
-              <w:t>)</w:t>
+              <w:t>EspP3(EM), EspP1(atom)</w:t>
             </w:r>
           </w:p>
         </w:tc>
@@ -17072,19 +16140,11 @@
                 <w:sz w:val="19"/>
               </w:rPr>
             </w:pPr>
-            <w:proofErr w:type="spellStart"/>
-            <w:r>
-              <w:rPr>
-                <w:sz w:val="19"/>
-              </w:rPr>
-              <w:t>If</w:t>
-            </w:r>
-            <w:proofErr w:type="spellEnd"/>
-            <w:r>
-              <w:rPr>
-                <w:sz w:val="19"/>
-              </w:rPr>
-              <w:t>(s&lt;0)</w:t>
+            <w:r>
+              <w:rPr>
+                <w:sz w:val="19"/>
+              </w:rPr>
+              <w:t>If(s&lt;0)</w:t>
             </w:r>
           </w:p>
         </w:tc>
@@ -17188,23 +16248,7 @@
                 <w:rFonts w:ascii="Times New Roman"/>
                 <w:sz w:val="16"/>
               </w:rPr>
-              <w:t>EspP3(EM), EspP1(</w:t>
-            </w:r>
-            <w:proofErr w:type="spellStart"/>
-            <w:r>
-              <w:rPr>
-                <w:rFonts w:ascii="Times New Roman"/>
-                <w:sz w:val="16"/>
-              </w:rPr>
-              <w:t>atom</w:t>
-            </w:r>
-            <w:proofErr w:type="spellEnd"/>
-            <w:r>
-              <w:rPr>
-                <w:rFonts w:ascii="Times New Roman"/>
-                <w:sz w:val="16"/>
-              </w:rPr>
-              <w:t>)</w:t>
+              <w:t>EspP3(EM), EspP1(atom)</w:t>
             </w:r>
           </w:p>
         </w:tc>
@@ -17265,33 +16309,11 @@
                 <w:sz w:val="19"/>
               </w:rPr>
             </w:pPr>
-            <w:proofErr w:type="spellStart"/>
-            <w:r>
-              <w:rPr>
-                <w:sz w:val="19"/>
-              </w:rPr>
-              <w:t>Vb</w:t>
-            </w:r>
-            <w:proofErr w:type="spellEnd"/>
-            <w:r>
-              <w:rPr>
-                <w:sz w:val="19"/>
-              </w:rPr>
-              <w:t>(</w:t>
-            </w:r>
-            <w:proofErr w:type="spellStart"/>
-            <w:r>
-              <w:rPr>
-                <w:sz w:val="19"/>
-              </w:rPr>
-              <w:t>mutex</w:t>
-            </w:r>
-            <w:proofErr w:type="spellEnd"/>
-            <w:r>
-              <w:rPr>
-                <w:sz w:val="19"/>
-              </w:rPr>
-              <w:t>)</w:t>
+            <w:r>
+              <w:rPr>
+                <w:sz w:val="19"/>
+              </w:rPr>
+              <w:t>Vb(mutex)</w:t>
             </w:r>
           </w:p>
         </w:tc>
@@ -17395,23 +16417,7 @@
                 <w:rFonts w:ascii="Times New Roman"/>
                 <w:sz w:val="16"/>
               </w:rPr>
-              <w:t>EspP3(EM), EspP1(</w:t>
-            </w:r>
-            <w:proofErr w:type="spellStart"/>
-            <w:r>
-              <w:rPr>
-                <w:rFonts w:ascii="Times New Roman"/>
-                <w:sz w:val="16"/>
-              </w:rPr>
-              <w:t>atom</w:t>
-            </w:r>
-            <w:proofErr w:type="spellEnd"/>
-            <w:r>
-              <w:rPr>
-                <w:rFonts w:ascii="Times New Roman"/>
-                <w:sz w:val="16"/>
-              </w:rPr>
-              <w:t>)</w:t>
+              <w:t>EspP3(EM), EspP1(atom)</w:t>
             </w:r>
           </w:p>
         </w:tc>
@@ -17460,21 +16466,7 @@
               <w:rPr>
                 <w:sz w:val="19"/>
               </w:rPr>
-              <w:t>Pb(</w:t>
-            </w:r>
-            <w:proofErr w:type="spellStart"/>
-            <w:r>
-              <w:rPr>
-                <w:sz w:val="19"/>
-              </w:rPr>
-              <w:t>mutex</w:t>
-            </w:r>
-            <w:proofErr w:type="spellEnd"/>
-            <w:r>
-              <w:rPr>
-                <w:sz w:val="19"/>
-              </w:rPr>
-              <w:t>)</w:t>
+              <w:t>Pb(mutex)</w:t>
             </w:r>
           </w:p>
         </w:tc>
@@ -17659,21 +16651,7 @@
               <w:rPr>
                 <w:sz w:val="19"/>
               </w:rPr>
-              <w:t>Pb(</w:t>
-            </w:r>
-            <w:proofErr w:type="spellStart"/>
-            <w:r>
-              <w:rPr>
-                <w:sz w:val="19"/>
-              </w:rPr>
-              <w:t>delay</w:t>
-            </w:r>
-            <w:proofErr w:type="spellEnd"/>
-            <w:r>
-              <w:rPr>
-                <w:sz w:val="19"/>
-              </w:rPr>
-              <w:t>)</w:t>
+              <w:t>Pb(delay)</w:t>
             </w:r>
           </w:p>
         </w:tc>
@@ -17991,27 +16969,11 @@
                 <w:sz w:val="19"/>
               </w:rPr>
             </w:pPr>
-            <w:proofErr w:type="spellStart"/>
-            <w:proofErr w:type="gramStart"/>
-            <w:r>
-              <w:rPr>
-                <w:sz w:val="19"/>
-              </w:rPr>
-              <w:t>If</w:t>
-            </w:r>
-            <w:proofErr w:type="spellEnd"/>
-            <w:r>
-              <w:rPr>
-                <w:sz w:val="19"/>
-              </w:rPr>
-              <w:t>(</w:t>
-            </w:r>
-            <w:proofErr w:type="gramEnd"/>
-            <w:r>
-              <w:rPr>
-                <w:sz w:val="19"/>
-              </w:rPr>
-              <w:t>s &lt;= 0)</w:t>
+            <w:r>
+              <w:rPr>
+                <w:sz w:val="19"/>
+              </w:rPr>
+              <w:t>If(s &lt;= 0)</w:t>
             </w:r>
           </w:p>
         </w:tc>
@@ -18176,33 +17138,11 @@
                 <w:sz w:val="19"/>
               </w:rPr>
             </w:pPr>
-            <w:proofErr w:type="spellStart"/>
-            <w:r>
-              <w:rPr>
-                <w:sz w:val="19"/>
-              </w:rPr>
-              <w:t>Vb</w:t>
-            </w:r>
-            <w:proofErr w:type="spellEnd"/>
-            <w:r>
-              <w:rPr>
-                <w:sz w:val="19"/>
-              </w:rPr>
-              <w:t>(</w:t>
-            </w:r>
-            <w:proofErr w:type="spellStart"/>
-            <w:r>
-              <w:rPr>
-                <w:sz w:val="19"/>
-              </w:rPr>
-              <w:t>delay</w:t>
-            </w:r>
-            <w:proofErr w:type="spellEnd"/>
-            <w:r>
-              <w:rPr>
-                <w:sz w:val="19"/>
-              </w:rPr>
-              <w:t>)</w:t>
+            <w:r>
+              <w:rPr>
+                <w:sz w:val="19"/>
+              </w:rPr>
+              <w:t>Vb(delay)</w:t>
             </w:r>
           </w:p>
         </w:tc>
@@ -18408,21 +17348,7 @@
               <w:rPr>
                 <w:sz w:val="19"/>
               </w:rPr>
-              <w:t>Pb(</w:t>
-            </w:r>
-            <w:proofErr w:type="spellStart"/>
-            <w:r>
-              <w:rPr>
-                <w:sz w:val="19"/>
-              </w:rPr>
-              <w:t>delay</w:t>
-            </w:r>
-            <w:proofErr w:type="spellEnd"/>
-            <w:r>
-              <w:rPr>
-                <w:sz w:val="19"/>
-              </w:rPr>
-              <w:t>)</w:t>
+              <w:t>Pb(delay)</w:t>
             </w:r>
           </w:p>
         </w:tc>
@@ -18587,33 +17513,11 @@
                 <w:sz w:val="19"/>
               </w:rPr>
             </w:pPr>
-            <w:proofErr w:type="spellStart"/>
-            <w:r>
-              <w:rPr>
-                <w:sz w:val="19"/>
-              </w:rPr>
-              <w:t>Vb</w:t>
-            </w:r>
-            <w:proofErr w:type="spellEnd"/>
-            <w:r>
-              <w:rPr>
-                <w:sz w:val="19"/>
-              </w:rPr>
-              <w:t>(</w:t>
-            </w:r>
-            <w:proofErr w:type="spellStart"/>
-            <w:r>
-              <w:rPr>
-                <w:sz w:val="19"/>
-              </w:rPr>
-              <w:t>mutex</w:t>
-            </w:r>
-            <w:proofErr w:type="spellEnd"/>
-            <w:r>
-              <w:rPr>
-                <w:sz w:val="19"/>
-              </w:rPr>
-              <w:t>)</w:t>
+            <w:r>
+              <w:rPr>
+                <w:sz w:val="19"/>
+              </w:rPr>
+              <w:t>Vb(mutex)</w:t>
             </w:r>
           </w:p>
         </w:tc>
@@ -19223,21 +18127,7 @@
               <w:rPr>
                 <w:sz w:val="19"/>
               </w:rPr>
-              <w:t>V(s) = Pb(</w:t>
-            </w:r>
-            <w:proofErr w:type="spellStart"/>
-            <w:r>
-              <w:rPr>
-                <w:sz w:val="19"/>
-              </w:rPr>
-              <w:t>mutex</w:t>
-            </w:r>
-            <w:proofErr w:type="spellEnd"/>
-            <w:r>
-              <w:rPr>
-                <w:sz w:val="19"/>
-              </w:rPr>
-              <w:t>)</w:t>
+              <w:t>V(s) = Pb(mutex)</w:t>
             </w:r>
           </w:p>
         </w:tc>
@@ -19571,19 +18461,11 @@
                 <w:sz w:val="19"/>
               </w:rPr>
             </w:pPr>
-            <w:proofErr w:type="spellStart"/>
-            <w:r>
-              <w:rPr>
-                <w:sz w:val="19"/>
-              </w:rPr>
-              <w:t>If</w:t>
-            </w:r>
-            <w:proofErr w:type="spellEnd"/>
-            <w:r>
-              <w:rPr>
-                <w:sz w:val="19"/>
-              </w:rPr>
-              <w:t>(s&lt;=0)</w:t>
+            <w:r>
+              <w:rPr>
+                <w:sz w:val="19"/>
+              </w:rPr>
+              <w:t>If(s&lt;=0)</w:t>
             </w:r>
           </w:p>
         </w:tc>
@@ -19748,33 +18630,11 @@
                 <w:sz w:val="19"/>
               </w:rPr>
             </w:pPr>
-            <w:proofErr w:type="spellStart"/>
-            <w:r>
-              <w:rPr>
-                <w:sz w:val="19"/>
-              </w:rPr>
-              <w:t>Vb</w:t>
-            </w:r>
-            <w:proofErr w:type="spellEnd"/>
-            <w:r>
-              <w:rPr>
-                <w:sz w:val="19"/>
-              </w:rPr>
-              <w:t>(</w:t>
-            </w:r>
-            <w:proofErr w:type="spellStart"/>
-            <w:r>
-              <w:rPr>
-                <w:sz w:val="19"/>
-              </w:rPr>
-              <w:t>delay</w:t>
-            </w:r>
-            <w:proofErr w:type="spellEnd"/>
-            <w:r>
-              <w:rPr>
-                <w:sz w:val="19"/>
-              </w:rPr>
-              <w:t>)</w:t>
+            <w:r>
+              <w:rPr>
+                <w:sz w:val="19"/>
+              </w:rPr>
+              <w:t>Vb(delay)</w:t>
             </w:r>
           </w:p>
         </w:tc>
@@ -19927,21 +18787,7 @@
               <w:rPr>
                 <w:sz w:val="19"/>
               </w:rPr>
-              <w:t>Pb(</w:t>
-            </w:r>
-            <w:proofErr w:type="spellStart"/>
-            <w:r>
-              <w:rPr>
-                <w:sz w:val="19"/>
-              </w:rPr>
-              <w:t>delay</w:t>
-            </w:r>
-            <w:proofErr w:type="spellEnd"/>
-            <w:r>
-              <w:rPr>
-                <w:sz w:val="19"/>
-              </w:rPr>
-              <w:t>)</w:t>
+              <w:t>Pb(delay)</w:t>
             </w:r>
           </w:p>
         </w:tc>
@@ -20099,33 +18945,11 @@
                 <w:sz w:val="19"/>
               </w:rPr>
             </w:pPr>
-            <w:proofErr w:type="spellStart"/>
-            <w:r>
-              <w:rPr>
-                <w:sz w:val="19"/>
-              </w:rPr>
-              <w:t>Vb</w:t>
-            </w:r>
-            <w:proofErr w:type="spellEnd"/>
-            <w:r>
-              <w:rPr>
-                <w:sz w:val="19"/>
-              </w:rPr>
-              <w:t>(</w:t>
-            </w:r>
-            <w:proofErr w:type="spellStart"/>
-            <w:r>
-              <w:rPr>
-                <w:sz w:val="19"/>
-              </w:rPr>
-              <w:t>mutex</w:t>
-            </w:r>
-            <w:proofErr w:type="spellEnd"/>
-            <w:r>
-              <w:rPr>
-                <w:sz w:val="19"/>
-              </w:rPr>
-              <w:t>)</w:t>
+            <w:r>
+              <w:rPr>
+                <w:sz w:val="19"/>
+              </w:rPr>
+              <w:t>Vb(mutex)</w:t>
             </w:r>
           </w:p>
         </w:tc>
@@ -20725,21 +19549,7 @@
               <w:rPr>
                 <w:sz w:val="19"/>
               </w:rPr>
-              <w:t>V(s) = Pb(</w:t>
-            </w:r>
-            <w:proofErr w:type="spellStart"/>
-            <w:r>
-              <w:rPr>
-                <w:sz w:val="19"/>
-              </w:rPr>
-              <w:t>mutex</w:t>
-            </w:r>
-            <w:proofErr w:type="spellEnd"/>
-            <w:r>
-              <w:rPr>
-                <w:sz w:val="19"/>
-              </w:rPr>
-              <w:t>)</w:t>
+              <w:t>V(s) = Pb(mutex)</w:t>
             </w:r>
           </w:p>
         </w:tc>
@@ -21070,19 +19880,11 @@
                 <w:sz w:val="19"/>
               </w:rPr>
             </w:pPr>
-            <w:proofErr w:type="spellStart"/>
-            <w:r>
-              <w:rPr>
-                <w:sz w:val="19"/>
-              </w:rPr>
-              <w:t>If</w:t>
-            </w:r>
-            <w:proofErr w:type="spellEnd"/>
-            <w:r>
-              <w:rPr>
-                <w:sz w:val="19"/>
-              </w:rPr>
-              <w:t>(s&lt;=0)</w:t>
+            <w:r>
+              <w:rPr>
+                <w:sz w:val="19"/>
+              </w:rPr>
+              <w:t>If(s&lt;=0)</w:t>
             </w:r>
           </w:p>
         </w:tc>
@@ -21240,33 +20042,11 @@
                 <w:sz w:val="19"/>
               </w:rPr>
             </w:pPr>
-            <w:proofErr w:type="spellStart"/>
-            <w:r>
-              <w:rPr>
-                <w:sz w:val="19"/>
-              </w:rPr>
-              <w:t>Vb</w:t>
-            </w:r>
-            <w:proofErr w:type="spellEnd"/>
-            <w:r>
-              <w:rPr>
-                <w:sz w:val="19"/>
-              </w:rPr>
-              <w:t>(</w:t>
-            </w:r>
-            <w:proofErr w:type="spellStart"/>
-            <w:r>
-              <w:rPr>
-                <w:sz w:val="19"/>
-              </w:rPr>
-              <w:t>mutex</w:t>
-            </w:r>
-            <w:proofErr w:type="spellEnd"/>
-            <w:r>
-              <w:rPr>
-                <w:sz w:val="19"/>
-              </w:rPr>
-              <w:t>)</w:t>
+            <w:r>
+              <w:rPr>
+                <w:sz w:val="19"/>
+              </w:rPr>
+              <w:t>Vb(mutex)</w:t>
             </w:r>
           </w:p>
         </w:tc>
@@ -23897,14 +22677,12 @@
         </w:rPr>
         <w:t xml:space="preserve"> </w:t>
       </w:r>
-      <w:proofErr w:type="spellStart"/>
       <w:r>
         <w:rPr>
           <w:i/>
         </w:rPr>
         <w:t>Comienzo_SC</w:t>
       </w:r>
-      <w:proofErr w:type="spellEnd"/>
       <w:r>
         <w:rPr>
           <w:i/>
@@ -23921,7 +22699,6 @@
         </w:rPr>
         <w:t xml:space="preserve"> </w:t>
       </w:r>
-      <w:proofErr w:type="spellStart"/>
       <w:r>
         <w:rPr>
           <w:i/>
@@ -23929,7 +22706,6 @@
         </w:rPr>
         <w:t>Fin_SC</w:t>
       </w:r>
-      <w:proofErr w:type="spellEnd"/>
       <w:r>
         <w:rPr>
           <w:spacing w:val="-2"/>
@@ -24142,39 +22918,7 @@
           <w:lang w:val="en-US"/>
         </w:rPr>
         <w:tab/>
-        <w:t>&lt;</w:t>
-      </w:r>
-      <w:proofErr w:type="spellStart"/>
-      <w:r>
-        <w:rPr>
-          <w:spacing w:val="-2"/>
-          <w:lang w:val="en-US"/>
-        </w:rPr>
-        <w:t>generar</w:t>
-      </w:r>
-      <w:proofErr w:type="spellEnd"/>
-      <w:r>
-        <w:rPr>
-          <w:spacing w:val="-2"/>
-          <w:lang w:val="en-US"/>
-        </w:rPr>
-        <w:t xml:space="preserve"> </w:t>
-      </w:r>
-      <w:proofErr w:type="spellStart"/>
-      <w:r>
-        <w:rPr>
-          <w:spacing w:val="-2"/>
-          <w:lang w:val="en-US"/>
-        </w:rPr>
-        <w:t>registro</w:t>
-      </w:r>
-      <w:proofErr w:type="spellEnd"/>
-      <w:r>
-        <w:rPr>
-          <w:spacing w:val="-2"/>
-          <w:lang w:val="en-US"/>
-        </w:rPr>
-        <w:t xml:space="preserve">&gt; </w:t>
+        <w:t xml:space="preserve">&lt;generar registro&gt; </w:t>
       </w:r>
     </w:p>
     <w:p>
@@ -25270,7 +24014,6 @@
               </w:rPr>
               <w:t>: &lt;</w:t>
             </w:r>
-            <w:proofErr w:type="spellStart"/>
             <w:r>
               <w:rPr>
                 <w:rFonts w:asciiTheme="minorHAnsi" w:hAnsiTheme="minorHAnsi" w:cstheme="minorHAnsi"/>
@@ -25278,7 +24021,6 @@
               </w:rPr>
               <w:t>Prod</w:t>
             </w:r>
-            <w:proofErr w:type="spellEnd"/>
             <w:r>
               <w:rPr>
                 <w:rFonts w:asciiTheme="minorHAnsi" w:hAnsiTheme="minorHAnsi" w:cstheme="minorHAnsi"/>
@@ -26113,7 +24855,6 @@
                 <w:rFonts w:asciiTheme="minorHAnsi" w:hAnsiTheme="minorHAnsi" w:cstheme="minorHAnsi"/>
               </w:rPr>
             </w:pPr>
-            <w:proofErr w:type="spellStart"/>
             <w:r>
               <w:rPr>
                 <w:rFonts w:asciiTheme="minorHAnsi" w:hAnsiTheme="minorHAnsi" w:cstheme="minorHAnsi"/>
@@ -26126,15 +24867,7 @@
                 <w:rFonts w:asciiTheme="minorHAnsi" w:hAnsiTheme="minorHAnsi" w:cstheme="minorHAnsi"/>
                 <w:spacing w:val="-2"/>
               </w:rPr>
-              <w:t>:P</w:t>
-            </w:r>
-            <w:proofErr w:type="spellEnd"/>
-            <w:r>
-              <w:rPr>
-                <w:rFonts w:asciiTheme="minorHAnsi" w:hAnsiTheme="minorHAnsi" w:cstheme="minorHAnsi"/>
-                <w:spacing w:val="-2"/>
-              </w:rPr>
-              <w:t>(f)</w:t>
+              <w:t>:P(f)</w:t>
             </w:r>
           </w:p>
         </w:tc>
@@ -26266,23 +24999,7 @@
                 <w:rFonts w:asciiTheme="minorHAnsi" w:hAnsiTheme="minorHAnsi" w:cstheme="minorHAnsi"/>
                 <w:spacing w:val="-2"/>
               </w:rPr>
-              <w:t>: &lt;</w:t>
-            </w:r>
-            <w:proofErr w:type="spellStart"/>
-            <w:r>
-              <w:rPr>
-                <w:rFonts w:asciiTheme="minorHAnsi" w:hAnsiTheme="minorHAnsi" w:cstheme="minorHAnsi"/>
-                <w:spacing w:val="-2"/>
-              </w:rPr>
-              <w:t>Prod</w:t>
-            </w:r>
-            <w:proofErr w:type="spellEnd"/>
-            <w:r>
-              <w:rPr>
-                <w:rFonts w:asciiTheme="minorHAnsi" w:hAnsiTheme="minorHAnsi" w:cstheme="minorHAnsi"/>
-                <w:spacing w:val="-2"/>
-              </w:rPr>
-              <w:t>&gt;</w:t>
+              <w:t>: &lt;Prod&gt;</w:t>
             </w:r>
           </w:p>
         </w:tc>
@@ -26780,27 +25497,11 @@
                 <w:rFonts w:asciiTheme="minorHAnsi" w:hAnsiTheme="minorHAnsi" w:cstheme="minorHAnsi"/>
               </w:rPr>
             </w:pPr>
-            <w:proofErr w:type="spellStart"/>
-            <w:proofErr w:type="gramStart"/>
             <w:r>
               <w:rPr>
                 <w:rFonts w:asciiTheme="minorHAnsi" w:hAnsiTheme="minorHAnsi" w:cstheme="minorHAnsi"/>
               </w:rPr>
-              <w:t>Esp</w:t>
-            </w:r>
-            <w:proofErr w:type="spellEnd"/>
-            <w:r>
-              <w:rPr>
-                <w:rFonts w:asciiTheme="minorHAnsi" w:hAnsiTheme="minorHAnsi" w:cstheme="minorHAnsi"/>
-              </w:rPr>
-              <w:t>(</w:t>
-            </w:r>
-            <w:proofErr w:type="gramEnd"/>
-            <w:r>
-              <w:rPr>
-                <w:rFonts w:asciiTheme="minorHAnsi" w:hAnsiTheme="minorHAnsi" w:cstheme="minorHAnsi"/>
-              </w:rPr>
-              <w:t>Productor)</w:t>
+              <w:t>Esp(Productor)</w:t>
             </w:r>
           </w:p>
         </w:tc>
@@ -26862,21 +25563,27 @@
               <w:rPr>
                 <w:rFonts w:asciiTheme="minorHAnsi" w:hAnsiTheme="minorHAnsi" w:cstheme="minorHAnsi"/>
               </w:rPr>
-              <w:t>C: &lt;</w:t>
-            </w:r>
-            <w:proofErr w:type="spellStart"/>
-            <w:r>
+              <w:t>C: &lt;ext&gt;</w:t>
+            </w:r>
+          </w:p>
+        </w:tc>
+        <w:tc>
+          <w:tcPr>
+            <w:tcW w:w="425" w:type="dxa"/>
+          </w:tcPr>
+          <w:p>
+            <w:pPr>
+              <w:pStyle w:val="TableParagraph"/>
+              <w:jc w:val="center"/>
               <w:rPr>
                 <w:rFonts w:asciiTheme="minorHAnsi" w:hAnsiTheme="minorHAnsi" w:cstheme="minorHAnsi"/>
               </w:rPr>
-              <w:t>ext</w:t>
-            </w:r>
-            <w:proofErr w:type="spellEnd"/>
+            </w:pPr>
             <w:r>
               <w:rPr>
                 <w:rFonts w:asciiTheme="minorHAnsi" w:hAnsiTheme="minorHAnsi" w:cstheme="minorHAnsi"/>
               </w:rPr>
-              <w:t>&gt;</w:t>
+              <w:t>1</w:t>
             </w:r>
           </w:p>
         </w:tc>
@@ -26896,13 +25603,13 @@
               <w:rPr>
                 <w:rFonts w:asciiTheme="minorHAnsi" w:hAnsiTheme="minorHAnsi" w:cstheme="minorHAnsi"/>
               </w:rPr>
-              <w:t>1</w:t>
-            </w:r>
-          </w:p>
-        </w:tc>
-        <w:tc>
-          <w:tcPr>
-            <w:tcW w:w="425" w:type="dxa"/>
+              <w:t>0</w:t>
+            </w:r>
+          </w:p>
+        </w:tc>
+        <w:tc>
+          <w:tcPr>
+            <w:tcW w:w="567" w:type="dxa"/>
           </w:tcPr>
           <w:p>
             <w:pPr>
@@ -26922,7 +25629,7 @@
         </w:tc>
         <w:tc>
           <w:tcPr>
-            <w:tcW w:w="567" w:type="dxa"/>
+            <w:tcW w:w="1418" w:type="dxa"/>
           </w:tcPr>
           <w:p>
             <w:pPr>
@@ -26936,43 +25643,7 @@
               <w:rPr>
                 <w:rFonts w:asciiTheme="minorHAnsi" w:hAnsiTheme="minorHAnsi" w:cstheme="minorHAnsi"/>
               </w:rPr>
-              <w:t>0</w:t>
-            </w:r>
-          </w:p>
-        </w:tc>
-        <w:tc>
-          <w:tcPr>
-            <w:tcW w:w="1418" w:type="dxa"/>
-          </w:tcPr>
-          <w:p>
-            <w:pPr>
-              <w:pStyle w:val="TableParagraph"/>
-              <w:jc w:val="center"/>
-              <w:rPr>
-                <w:rFonts w:asciiTheme="minorHAnsi" w:hAnsiTheme="minorHAnsi" w:cstheme="minorHAnsi"/>
-              </w:rPr>
-            </w:pPr>
-            <w:proofErr w:type="spellStart"/>
-            <w:proofErr w:type="gramStart"/>
-            <w:r>
-              <w:rPr>
-                <w:rFonts w:asciiTheme="minorHAnsi" w:hAnsiTheme="minorHAnsi" w:cstheme="minorHAnsi"/>
-              </w:rPr>
-              <w:t>Esp</w:t>
-            </w:r>
-            <w:proofErr w:type="spellEnd"/>
-            <w:r>
-              <w:rPr>
-                <w:rFonts w:asciiTheme="minorHAnsi" w:hAnsiTheme="minorHAnsi" w:cstheme="minorHAnsi"/>
-              </w:rPr>
-              <w:t>(</w:t>
-            </w:r>
-            <w:proofErr w:type="gramEnd"/>
-            <w:r>
-              <w:rPr>
-                <w:rFonts w:asciiTheme="minorHAnsi" w:hAnsiTheme="minorHAnsi" w:cstheme="minorHAnsi"/>
-              </w:rPr>
-              <w:t>Productor)</w:t>
+              <w:t>Esp(Productor)</w:t>
             </w:r>
           </w:p>
         </w:tc>
@@ -27110,27 +25781,11 @@
                 <w:rFonts w:asciiTheme="minorHAnsi" w:hAnsiTheme="minorHAnsi" w:cstheme="minorHAnsi"/>
               </w:rPr>
             </w:pPr>
-            <w:proofErr w:type="spellStart"/>
-            <w:proofErr w:type="gramStart"/>
             <w:r>
               <w:rPr>
                 <w:rFonts w:asciiTheme="minorHAnsi" w:hAnsiTheme="minorHAnsi" w:cstheme="minorHAnsi"/>
               </w:rPr>
-              <w:t>Esp</w:t>
-            </w:r>
-            <w:proofErr w:type="spellEnd"/>
-            <w:r>
-              <w:rPr>
-                <w:rFonts w:asciiTheme="minorHAnsi" w:hAnsiTheme="minorHAnsi" w:cstheme="minorHAnsi"/>
-              </w:rPr>
-              <w:t>(</w:t>
-            </w:r>
-            <w:proofErr w:type="gramEnd"/>
-            <w:r>
-              <w:rPr>
-                <w:rFonts w:asciiTheme="minorHAnsi" w:hAnsiTheme="minorHAnsi" w:cstheme="minorHAnsi"/>
-              </w:rPr>
-              <w:t>Producto</w:t>
+              <w:t>Esp(Producto</w:t>
             </w:r>
             <w:r>
               <w:rPr>
@@ -27471,23 +26126,7 @@
                 <w:rFonts w:asciiTheme="minorHAnsi" w:hAnsiTheme="minorHAnsi" w:cstheme="minorHAnsi"/>
                 <w:spacing w:val="-2"/>
               </w:rPr>
-              <w:t>Consumidor:&lt;</w:t>
-            </w:r>
-            <w:proofErr w:type="spellStart"/>
-            <w:r>
-              <w:rPr>
-                <w:rFonts w:asciiTheme="minorHAnsi" w:hAnsiTheme="minorHAnsi" w:cstheme="minorHAnsi"/>
-                <w:spacing w:val="-2"/>
-              </w:rPr>
-              <w:t>proc</w:t>
-            </w:r>
-            <w:proofErr w:type="spellEnd"/>
-            <w:r>
-              <w:rPr>
-                <w:rFonts w:asciiTheme="minorHAnsi" w:hAnsiTheme="minorHAnsi" w:cstheme="minorHAnsi"/>
-                <w:spacing w:val="-2"/>
-              </w:rPr>
-              <w:t>&gt;</w:t>
+              <w:t>Consumidor:&lt;proc&gt;</w:t>
             </w:r>
           </w:p>
         </w:tc>
@@ -27624,23 +26263,7 @@
                 <w:rFonts w:asciiTheme="minorHAnsi" w:hAnsiTheme="minorHAnsi" w:cstheme="minorHAnsi"/>
                 <w:spacing w:val="-2"/>
               </w:rPr>
-              <w:t>Consumidor:&lt;</w:t>
-            </w:r>
-            <w:proofErr w:type="spellStart"/>
-            <w:r>
-              <w:rPr>
-                <w:rFonts w:asciiTheme="minorHAnsi" w:hAnsiTheme="minorHAnsi" w:cstheme="minorHAnsi"/>
-                <w:spacing w:val="-2"/>
-              </w:rPr>
-              <w:t>proc</w:t>
-            </w:r>
-            <w:proofErr w:type="spellEnd"/>
-            <w:r>
-              <w:rPr>
-                <w:rFonts w:asciiTheme="minorHAnsi" w:hAnsiTheme="minorHAnsi" w:cstheme="minorHAnsi"/>
-                <w:spacing w:val="-2"/>
-              </w:rPr>
-              <w:t>&gt;</w:t>
+              <w:t>Consumidor:&lt;proc&gt;</w:t>
             </w:r>
           </w:p>
         </w:tc>
@@ -27781,23 +26404,7 @@
                 <w:rFonts w:asciiTheme="minorHAnsi" w:hAnsiTheme="minorHAnsi" w:cstheme="minorHAnsi"/>
                 <w:spacing w:val="-2"/>
               </w:rPr>
-              <w:t>Consumidor:&lt;</w:t>
-            </w:r>
-            <w:proofErr w:type="spellStart"/>
-            <w:r>
-              <w:rPr>
-                <w:rFonts w:asciiTheme="minorHAnsi" w:hAnsiTheme="minorHAnsi" w:cstheme="minorHAnsi"/>
-                <w:spacing w:val="-2"/>
-              </w:rPr>
-              <w:t>proc</w:t>
-            </w:r>
-            <w:proofErr w:type="spellEnd"/>
-            <w:r>
-              <w:rPr>
-                <w:rFonts w:asciiTheme="minorHAnsi" w:hAnsiTheme="minorHAnsi" w:cstheme="minorHAnsi"/>
-                <w:spacing w:val="-2"/>
-              </w:rPr>
-              <w:t>&gt;</w:t>
+              <w:t>Consumidor:&lt;proc&gt;</w:t>
             </w:r>
           </w:p>
         </w:tc>
@@ -27931,21 +26538,7 @@
               <w:rPr>
                 <w:rFonts w:asciiTheme="minorHAnsi" w:hAnsiTheme="minorHAnsi" w:cstheme="minorHAnsi"/>
               </w:rPr>
-              <w:t>&lt;</w:t>
-            </w:r>
-            <w:proofErr w:type="spellStart"/>
-            <w:r>
-              <w:rPr>
-                <w:rFonts w:asciiTheme="minorHAnsi" w:hAnsiTheme="minorHAnsi" w:cstheme="minorHAnsi"/>
-              </w:rPr>
-              <w:t>Agr</w:t>
-            </w:r>
-            <w:proofErr w:type="spellEnd"/>
-            <w:r>
-              <w:rPr>
-                <w:rFonts w:asciiTheme="minorHAnsi" w:hAnsiTheme="minorHAnsi" w:cstheme="minorHAnsi"/>
-              </w:rPr>
-              <w:t>&gt;</w:t>
+              <w:t>&lt;Agr&gt;</w:t>
             </w:r>
           </w:p>
         </w:tc>
@@ -28544,7 +27137,6 @@
           <w:lang w:val="en-US"/>
         </w:rPr>
       </w:pPr>
-      <w:proofErr w:type="spellStart"/>
       <w:r>
         <w:rPr>
           <w:rFonts w:ascii="Courier New"/>
@@ -28553,7 +27145,6 @@
         </w:rPr>
         <w:t>s.value</w:t>
       </w:r>
-      <w:proofErr w:type="spellEnd"/>
       <w:r>
         <w:rPr>
           <w:rFonts w:ascii="Courier New"/>
@@ -28580,7 +27171,6 @@
         </w:rPr>
         <w:t xml:space="preserve"> </w:t>
       </w:r>
-      <w:proofErr w:type="spellStart"/>
       <w:r>
         <w:rPr>
           <w:rFonts w:ascii="Courier New"/>
@@ -28589,7 +27179,6 @@
         </w:rPr>
         <w:t>s.value</w:t>
       </w:r>
-      <w:proofErr w:type="spellEnd"/>
       <w:r>
         <w:rPr>
           <w:rFonts w:ascii="Courier New"/>
@@ -28638,7 +27227,6 @@
           <w:sz w:val="18"/>
         </w:rPr>
       </w:pPr>
-      <w:proofErr w:type="spellStart"/>
       <w:r>
         <w:rPr>
           <w:rFonts w:ascii="Courier New"/>
@@ -28647,7 +27235,6 @@
         </w:rPr>
         <w:t>if</w:t>
       </w:r>
-      <w:proofErr w:type="spellEnd"/>
       <w:r>
         <w:rPr>
           <w:rFonts w:ascii="Courier New"/>
@@ -28687,7 +27274,6 @@
         </w:rPr>
         <w:t xml:space="preserve"> </w:t>
       </w:r>
-      <w:proofErr w:type="spellStart"/>
       <w:r>
         <w:rPr>
           <w:rFonts w:ascii="Courier New"/>
@@ -28697,7 +27283,6 @@
         </w:rPr>
         <w:t>then</w:t>
       </w:r>
-      <w:proofErr w:type="spellEnd"/>
       <w:r>
         <w:rPr>
           <w:rFonts w:ascii="Courier New"/>
@@ -28789,39 +27374,12 @@
         </w:rPr>
         <w:t xml:space="preserve"> </w:t>
       </w:r>
-      <w:proofErr w:type="spellStart"/>
-      <w:proofErr w:type="gramStart"/>
       <w:r>
         <w:rPr>
           <w:rFonts w:ascii="Courier New"/>
           <w:sz w:val="18"/>
         </w:rPr>
-        <w:t>delete</w:t>
-      </w:r>
-      <w:proofErr w:type="spellEnd"/>
-      <w:r>
-        <w:rPr>
-          <w:rFonts w:ascii="Courier New"/>
-          <w:sz w:val="18"/>
-        </w:rPr>
-        <w:t>(</w:t>
-      </w:r>
-      <w:proofErr w:type="spellStart"/>
-      <w:proofErr w:type="gramEnd"/>
-      <w:r>
-        <w:rPr>
-          <w:rFonts w:ascii="Courier New"/>
-          <w:sz w:val="18"/>
-        </w:rPr>
-        <w:t>s.L</w:t>
-      </w:r>
-      <w:proofErr w:type="spellEnd"/>
-      <w:r>
-        <w:rPr>
-          <w:rFonts w:ascii="Courier New"/>
-          <w:sz w:val="18"/>
-        </w:rPr>
-        <w:t>);</w:t>
+        <w:t>delete(s.L);</w:t>
       </w:r>
       <w:r>
         <w:rPr>
@@ -28952,7 +27510,6 @@
           <w:sz w:val="18"/>
         </w:rPr>
       </w:pPr>
-      <w:proofErr w:type="spellStart"/>
       <w:r>
         <w:rPr>
           <w:rFonts w:ascii="Courier New"/>
@@ -28961,7 +27518,6 @@
         </w:rPr>
         <w:t>if</w:t>
       </w:r>
-      <w:proofErr w:type="spellEnd"/>
       <w:r>
         <w:rPr>
           <w:rFonts w:ascii="Courier New"/>
@@ -29016,7 +27572,6 @@
         </w:rPr>
         <w:t xml:space="preserve"> </w:t>
       </w:r>
-      <w:proofErr w:type="spellStart"/>
       <w:r>
         <w:rPr>
           <w:rFonts w:ascii="Courier New"/>
@@ -29025,7 +27580,6 @@
         </w:rPr>
         <w:t>then</w:t>
       </w:r>
-      <w:proofErr w:type="spellEnd"/>
       <w:r>
         <w:rPr>
           <w:rFonts w:ascii="Courier New"/>
@@ -29095,7 +27649,6 @@
           <w:sz w:val="18"/>
         </w:rPr>
       </w:pPr>
-      <w:proofErr w:type="spellStart"/>
       <w:r>
         <w:rPr>
           <w:rFonts w:ascii="Courier New"/>
@@ -29105,7 +27658,6 @@
         </w:rPr>
         <w:t>else</w:t>
       </w:r>
-      <w:proofErr w:type="spellEnd"/>
     </w:p>
     <w:p>
       <w:pPr>
@@ -29116,30 +27668,12 @@
           <w:sz w:val="18"/>
         </w:rPr>
       </w:pPr>
-      <w:proofErr w:type="spellStart"/>
-      <w:proofErr w:type="gramStart"/>
       <w:r>
         <w:rPr>
           <w:rFonts w:ascii="Courier New" w:hAnsi="Courier New"/>
           <w:sz w:val="18"/>
         </w:rPr>
-        <w:t>insert</w:t>
-      </w:r>
-      <w:proofErr w:type="spellEnd"/>
-      <w:r>
-        <w:rPr>
-          <w:rFonts w:ascii="Courier New" w:hAnsi="Courier New"/>
-          <w:sz w:val="18"/>
-        </w:rPr>
-        <w:t>(</w:t>
-      </w:r>
-      <w:proofErr w:type="gramEnd"/>
-      <w:r>
-        <w:rPr>
-          <w:rFonts w:ascii="Courier New" w:hAnsi="Courier New"/>
-          <w:sz w:val="18"/>
-        </w:rPr>
-        <w:t>q,</w:t>
+        <w:t>insert(q,</w:t>
       </w:r>
       <w:r>
         <w:rPr>
@@ -29149,21 +27683,12 @@
         </w:rPr>
         <w:t xml:space="preserve"> </w:t>
       </w:r>
-      <w:proofErr w:type="spellStart"/>
       <w:r>
         <w:rPr>
           <w:rFonts w:ascii="Courier New" w:hAnsi="Courier New"/>
           <w:sz w:val="18"/>
         </w:rPr>
-        <w:t>Cola_Ready</w:t>
-      </w:r>
-      <w:proofErr w:type="spellEnd"/>
-      <w:r>
-        <w:rPr>
-          <w:rFonts w:ascii="Courier New" w:hAnsi="Courier New"/>
-          <w:sz w:val="18"/>
-        </w:rPr>
-        <w:t>);</w:t>
+        <w:t>Cola_Ready);</w:t>
       </w:r>
       <w:r>
         <w:rPr>
@@ -29190,7 +27715,6 @@
         </w:rPr>
         <w:t xml:space="preserve"> </w:t>
       </w:r>
-      <w:proofErr w:type="spellStart"/>
       <w:r>
         <w:rPr>
           <w:rFonts w:ascii="Courier New" w:hAnsi="Courier New"/>
@@ -29199,7 +27723,6 @@
         </w:rPr>
         <w:t>CPU’s</w:t>
       </w:r>
-      <w:proofErr w:type="spellEnd"/>
       <w:r>
         <w:rPr>
           <w:rFonts w:ascii="Courier New" w:hAnsi="Courier New"/>
@@ -29260,7 +27783,6 @@
         </w:rPr>
         <w:t xml:space="preserve"> </w:t>
       </w:r>
-      <w:proofErr w:type="spellStart"/>
       <w:r>
         <w:rPr>
           <w:rFonts w:ascii="Courier New" w:hAnsi="Courier New"/>
@@ -29268,17 +27790,7 @@
           <w:spacing w:val="-2"/>
           <w:sz w:val="18"/>
         </w:rPr>
-        <w:t>ready</w:t>
-      </w:r>
-      <w:proofErr w:type="spellEnd"/>
-      <w:r>
-        <w:rPr>
-          <w:rFonts w:ascii="Courier New" w:hAnsi="Courier New"/>
-          <w:color w:val="00B050"/>
-          <w:spacing w:val="-2"/>
-          <w:sz w:val="18"/>
-        </w:rPr>
-        <w:t>.</w:t>
+        <w:t>ready.</w:t>
       </w:r>
     </w:p>
     <w:p>
@@ -29290,41 +27802,13 @@
           <w:sz w:val="18"/>
         </w:rPr>
       </w:pPr>
-      <w:proofErr w:type="spellStart"/>
       <w:r>
         <w:rPr>
           <w:rFonts w:ascii="Courier New"/>
           <w:spacing w:val="-2"/>
           <w:sz w:val="18"/>
         </w:rPr>
-        <w:t>Vb</w:t>
-      </w:r>
-      <w:proofErr w:type="spellEnd"/>
-      <w:r>
-        <w:rPr>
-          <w:rFonts w:ascii="Courier New"/>
-          <w:spacing w:val="-2"/>
-          <w:sz w:val="18"/>
-        </w:rPr>
-        <w:t>(</w:t>
-      </w:r>
-      <w:proofErr w:type="spellStart"/>
-      <w:r>
-        <w:rPr>
-          <w:rFonts w:ascii="Courier New"/>
-          <w:spacing w:val="-2"/>
-          <w:sz w:val="18"/>
-        </w:rPr>
-        <w:t>mutex</w:t>
-      </w:r>
-      <w:proofErr w:type="spellEnd"/>
-      <w:r>
-        <w:rPr>
-          <w:rFonts w:ascii="Courier New"/>
-          <w:spacing w:val="-2"/>
-          <w:sz w:val="18"/>
-        </w:rPr>
-        <w:t>);</w:t>
+        <w:t>Vb(mutex);</w:t>
       </w:r>
     </w:p>
     <w:p>
@@ -29374,7 +27858,6 @@
       <w:r>
         <w:t xml:space="preserve">Una forma de evitar errores al acceder a la cola de procesos asociados al semáforo es agregar un control que verifique si la cola está vacía antes de intentar extraer un elemento, de modo que la operación </w:t>
       </w:r>
-      <w:proofErr w:type="spellStart"/>
       <w:r>
         <w:rPr>
           <w:rStyle w:val="CdigoHTML"/>
@@ -29382,9 +27865,11 @@
           <w:sz w:val="22"/>
           <w:szCs w:val="22"/>
         </w:rPr>
-        <w:t>delete</w:t>
-      </w:r>
-      <w:proofErr w:type="spellEnd"/>
+        <w:t xml:space="preserve">delete </w:t>
+      </w:r>
+      <w:r>
+        <w:t xml:space="preserve">solo se ejecute si efectivamente hay procesos esperando. La principal ventaja de este control es que incrementa la robustez y seguridad de la implementación, ya que previene fallos por accesos inválidos y hace más claro el manejo de casos extremos. Como desventaja, introduce una verificación adicional que agrega un costo mínimo en tiempo de ejecución y cierta redundancia, dado que en una implementación teóricamente correcta la condición </w:t>
+      </w:r>
       <w:r>
         <w:rPr>
           <w:rStyle w:val="CdigoHTML"/>
@@ -29392,30 +27877,7 @@
           <w:sz w:val="22"/>
           <w:szCs w:val="22"/>
         </w:rPr>
-        <w:t xml:space="preserve"> </w:t>
-      </w:r>
-      <w:r>
-        <w:t xml:space="preserve">solo se ejecute si efectivamente hay procesos esperando. La principal ventaja de este control es que incrementa la robustez y seguridad de la implementación, ya que previene fallos por accesos inválidos y hace más claro el manejo de casos extremos. Como desventaja, introduce una verificación adicional que agrega un costo mínimo en tiempo de ejecución y cierta redundancia, dado que en una implementación teóricamente correcta la condición </w:t>
-      </w:r>
-      <w:proofErr w:type="spellStart"/>
-      <w:r>
-        <w:rPr>
-          <w:rStyle w:val="CdigoHTML"/>
-          <w:rFonts w:asciiTheme="minorHAnsi" w:eastAsia="Calibri" w:hAnsiTheme="minorHAnsi" w:cstheme="minorHAnsi"/>
-          <w:sz w:val="22"/>
-          <w:szCs w:val="22"/>
-        </w:rPr>
-        <w:t>s.value</w:t>
-      </w:r>
-      <w:proofErr w:type="spellEnd"/>
-      <w:r>
-        <w:rPr>
-          <w:rStyle w:val="CdigoHTML"/>
-          <w:rFonts w:asciiTheme="minorHAnsi" w:eastAsia="Calibri" w:hAnsiTheme="minorHAnsi" w:cstheme="minorHAnsi"/>
-          <w:sz w:val="22"/>
-          <w:szCs w:val="22"/>
-        </w:rPr>
-        <w:t xml:space="preserve"> &lt;= 0</w:t>
+        <w:t>s.value &lt;= 0</w:t>
       </w:r>
       <w:r>
         <w:rPr>

--- a/4to Año/SOII/TPN°1.docx
+++ b/4to Año/SOII/TPN°1.docx
@@ -93,7 +93,15 @@
         <w:ind w:left="141"/>
       </w:pPr>
       <w:r>
-        <w:t xml:space="preserve">1. Los procesos P0, P1, …Pn no deben estar simultáneamente en sus secciones críticas (debe proveerse exclusión mutua). </w:t>
+        <w:t>1. Los procesos P0, P1, …</w:t>
+      </w:r>
+      <w:proofErr w:type="spellStart"/>
+      <w:r>
+        <w:t>Pn</w:t>
+      </w:r>
+      <w:proofErr w:type="spellEnd"/>
+      <w:r>
+        <w:t xml:space="preserve"> no deben estar simultáneamente en sus secciones críticas (debe proveerse exclusión mutua). </w:t>
       </w:r>
     </w:p>
     <w:p>
@@ -103,7 +111,15 @@
         <w:ind w:left="141"/>
       </w:pPr>
       <w:r>
-        <w:t xml:space="preserve">2. Un proceso que está fuera de su SC - ni siquiera intentando ingresar a su SC[ *] - no debe evitar que otro proceso entre a su SC (puede generar bloqueo indefinido en el 2º proceso). </w:t>
+        <w:t xml:space="preserve">2. Un proceso que está fuera de su SC - ni siquiera intentando ingresar a su </w:t>
+      </w:r>
+      <w:proofErr w:type="gramStart"/>
+      <w:r>
+        <w:t>SC[</w:t>
+      </w:r>
+      <w:proofErr w:type="gramEnd"/>
+      <w:r>
+        <w:t xml:space="preserve"> *] - no debe evitar que otro proceso entre a su SC (puede generar bloqueo indefinido en el 2º proceso). </w:t>
       </w:r>
     </w:p>
     <w:p>
@@ -123,7 +139,15 @@
         <w:ind w:left="141"/>
       </w:pPr>
       <w:r>
-        <w:t xml:space="preserve"> 4. Dos o más procesos que están por ingresar a sus respectivas SC´s no deben entrar en un lazo de espera infinito (si así sucediera, se puede generar bloqueo indefinido).</w:t>
+        <w:t xml:space="preserve"> 4. Dos o más procesos que están por ingresar a sus respectivas </w:t>
+      </w:r>
+      <w:proofErr w:type="spellStart"/>
+      <w:r>
+        <w:t>SC´s</w:t>
+      </w:r>
+      <w:proofErr w:type="spellEnd"/>
+      <w:r>
+        <w:t xml:space="preserve"> no deben entrar en un lazo de espera infinito (si así sucediera, se puede generar bloqueo indefinido).</w:t>
       </w:r>
     </w:p>
     <w:p>
@@ -220,6 +244,7 @@
                                 <w:sz w:val="20"/>
                               </w:rPr>
                             </w:pPr>
+                            <w:proofErr w:type="spellStart"/>
                             <w:r>
                               <w:rPr>
                                 <w:rFonts w:ascii="Consolas"/>
@@ -228,6 +253,7 @@
                               </w:rPr>
                               <w:t>int</w:t>
                             </w:r>
+                            <w:proofErr w:type="spellEnd"/>
                             <w:r>
                               <w:rPr>
                                 <w:rFonts w:ascii="Consolas"/>
@@ -516,6 +542,7 @@
                                 <w:lang w:val="en-US"/>
                               </w:rPr>
                             </w:pPr>
+                            <w:proofErr w:type="gramStart"/>
                             <w:r>
                               <w:rPr>
                                 <w:rFonts w:ascii="Consolas"/>
@@ -525,6 +552,8 @@
                               </w:rPr>
                               <w:t>while(</w:t>
                             </w:r>
+                            <w:proofErr w:type="spellStart"/>
+                            <w:proofErr w:type="gramEnd"/>
                             <w:r>
                               <w:rPr>
                                 <w:rFonts w:ascii="Consolas"/>
@@ -533,6 +562,7 @@
                               </w:rPr>
                               <w:t>turno</w:t>
                             </w:r>
+                            <w:proofErr w:type="spellEnd"/>
                             <w:r>
                               <w:rPr>
                                 <w:rFonts w:ascii="Consolas"/>
@@ -585,6 +615,7 @@
                               </w:rPr>
                               <w:t>while(</w:t>
                             </w:r>
+                            <w:proofErr w:type="spellStart"/>
                             <w:r>
                               <w:rPr>
                                 <w:rFonts w:ascii="Consolas"/>
@@ -593,6 +624,7 @@
                               </w:rPr>
                               <w:t>turno</w:t>
                             </w:r>
+                            <w:proofErr w:type="spellEnd"/>
                             <w:r>
                               <w:rPr>
                                 <w:rFonts w:ascii="Consolas"/>
@@ -872,6 +904,7 @@
                           <w:sz w:val="20"/>
                         </w:rPr>
                       </w:pPr>
+                      <w:proofErr w:type="spellStart"/>
                       <w:r>
                         <w:rPr>
                           <w:rFonts w:ascii="Consolas"/>
@@ -880,6 +913,7 @@
                         </w:rPr>
                         <w:t>int</w:t>
                       </w:r>
+                      <w:proofErr w:type="spellEnd"/>
                       <w:r>
                         <w:rPr>
                           <w:rFonts w:ascii="Consolas"/>
@@ -1168,6 +1202,7 @@
                           <w:lang w:val="en-US"/>
                         </w:rPr>
                       </w:pPr>
+                      <w:proofErr w:type="gramStart"/>
                       <w:r>
                         <w:rPr>
                           <w:rFonts w:ascii="Consolas"/>
@@ -1177,6 +1212,8 @@
                         </w:rPr>
                         <w:t>while(</w:t>
                       </w:r>
+                      <w:proofErr w:type="spellStart"/>
+                      <w:proofErr w:type="gramEnd"/>
                       <w:r>
                         <w:rPr>
                           <w:rFonts w:ascii="Consolas"/>
@@ -1185,6 +1222,7 @@
                         </w:rPr>
                         <w:t>turno</w:t>
                       </w:r>
+                      <w:proofErr w:type="spellEnd"/>
                       <w:r>
                         <w:rPr>
                           <w:rFonts w:ascii="Consolas"/>
@@ -1237,6 +1275,7 @@
                         </w:rPr>
                         <w:t>while(</w:t>
                       </w:r>
+                      <w:proofErr w:type="spellStart"/>
                       <w:r>
                         <w:rPr>
                           <w:rFonts w:ascii="Consolas"/>
@@ -1245,6 +1284,7 @@
                         </w:rPr>
                         <w:t>turno</w:t>
                       </w:r>
+                      <w:proofErr w:type="spellEnd"/>
                       <w:r>
                         <w:rPr>
                           <w:rFonts w:ascii="Consolas"/>
@@ -1682,16 +1722,6 @@
           <w:sz w:val="20"/>
         </w:rPr>
       </w:pPr>
-    </w:p>
-    <w:p>
-      <w:pPr>
-        <w:pStyle w:val="Textoindependiente"/>
-        <w:spacing w:before="75"/>
-        <w:rPr>
-          <w:b/>
-          <w:sz w:val="20"/>
-        </w:rPr>
-      </w:pPr>
       <w:r>
         <w:rPr>
           <w:b/>
@@ -1701,16 +1731,16 @@
         <mc:AlternateContent>
           <mc:Choice Requires="wpg">
             <w:drawing>
-              <wp:anchor distT="0" distB="0" distL="0" distR="0" simplePos="0" relativeHeight="487588352" behindDoc="1" locked="0" layoutInCell="1" allowOverlap="1" wp14:anchorId="14E00CD6" wp14:editId="7259354C">
+              <wp:anchor distT="0" distB="0" distL="0" distR="0" simplePos="0" relativeHeight="487588352" behindDoc="1" locked="0" layoutInCell="1" allowOverlap="1" wp14:anchorId="14E00CD6" wp14:editId="03863A1B">
                 <wp:simplePos x="0" y="0"/>
                 <wp:positionH relativeFrom="page">
-                  <wp:posOffset>899160</wp:posOffset>
+                  <wp:posOffset>845820</wp:posOffset>
                 </wp:positionH>
                 <wp:positionV relativeFrom="paragraph">
-                  <wp:posOffset>218497</wp:posOffset>
+                  <wp:posOffset>266700</wp:posOffset>
                 </wp:positionV>
-                <wp:extent cx="5760720" cy="1521460"/>
-                <wp:effectExtent l="0" t="0" r="0" b="0"/>
+                <wp:extent cx="5814060" cy="1673860"/>
+                <wp:effectExtent l="0" t="0" r="0" b="2540"/>
                 <wp:wrapTopAndBottom/>
                 <wp:docPr id="8" name="Group 8"/>
                 <wp:cNvGraphicFramePr>
@@ -1725,7 +1755,7 @@
                       <wpg:grpSpPr>
                         <a:xfrm>
                           <a:off x="0" y="0"/>
-                          <a:ext cx="5760720" cy="1521460"/>
+                          <a:ext cx="5814060" cy="1673860"/>
                           <a:chOff x="0" y="0"/>
                           <a:chExt cx="5760720" cy="1521460"/>
                         </a:xfrm>
@@ -1854,12 +1884,14 @@
                               <w:pPr>
                                 <w:spacing w:line="267" w:lineRule="exact"/>
                               </w:pPr>
+                              <w:proofErr w:type="spellStart"/>
                               <w:r>
                                 <w:rPr>
                                   <w:b/>
                                 </w:rPr>
                                 <w:t>boolean</w:t>
                               </w:r>
+                              <w:proofErr w:type="spellEnd"/>
                               <w:r>
                                 <w:rPr>
                                   <w:b/>
@@ -1867,8 +1899,13 @@
                                 </w:rPr>
                                 <w:t xml:space="preserve"> </w:t>
                               </w:r>
+                              <w:proofErr w:type="gramStart"/>
                               <w:r>
-                                <w:t>estado[2]</w:t>
+                                <w:t>estado[</w:t>
+                              </w:r>
+                              <w:proofErr w:type="gramEnd"/>
+                              <w:r>
+                                <w:t>2]</w:t>
                               </w:r>
                               <w:r>
                                 <w:rPr>
@@ -2119,7 +2156,7 @@
                                 <w:rPr>
                                   <w:rFonts w:ascii="Consolas"/>
                                   <w:sz w:val="20"/>
-                                  <w:lang w:val="es-AR"/>
+                                  <w:lang w:val="en-US"/>
                                 </w:rPr>
                               </w:pPr>
                               <w:r>
@@ -2128,18 +2165,40 @@
                                   <w:b/>
                                   <w:spacing w:val="-2"/>
                                   <w:sz w:val="20"/>
-                                  <w:lang w:val="es-AR"/>
+                                  <w:lang w:val="en-US"/>
                                 </w:rPr>
                                 <w:t>while(</w:t>
                               </w:r>
+                              <w:proofErr w:type="spellStart"/>
+                              <w:proofErr w:type="gramStart"/>
                               <w:r>
                                 <w:rPr>
                                   <w:rFonts w:ascii="Consolas"/>
                                   <w:spacing w:val="-2"/>
                                   <w:sz w:val="20"/>
-                                  <w:lang w:val="es-AR"/>
+                                  <w:lang w:val="en-US"/>
                                 </w:rPr>
-                                <w:t>estado[1]);</w:t>
+                                <w:t>estado</w:t>
+                              </w:r>
+                              <w:proofErr w:type="spellEnd"/>
+                              <w:r>
+                                <w:rPr>
+                                  <w:rFonts w:ascii="Consolas"/>
+                                  <w:spacing w:val="-2"/>
+                                  <w:sz w:val="20"/>
+                                  <w:lang w:val="en-US"/>
+                                </w:rPr>
+                                <w:t>[</w:t>
+                              </w:r>
+                              <w:proofErr w:type="gramEnd"/>
+                              <w:r>
+                                <w:rPr>
+                                  <w:rFonts w:ascii="Consolas"/>
+                                  <w:spacing w:val="-2"/>
+                                  <w:sz w:val="20"/>
+                                  <w:lang w:val="en-US"/>
+                                </w:rPr>
+                                <w:t>1]);</w:t>
                               </w:r>
                             </w:p>
                             <w:p>
@@ -2159,12 +2218,21 @@
                                 </w:rPr>
                                 <w:t xml:space="preserve">/*SeccCritica_0*/; </w:t>
                               </w:r>
+                              <w:proofErr w:type="gramStart"/>
                               <w:r>
                                 <w:rPr>
                                   <w:rFonts w:ascii="Consolas"/>
                                   <w:sz w:val="20"/>
                                 </w:rPr>
-                                <w:t>estado[0]</w:t>
+                                <w:t>estado[</w:t>
+                              </w:r>
+                              <w:proofErr w:type="gramEnd"/>
+                              <w:r>
+                                <w:rPr>
+                                  <w:rFonts w:ascii="Consolas"/>
+                                  <w:sz w:val="20"/>
+                                </w:rPr>
+                                <w:t>0]</w:t>
                               </w:r>
                               <w:r>
                                 <w:rPr>
@@ -2384,6 +2452,7 @@
                                   <w:sz w:val="20"/>
                                 </w:rPr>
                               </w:pPr>
+                              <w:proofErr w:type="spellStart"/>
                               <w:r>
                                 <w:rPr>
                                   <w:rFonts w:ascii="Consolas"/>
@@ -2391,15 +2460,35 @@
                                   <w:spacing w:val="-2"/>
                                   <w:sz w:val="20"/>
                                 </w:rPr>
-                                <w:t>while(</w:t>
+                                <w:t>while</w:t>
                               </w:r>
+                              <w:proofErr w:type="spellEnd"/>
+                              <w:r>
+                                <w:rPr>
+                                  <w:rFonts w:ascii="Consolas"/>
+                                  <w:b/>
+                                  <w:spacing w:val="-2"/>
+                                  <w:sz w:val="20"/>
+                                </w:rPr>
+                                <w:t>(</w:t>
+                              </w:r>
+                              <w:proofErr w:type="gramStart"/>
                               <w:r>
                                 <w:rPr>
                                   <w:rFonts w:ascii="Consolas"/>
                                   <w:spacing w:val="-2"/>
                                   <w:sz w:val="20"/>
                                 </w:rPr>
-                                <w:t>estado[0]);</w:t>
+                                <w:t>estado[</w:t>
+                              </w:r>
+                              <w:proofErr w:type="gramEnd"/>
+                              <w:r>
+                                <w:rPr>
+                                  <w:rFonts w:ascii="Consolas"/>
+                                  <w:spacing w:val="-2"/>
+                                  <w:sz w:val="20"/>
+                                </w:rPr>
+                                <w:t>0]);</w:t>
                               </w:r>
                             </w:p>
                             <w:p>
@@ -2419,12 +2508,21 @@
                                 </w:rPr>
                                 <w:t xml:space="preserve">/*SeccCritica_1*/; </w:t>
                               </w:r>
+                              <w:proofErr w:type="gramStart"/>
                               <w:r>
                                 <w:rPr>
                                   <w:rFonts w:ascii="Consolas"/>
                                   <w:sz w:val="20"/>
                                 </w:rPr>
-                                <w:t>estado[1]</w:t>
+                                <w:t>estado[</w:t>
+                              </w:r>
+                              <w:proofErr w:type="gramEnd"/>
+                              <w:r>
+                                <w:rPr>
+                                  <w:rFonts w:ascii="Consolas"/>
+                                  <w:sz w:val="20"/>
+                                </w:rPr>
+                                <w:t>1]</w:t>
                               </w:r>
                               <w:r>
                                 <w:rPr>
@@ -2505,12 +2603,18 @@
                     </wpg:wgp>
                   </a:graphicData>
                 </a:graphic>
+                <wp14:sizeRelH relativeFrom="margin">
+                  <wp14:pctWidth>0</wp14:pctWidth>
+                </wp14:sizeRelH>
+                <wp14:sizeRelV relativeFrom="margin">
+                  <wp14:pctHeight>0</wp14:pctHeight>
+                </wp14:sizeRelV>
               </wp:anchor>
             </w:drawing>
           </mc:Choice>
           <mc:Fallback>
             <w:pict>
-              <v:group w14:anchorId="14E00CD6" id="Group 8" o:spid="_x0000_s1027" style="position:absolute;margin-left:70.8pt;margin-top:17.2pt;width:453.6pt;height:119.8pt;z-index:-15728128;mso-wrap-distance-left:0;mso-wrap-distance-right:0;mso-position-horizontal-relative:page" coordsize="57607,15214" o:gfxdata="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">
+              <v:group w14:anchorId="14E00CD6" id="Group 8" o:spid="_x0000_s1027" style="position:absolute;margin-left:66.6pt;margin-top:21pt;width:457.8pt;height:131.8pt;z-index:-15728128;mso-wrap-distance-left:0;mso-wrap-distance-right:0;mso-position-horizontal-relative:page;mso-width-relative:margin;mso-height-relative:margin" coordsize="57607,15214" o:gfxdata="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">
                 <v:shape id="Graphic 9" o:spid="_x0000_s1028" style="position:absolute;width:57607;height:15214;visibility:visible;mso-wrap-style:square;v-text-anchor:top" coordsize="5760720,1521460" o:gfxdata="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" path="m5760720,r-6109,l5754611,6096r,170688l5754611,1514856r-2874251,l2877312,1514856r-6096,l6096,1514856r,-1338072l6096,6096r5748515,l5754611,,6096,,,,,6096,,176784,,1514856r,6096l6096,1520952r5754624,l5760720,1514856r,-1338072l5760720,6096r,-6096xe" fillcolor="black" stroked="f">
                   <v:path arrowok="t"/>
                 </v:shape>
@@ -2521,12 +2625,14 @@
                         <w:pPr>
                           <w:spacing w:line="267" w:lineRule="exact"/>
                         </w:pPr>
+                        <w:proofErr w:type="spellStart"/>
                         <w:r>
                           <w:rPr>
                             <w:b/>
                           </w:rPr>
                           <w:t>boolean</w:t>
                         </w:r>
+                        <w:proofErr w:type="spellEnd"/>
                         <w:r>
                           <w:rPr>
                             <w:b/>
@@ -2534,8 +2640,13 @@
                           </w:rPr>
                           <w:t xml:space="preserve"> </w:t>
                         </w:r>
+                        <w:proofErr w:type="gramStart"/>
                         <w:r>
-                          <w:t>estado[2]</w:t>
+                          <w:t>estado[</w:t>
+                        </w:r>
+                        <w:proofErr w:type="gramEnd"/>
+                        <w:r>
+                          <w:t>2]</w:t>
                         </w:r>
                         <w:r>
                           <w:rPr>
@@ -2772,7 +2883,7 @@
                           <w:rPr>
                             <w:rFonts w:ascii="Consolas"/>
                             <w:sz w:val="20"/>
-                            <w:lang w:val="es-AR"/>
+                            <w:lang w:val="en-US"/>
                           </w:rPr>
                         </w:pPr>
                         <w:r>
@@ -2781,18 +2892,40 @@
                             <w:b/>
                             <w:spacing w:val="-2"/>
                             <w:sz w:val="20"/>
-                            <w:lang w:val="es-AR"/>
+                            <w:lang w:val="en-US"/>
                           </w:rPr>
                           <w:t>while(</w:t>
                         </w:r>
+                        <w:proofErr w:type="spellStart"/>
+                        <w:proofErr w:type="gramStart"/>
                         <w:r>
                           <w:rPr>
                             <w:rFonts w:ascii="Consolas"/>
                             <w:spacing w:val="-2"/>
                             <w:sz w:val="20"/>
-                            <w:lang w:val="es-AR"/>
+                            <w:lang w:val="en-US"/>
                           </w:rPr>
-                          <w:t>estado[1]);</w:t>
+                          <w:t>estado</w:t>
+                        </w:r>
+                        <w:proofErr w:type="spellEnd"/>
+                        <w:r>
+                          <w:rPr>
+                            <w:rFonts w:ascii="Consolas"/>
+                            <w:spacing w:val="-2"/>
+                            <w:sz w:val="20"/>
+                            <w:lang w:val="en-US"/>
+                          </w:rPr>
+                          <w:t>[</w:t>
+                        </w:r>
+                        <w:proofErr w:type="gramEnd"/>
+                        <w:r>
+                          <w:rPr>
+                            <w:rFonts w:ascii="Consolas"/>
+                            <w:spacing w:val="-2"/>
+                            <w:sz w:val="20"/>
+                            <w:lang w:val="en-US"/>
+                          </w:rPr>
+                          <w:t>1]);</w:t>
                         </w:r>
                       </w:p>
                       <w:p>
@@ -2812,12 +2945,21 @@
                           </w:rPr>
                           <w:t xml:space="preserve">/*SeccCritica_0*/; </w:t>
                         </w:r>
+                        <w:proofErr w:type="gramStart"/>
                         <w:r>
                           <w:rPr>
                             <w:rFonts w:ascii="Consolas"/>
                             <w:sz w:val="20"/>
                           </w:rPr>
-                          <w:t>estado[0]</w:t>
+                          <w:t>estado[</w:t>
+                        </w:r>
+                        <w:proofErr w:type="gramEnd"/>
+                        <w:r>
+                          <w:rPr>
+                            <w:rFonts w:ascii="Consolas"/>
+                            <w:sz w:val="20"/>
+                          </w:rPr>
+                          <w:t>0]</w:t>
                         </w:r>
                         <w:r>
                           <w:rPr>
@@ -3023,6 +3165,7 @@
                             <w:sz w:val="20"/>
                           </w:rPr>
                         </w:pPr>
+                        <w:proofErr w:type="spellStart"/>
                         <w:r>
                           <w:rPr>
                             <w:rFonts w:ascii="Consolas"/>
@@ -3030,15 +3173,35 @@
                             <w:spacing w:val="-2"/>
                             <w:sz w:val="20"/>
                           </w:rPr>
-                          <w:t>while(</w:t>
+                          <w:t>while</w:t>
                         </w:r>
+                        <w:proofErr w:type="spellEnd"/>
+                        <w:r>
+                          <w:rPr>
+                            <w:rFonts w:ascii="Consolas"/>
+                            <w:b/>
+                            <w:spacing w:val="-2"/>
+                            <w:sz w:val="20"/>
+                          </w:rPr>
+                          <w:t>(</w:t>
+                        </w:r>
+                        <w:proofErr w:type="gramStart"/>
                         <w:r>
                           <w:rPr>
                             <w:rFonts w:ascii="Consolas"/>
                             <w:spacing w:val="-2"/>
                             <w:sz w:val="20"/>
                           </w:rPr>
-                          <w:t>estado[0]);</w:t>
+                          <w:t>estado[</w:t>
+                        </w:r>
+                        <w:proofErr w:type="gramEnd"/>
+                        <w:r>
+                          <w:rPr>
+                            <w:rFonts w:ascii="Consolas"/>
+                            <w:spacing w:val="-2"/>
+                            <w:sz w:val="20"/>
+                          </w:rPr>
+                          <w:t>0]);</w:t>
                         </w:r>
                       </w:p>
                       <w:p>
@@ -3058,12 +3221,21 @@
                           </w:rPr>
                           <w:t xml:space="preserve">/*SeccCritica_1*/; </w:t>
                         </w:r>
+                        <w:proofErr w:type="gramStart"/>
                         <w:r>
                           <w:rPr>
                             <w:rFonts w:ascii="Consolas"/>
                             <w:sz w:val="20"/>
                           </w:rPr>
-                          <w:t>estado[1]</w:t>
+                          <w:t>estado[</w:t>
+                        </w:r>
+                        <w:proofErr w:type="gramEnd"/>
+                        <w:r>
+                          <w:rPr>
+                            <w:rFonts w:ascii="Consolas"/>
+                            <w:sz w:val="20"/>
+                          </w:rPr>
+                          <w:t>1]</w:t>
                         </w:r>
                         <w:r>
                           <w:rPr>
@@ -3148,6 +3320,16 @@
     <w:p>
       <w:pPr>
         <w:pStyle w:val="Textoindependiente"/>
+        <w:spacing w:before="75"/>
+        <w:rPr>
+          <w:b/>
+          <w:sz w:val="20"/>
+        </w:rPr>
+      </w:pPr>
+    </w:p>
+    <w:p>
+      <w:pPr>
+        <w:pStyle w:val="Textoindependiente"/>
         <w:spacing w:before="45"/>
         <w:rPr>
           <w:b/>
@@ -3243,98 +3425,345 @@
     </w:p>
     <w:p>
       <w:pPr>
-        <w:pStyle w:val="Textoindependiente"/>
-        <w:spacing w:before="49"/>
-        <w:rPr>
+        <w:pStyle w:val="NormalWeb"/>
+        <w:rPr>
+          <w:rFonts w:asciiTheme="minorHAnsi" w:hAnsiTheme="minorHAnsi" w:cstheme="minorHAnsi"/>
           <w:bCs/>
+          <w:sz w:val="22"/>
+          <w:szCs w:val="22"/>
+          <w:lang w:val="es-AR"/>
         </w:rPr>
       </w:pPr>
+      <w:r>
+        <w:rPr>
+          <w:rFonts w:asciiTheme="minorHAnsi" w:hAnsiTheme="minorHAnsi" w:cstheme="minorHAnsi"/>
+          <w:b/>
+          <w:sz w:val="22"/>
+          <w:szCs w:val="22"/>
+          <w:lang w:val="es-AR"/>
+        </w:rPr>
+        <w:t>Condición 3</w:t>
+      </w:r>
+      <w:r>
+        <w:rPr>
+          <w:rFonts w:asciiTheme="minorHAnsi" w:hAnsiTheme="minorHAnsi" w:cstheme="minorHAnsi"/>
+          <w:bCs/>
+          <w:sz w:val="22"/>
+          <w:szCs w:val="22"/>
+          <w:lang w:val="es-AR"/>
+        </w:rPr>
+        <w:t>:</w:t>
+      </w:r>
+      <w:r>
+        <w:rPr>
+          <w:rFonts w:asciiTheme="minorHAnsi" w:hAnsiTheme="minorHAnsi" w:cstheme="minorHAnsi"/>
+          <w:bCs/>
+          <w:sz w:val="22"/>
+          <w:szCs w:val="22"/>
+          <w:lang w:val="es-AR"/>
+        </w:rPr>
+        <w:t xml:space="preserve"> </w:t>
+      </w:r>
+      <w:r>
+        <w:rPr>
+          <w:rFonts w:asciiTheme="minorHAnsi" w:hAnsiTheme="minorHAnsi" w:cstheme="minorHAnsi"/>
+          <w:bCs/>
+          <w:sz w:val="22"/>
+          <w:szCs w:val="22"/>
+          <w:lang w:val="es-AR"/>
+        </w:rPr>
+        <w:t xml:space="preserve">Imaginemos que </w:t>
+      </w:r>
+      <w:r>
+        <w:rPr>
+          <w:rStyle w:val="Textoennegrita"/>
+          <w:rFonts w:asciiTheme="minorHAnsi" w:hAnsiTheme="minorHAnsi" w:cstheme="minorHAnsi"/>
+          <w:b w:val="0"/>
+          <w:sz w:val="22"/>
+          <w:szCs w:val="22"/>
+          <w:lang w:val="es-AR"/>
+        </w:rPr>
+        <w:t>P0 es mucho más rápido</w:t>
+      </w:r>
+      <w:r>
+        <w:rPr>
+          <w:rFonts w:asciiTheme="minorHAnsi" w:hAnsiTheme="minorHAnsi" w:cstheme="minorHAnsi"/>
+          <w:bCs/>
+          <w:sz w:val="22"/>
+          <w:szCs w:val="22"/>
+          <w:lang w:val="es-AR"/>
+        </w:rPr>
+        <w:t xml:space="preserve"> que P1</w:t>
+      </w:r>
+      <w:r>
+        <w:rPr>
+          <w:rFonts w:asciiTheme="minorHAnsi" w:hAnsiTheme="minorHAnsi" w:cstheme="minorHAnsi"/>
+          <w:bCs/>
+          <w:sz w:val="22"/>
+          <w:szCs w:val="22"/>
+          <w:lang w:val="es-AR"/>
+        </w:rPr>
+        <w:t xml:space="preserve">. </w:t>
+      </w:r>
+      <w:r>
+        <w:rPr>
+          <w:rFonts w:asciiTheme="minorHAnsi" w:hAnsiTheme="minorHAnsi" w:cstheme="minorHAnsi"/>
+          <w:bCs/>
+          <w:sz w:val="22"/>
+          <w:szCs w:val="22"/>
+          <w:lang w:val="es-AR"/>
+        </w:rPr>
+        <w:t xml:space="preserve">P0 puede fijar </w:t>
+      </w:r>
+      <w:proofErr w:type="gramStart"/>
+      <w:r>
+        <w:rPr>
+          <w:rStyle w:val="CdigoHTML"/>
+          <w:rFonts w:asciiTheme="minorHAnsi" w:hAnsiTheme="minorHAnsi" w:cstheme="minorHAnsi"/>
+          <w:bCs/>
+          <w:sz w:val="22"/>
+          <w:szCs w:val="22"/>
+          <w:lang w:val="es-AR"/>
+        </w:rPr>
+        <w:t>estado[</w:t>
+      </w:r>
+      <w:proofErr w:type="gramEnd"/>
+      <w:r>
+        <w:rPr>
+          <w:rStyle w:val="CdigoHTML"/>
+          <w:rFonts w:asciiTheme="minorHAnsi" w:hAnsiTheme="minorHAnsi" w:cstheme="minorHAnsi"/>
+          <w:bCs/>
+          <w:sz w:val="22"/>
+          <w:szCs w:val="22"/>
+          <w:lang w:val="es-AR"/>
+        </w:rPr>
+        <w:t>0] = true</w:t>
+      </w:r>
+      <w:r>
+        <w:rPr>
+          <w:rFonts w:asciiTheme="minorHAnsi" w:hAnsiTheme="minorHAnsi" w:cstheme="minorHAnsi"/>
+          <w:bCs/>
+          <w:sz w:val="22"/>
+          <w:szCs w:val="22"/>
+          <w:lang w:val="es-AR"/>
+        </w:rPr>
+        <w:t xml:space="preserve">, ver </w:t>
+      </w:r>
+      <w:proofErr w:type="spellStart"/>
+      <w:r>
+        <w:rPr>
+          <w:rFonts w:asciiTheme="minorHAnsi" w:hAnsiTheme="minorHAnsi" w:cstheme="minorHAnsi"/>
+          <w:bCs/>
+          <w:sz w:val="22"/>
+          <w:szCs w:val="22"/>
+          <w:lang w:val="es-AR"/>
+        </w:rPr>
+        <w:t>que</w:t>
+      </w:r>
+      <w:proofErr w:type="spellEnd"/>
+      <w:r>
+        <w:rPr>
+          <w:rFonts w:asciiTheme="minorHAnsi" w:hAnsiTheme="minorHAnsi" w:cstheme="minorHAnsi"/>
+          <w:bCs/>
+          <w:sz w:val="22"/>
+          <w:szCs w:val="22"/>
+          <w:lang w:val="es-AR"/>
+        </w:rPr>
+        <w:t xml:space="preserve"> </w:t>
+      </w:r>
+      <w:r>
+        <w:rPr>
+          <w:rStyle w:val="CdigoHTML"/>
+          <w:rFonts w:asciiTheme="minorHAnsi" w:hAnsiTheme="minorHAnsi" w:cstheme="minorHAnsi"/>
+          <w:bCs/>
+          <w:sz w:val="22"/>
+          <w:szCs w:val="22"/>
+          <w:lang w:val="es-AR"/>
+        </w:rPr>
+        <w:t>estado[1] == false</w:t>
+      </w:r>
+      <w:r>
+        <w:rPr>
+          <w:rFonts w:asciiTheme="minorHAnsi" w:hAnsiTheme="minorHAnsi" w:cstheme="minorHAnsi"/>
+          <w:bCs/>
+          <w:sz w:val="22"/>
+          <w:szCs w:val="22"/>
+          <w:lang w:val="es-AR"/>
+        </w:rPr>
+        <w:t>, entrar y salir muchas veces antes de que P1 llegue siquiera a ejecutar su ciclo.</w:t>
+      </w:r>
+      <w:r>
+        <w:rPr>
+          <w:rFonts w:asciiTheme="minorHAnsi" w:hAnsiTheme="minorHAnsi" w:cstheme="minorHAnsi"/>
+          <w:bCs/>
+          <w:sz w:val="22"/>
+          <w:szCs w:val="22"/>
+          <w:lang w:val="es-AR"/>
+        </w:rPr>
+        <w:t xml:space="preserve"> </w:t>
+      </w:r>
+      <w:r>
+        <w:rPr>
+          <w:rFonts w:asciiTheme="minorHAnsi" w:hAnsiTheme="minorHAnsi" w:cstheme="minorHAnsi"/>
+          <w:bCs/>
+          <w:sz w:val="22"/>
+          <w:szCs w:val="22"/>
+          <w:lang w:val="es-AR"/>
+        </w:rPr>
+        <w:t xml:space="preserve">No hay </w:t>
+      </w:r>
+      <w:r>
+        <w:rPr>
+          <w:rStyle w:val="Textoennegrita"/>
+          <w:rFonts w:asciiTheme="minorHAnsi" w:hAnsiTheme="minorHAnsi" w:cstheme="minorHAnsi"/>
+          <w:b w:val="0"/>
+          <w:sz w:val="22"/>
+          <w:szCs w:val="22"/>
+          <w:lang w:val="es-AR"/>
+        </w:rPr>
+        <w:t>ningún mecanismo de turno o prioridad</w:t>
+      </w:r>
+      <w:r>
+        <w:rPr>
+          <w:rFonts w:asciiTheme="minorHAnsi" w:hAnsiTheme="minorHAnsi" w:cstheme="minorHAnsi"/>
+          <w:bCs/>
+          <w:sz w:val="22"/>
+          <w:szCs w:val="22"/>
+          <w:lang w:val="es-AR"/>
+        </w:rPr>
+        <w:t xml:space="preserve"> que garantice que P1 podrá entrar.</w:t>
+      </w:r>
+      <w:r>
+        <w:rPr>
+          <w:rFonts w:asciiTheme="minorHAnsi" w:hAnsiTheme="minorHAnsi" w:cstheme="minorHAnsi"/>
+          <w:bCs/>
+          <w:sz w:val="22"/>
+          <w:szCs w:val="22"/>
+          <w:lang w:val="es-AR"/>
+        </w:rPr>
+        <w:t xml:space="preserve"> </w:t>
+      </w:r>
+      <w:r>
+        <w:rPr>
+          <w:rFonts w:asciiTheme="minorHAnsi" w:hAnsiTheme="minorHAnsi" w:cstheme="minorHAnsi"/>
+          <w:bCs/>
+          <w:sz w:val="22"/>
+          <w:szCs w:val="22"/>
+          <w:lang w:val="es-AR"/>
+        </w:rPr>
+        <w:t>Por tanto</w:t>
+      </w:r>
+      <w:r>
+        <w:rPr>
+          <w:rFonts w:asciiTheme="minorHAnsi" w:hAnsiTheme="minorHAnsi" w:cstheme="minorHAnsi"/>
+          <w:b/>
+          <w:sz w:val="22"/>
+          <w:szCs w:val="22"/>
+          <w:lang w:val="es-AR"/>
+        </w:rPr>
+        <w:t xml:space="preserve">, </w:t>
+      </w:r>
+      <w:r>
+        <w:rPr>
+          <w:rStyle w:val="Textoennegrita"/>
+          <w:rFonts w:asciiTheme="minorHAnsi" w:hAnsiTheme="minorHAnsi" w:cstheme="minorHAnsi"/>
+          <w:b w:val="0"/>
+          <w:sz w:val="22"/>
+          <w:szCs w:val="22"/>
+          <w:lang w:val="es-AR"/>
+        </w:rPr>
+        <w:t>P1 puede</w:t>
+      </w:r>
+      <w:r>
+        <w:rPr>
+          <w:rStyle w:val="Textoennegrita"/>
+          <w:rFonts w:asciiTheme="minorHAnsi" w:hAnsiTheme="minorHAnsi" w:cstheme="minorHAnsi"/>
+          <w:bCs w:val="0"/>
+          <w:sz w:val="22"/>
+          <w:szCs w:val="22"/>
+          <w:lang w:val="es-AR"/>
+        </w:rPr>
+        <w:t xml:space="preserve"> </w:t>
+      </w:r>
+      <w:r>
+        <w:rPr>
+          <w:rStyle w:val="Textoennegrita"/>
+          <w:rFonts w:asciiTheme="minorHAnsi" w:hAnsiTheme="minorHAnsi" w:cstheme="minorHAnsi"/>
+          <w:b w:val="0"/>
+          <w:sz w:val="22"/>
+          <w:szCs w:val="22"/>
+          <w:lang w:val="es-AR"/>
+        </w:rPr>
+        <w:t>quedarse indefinidamente esperando</w:t>
+      </w:r>
+      <w:r>
+        <w:rPr>
+          <w:rFonts w:asciiTheme="minorHAnsi" w:hAnsiTheme="minorHAnsi" w:cstheme="minorHAnsi"/>
+          <w:bCs/>
+          <w:sz w:val="22"/>
+          <w:szCs w:val="22"/>
+          <w:lang w:val="es-AR"/>
+        </w:rPr>
+        <w:t xml:space="preserve"> que P0 le deje tiempo, lo cual es exactamente lo que la condición 3 prohíbe.</w:t>
+      </w:r>
     </w:p>
     <w:p>
       <w:pPr>
         <w:pStyle w:val="Textoindependiente"/>
         <w:spacing w:before="49"/>
         <w:rPr>
+          <w:b/>
+        </w:rPr>
+      </w:pPr>
+      <w:r>
+        <w:rPr>
+          <w:b/>
+        </w:rPr>
+        <w:t>Condición 4:</w:t>
+      </w:r>
+      <w:r>
+        <w:rPr>
           <w:bCs/>
         </w:rPr>
-      </w:pPr>
-      <w:r>
-        <w:rPr>
-          <w:b/>
-        </w:rPr>
-        <w:t>Condición 3:</w:t>
+        <w:t xml:space="preserve"> </w:t>
       </w:r>
       <w:r>
         <w:rPr>
           <w:bCs/>
         </w:rPr>
-        <w:t xml:space="preserve"> No pasará ya que apenas un proceso sale de la sección crítica, h</w:t>
+        <w:t>No</w:t>
       </w:r>
       <w:r>
         <w:rPr>
           <w:bCs/>
         </w:rPr>
-        <w:t>abilita al otro proceso a entrar si este se encuentra esperando porque pone la variable estado en false para que salga del bucle</w:t>
+        <w:t xml:space="preserve"> se cumple esta condición. </w:t>
       </w:r>
       <w:r>
         <w:rPr>
           <w:bCs/>
         </w:rPr>
-        <w:t>.</w:t>
-      </w:r>
-    </w:p>
-    <w:p>
-      <w:pPr>
-        <w:pStyle w:val="Textoindependiente"/>
-        <w:spacing w:before="49"/>
+        <w:t>En el caso que tanto P0 como P1 quieran entrar en la sección crítica al mismo tie</w:t>
+      </w:r>
+      <w:r>
         <w:rPr>
           <w:bCs/>
         </w:rPr>
-      </w:pPr>
-    </w:p>
-    <w:p>
-      <w:pPr>
-        <w:pStyle w:val="Textoindependiente"/>
-        <w:spacing w:before="49"/>
-        <w:rPr>
-          <w:b/>
-        </w:rPr>
-      </w:pPr>
-      <w:r>
-        <w:rPr>
-          <w:b/>
-        </w:rPr>
-        <w:t>Condición 4:</w:t>
-      </w:r>
+        <w:t xml:space="preserve">mpo, cada uno de ellos pondrá la variable estado que maneja en true, impidiendo que el otro entre a la sección crítica. Por lo tanto, ambos se encontrarán en un lazo de espera. Como ninguna entra a la sección crítica, la </w:t>
+      </w:r>
+      <w:proofErr w:type="gramStart"/>
       <w:r>
         <w:rPr>
           <w:bCs/>
         </w:rPr>
-        <w:t xml:space="preserve"> </w:t>
-      </w:r>
+        <w:t>variable estado nunca</w:t>
+      </w:r>
+      <w:proofErr w:type="gramEnd"/>
       <w:r>
         <w:rPr>
           <w:bCs/>
         </w:rPr>
-        <w:t>No</w:t>
-      </w:r>
-      <w:r>
-        <w:rPr>
-          <w:bCs/>
-        </w:rPr>
-        <w:t xml:space="preserve"> se cumple esta condición. </w:t>
-      </w:r>
-      <w:r>
-        <w:rPr>
-          <w:bCs/>
-        </w:rPr>
-        <w:t>En el caso que tanto P0 como P1 quieran entrar en la sección crítica al mismo tie</w:t>
-      </w:r>
-      <w:r>
-        <w:rPr>
-          <w:bCs/>
-        </w:rPr>
-        <w:t>mpo, cada uno de ellos pondrá la variable estado que maneja en true, impidiendo que el otro entre a la sección crítica. Por lo tanto, ambos se encontrarán en un lazo de espera. Como ninguna entra a la sección crítica, la variable estado nunca podrá cambiar su estado. Luego, ambos procesos quedarán en un lazo de espera infinito.</w:t>
+        <w:t xml:space="preserve"> podrá cambiar su estado. Luego, ambos procesos quedarán en un lazo de espera infinito.</w:t>
       </w:r>
     </w:p>
     <w:p>
@@ -3376,6 +3805,7 @@
           <w:noProof/>
           <w:sz w:val="20"/>
         </w:rPr>
+        <w:lastRenderedPageBreak/>
         <mc:AlternateContent>
           <mc:Choice Requires="wpg">
             <w:drawing>
@@ -3532,12 +3962,14 @@
                               <w:pPr>
                                 <w:spacing w:line="265" w:lineRule="exact"/>
                               </w:pPr>
+                              <w:proofErr w:type="spellStart"/>
                               <w:r>
                                 <w:rPr>
                                   <w:b/>
                                 </w:rPr>
                                 <w:t>boolean</w:t>
                               </w:r>
+                              <w:proofErr w:type="spellEnd"/>
                               <w:r>
                                 <w:rPr>
                                   <w:b/>
@@ -3545,8 +3977,13 @@
                                 </w:rPr>
                                 <w:t xml:space="preserve"> </w:t>
                               </w:r>
+                              <w:proofErr w:type="gramStart"/>
                               <w:r>
-                                <w:t>estado[2]</w:t>
+                                <w:t>estado[</w:t>
+                              </w:r>
+                              <w:proofErr w:type="gramEnd"/>
+                              <w:r>
+                                <w:t>2]</w:t>
                               </w:r>
                               <w:r>
                                 <w:rPr>
@@ -3703,6 +4140,7 @@
                                   <w:sz w:val="20"/>
                                 </w:rPr>
                               </w:pPr>
+                              <w:proofErr w:type="spellStart"/>
                               <w:r>
                                 <w:rPr>
                                   <w:rFonts w:ascii="Consolas"/>
@@ -3710,7 +4148,17 @@
                                   <w:spacing w:val="-2"/>
                                   <w:sz w:val="20"/>
                                 </w:rPr>
-                                <w:t>while(true)</w:t>
+                                <w:t>while</w:t>
+                              </w:r>
+                              <w:proofErr w:type="spellEnd"/>
+                              <w:r>
+                                <w:rPr>
+                                  <w:rFonts w:ascii="Consolas"/>
+                                  <w:b/>
+                                  <w:spacing w:val="-2"/>
+                                  <w:sz w:val="20"/>
+                                </w:rPr>
+                                <w:t>(true)</w:t>
                               </w:r>
                             </w:p>
                             <w:p>
@@ -3741,12 +4189,21 @@
                                   <w:sz w:val="20"/>
                                 </w:rPr>
                               </w:pPr>
+                              <w:proofErr w:type="gramStart"/>
                               <w:r>
                                 <w:rPr>
                                   <w:rFonts w:ascii="Consolas"/>
                                   <w:sz w:val="20"/>
                                 </w:rPr>
-                                <w:t>estado[0]</w:t>
+                                <w:t>estado[</w:t>
+                              </w:r>
+                              <w:proofErr w:type="gramEnd"/>
+                              <w:r>
+                                <w:rPr>
+                                  <w:rFonts w:ascii="Consolas"/>
+                                  <w:sz w:val="20"/>
+                                </w:rPr>
+                                <w:t>0]</w:t>
                               </w:r>
                               <w:r>
                                 <w:rPr>
@@ -3788,6 +4245,7 @@
                                   <w:sz w:val="20"/>
                                 </w:rPr>
                               </w:pPr>
+                              <w:proofErr w:type="spellStart"/>
                               <w:r>
                                 <w:rPr>
                                   <w:rFonts w:ascii="Consolas"/>
@@ -3797,13 +4255,32 @@
                                 </w:rPr>
                                 <w:t>if</w:t>
                               </w:r>
+                              <w:proofErr w:type="spellEnd"/>
                               <w:r>
                                 <w:rPr>
                                   <w:rFonts w:ascii="Consolas"/>
                                   <w:spacing w:val="-2"/>
                                   <w:sz w:val="20"/>
                                 </w:rPr>
-                                <w:t xml:space="preserve">(estado[1]) </w:t>
+                                <w:t>(</w:t>
+                              </w:r>
+                              <w:proofErr w:type="gramStart"/>
+                              <w:r>
+                                <w:rPr>
+                                  <w:rFonts w:ascii="Consolas"/>
+                                  <w:spacing w:val="-2"/>
+                                  <w:sz w:val="20"/>
+                                </w:rPr>
+                                <w:t>estado[</w:t>
+                              </w:r>
+                              <w:proofErr w:type="gramEnd"/>
+                              <w:r>
+                                <w:rPr>
+                                  <w:rFonts w:ascii="Consolas"/>
+                                  <w:spacing w:val="-2"/>
+                                  <w:sz w:val="20"/>
+                                </w:rPr>
+                                <w:t xml:space="preserve">1]) </w:t>
                               </w:r>
                               <w:r>
                                 <w:rPr>
@@ -3852,6 +4329,7 @@
                                   <w:sz w:val="20"/>
                                 </w:rPr>
                               </w:pPr>
+                              <w:proofErr w:type="spellStart"/>
                               <w:r>
                                 <w:rPr>
                                   <w:rFonts w:ascii="Consolas"/>
@@ -3861,6 +4339,7 @@
                                 </w:rPr>
                                 <w:t>else</w:t>
                               </w:r>
+                              <w:proofErr w:type="spellEnd"/>
                             </w:p>
                             <w:p>
                               <w:pPr>
@@ -3899,12 +4378,21 @@
                                 </w:rPr>
                                 <w:t xml:space="preserve">/*SeccCritica_0*/; </w:t>
                               </w:r>
+                              <w:proofErr w:type="gramStart"/>
                               <w:r>
                                 <w:rPr>
                                   <w:rFonts w:ascii="Consolas"/>
                                   <w:sz w:val="20"/>
                                 </w:rPr>
-                                <w:t>estado[0]</w:t>
+                                <w:t>estado[</w:t>
+                              </w:r>
+                              <w:proofErr w:type="gramEnd"/>
+                              <w:r>
+                                <w:rPr>
+                                  <w:rFonts w:ascii="Consolas"/>
+                                  <w:sz w:val="20"/>
+                                </w:rPr>
+                                <w:t>0]</w:t>
                               </w:r>
                               <w:r>
                                 <w:rPr>
@@ -4143,6 +4631,7 @@
                                   <w:sz w:val="20"/>
                                 </w:rPr>
                               </w:pPr>
+                              <w:proofErr w:type="spellStart"/>
                               <w:r>
                                 <w:rPr>
                                   <w:rFonts w:ascii="Consolas"/>
@@ -4152,13 +4641,32 @@
                                 </w:rPr>
                                 <w:t>if</w:t>
                               </w:r>
+                              <w:proofErr w:type="spellEnd"/>
                               <w:r>
                                 <w:rPr>
                                   <w:rFonts w:ascii="Consolas"/>
                                   <w:spacing w:val="-2"/>
                                   <w:sz w:val="20"/>
                                 </w:rPr>
-                                <w:t xml:space="preserve">(estado[0]) </w:t>
+                                <w:t>(</w:t>
+                              </w:r>
+                              <w:proofErr w:type="gramStart"/>
+                              <w:r>
+                                <w:rPr>
+                                  <w:rFonts w:ascii="Consolas"/>
+                                  <w:spacing w:val="-2"/>
+                                  <w:sz w:val="20"/>
+                                </w:rPr>
+                                <w:t>estado[</w:t>
+                              </w:r>
+                              <w:proofErr w:type="gramEnd"/>
+                              <w:r>
+                                <w:rPr>
+                                  <w:rFonts w:ascii="Consolas"/>
+                                  <w:spacing w:val="-2"/>
+                                  <w:sz w:val="20"/>
+                                </w:rPr>
+                                <w:t xml:space="preserve">0]) </w:t>
                               </w:r>
                               <w:r>
                                 <w:rPr>
@@ -4207,6 +4715,7 @@
                                   <w:sz w:val="20"/>
                                 </w:rPr>
                               </w:pPr>
+                              <w:proofErr w:type="spellStart"/>
                               <w:r>
                                 <w:rPr>
                                   <w:rFonts w:ascii="Consolas"/>
@@ -4216,6 +4725,7 @@
                                 </w:rPr>
                                 <w:t>else</w:t>
                               </w:r>
+                              <w:proofErr w:type="spellEnd"/>
                             </w:p>
                             <w:p>
                               <w:pPr>
@@ -4254,12 +4764,21 @@
                                 </w:rPr>
                                 <w:t xml:space="preserve">/*SeccCritica_1*/; </w:t>
                               </w:r>
+                              <w:proofErr w:type="gramStart"/>
                               <w:r>
                                 <w:rPr>
                                   <w:rFonts w:ascii="Consolas"/>
                                   <w:sz w:val="20"/>
                                 </w:rPr>
-                                <w:t>estado[1]</w:t>
+                                <w:t>estado[</w:t>
+                              </w:r>
+                              <w:proofErr w:type="gramEnd"/>
+                              <w:r>
+                                <w:rPr>
+                                  <w:rFonts w:ascii="Consolas"/>
+                                  <w:sz w:val="20"/>
+                                </w:rPr>
+                                <w:t>1]</w:t>
                               </w:r>
                               <w:r>
                                 <w:rPr>
@@ -4376,12 +4895,14 @@
                         <w:pPr>
                           <w:spacing w:line="265" w:lineRule="exact"/>
                         </w:pPr>
+                        <w:proofErr w:type="spellStart"/>
                         <w:r>
                           <w:rPr>
                             <w:b/>
                           </w:rPr>
                           <w:t>boolean</w:t>
                         </w:r>
+                        <w:proofErr w:type="spellEnd"/>
                         <w:r>
                           <w:rPr>
                             <w:b/>
@@ -4389,8 +4910,13 @@
                           </w:rPr>
                           <w:t xml:space="preserve"> </w:t>
                         </w:r>
+                        <w:proofErr w:type="gramStart"/>
                         <w:r>
-                          <w:t>estado[2]</w:t>
+                          <w:t>estado[</w:t>
+                        </w:r>
+                        <w:proofErr w:type="gramEnd"/>
+                        <w:r>
+                          <w:t>2]</w:t>
                         </w:r>
                         <w:r>
                           <w:rPr>
@@ -4533,6 +5059,7 @@
                             <w:sz w:val="20"/>
                           </w:rPr>
                         </w:pPr>
+                        <w:proofErr w:type="spellStart"/>
                         <w:r>
                           <w:rPr>
                             <w:rFonts w:ascii="Consolas"/>
@@ -4540,7 +5067,17 @@
                             <w:spacing w:val="-2"/>
                             <w:sz w:val="20"/>
                           </w:rPr>
-                          <w:t>while(true)</w:t>
+                          <w:t>while</w:t>
+                        </w:r>
+                        <w:proofErr w:type="spellEnd"/>
+                        <w:r>
+                          <w:rPr>
+                            <w:rFonts w:ascii="Consolas"/>
+                            <w:b/>
+                            <w:spacing w:val="-2"/>
+                            <w:sz w:val="20"/>
+                          </w:rPr>
+                          <w:t>(true)</w:t>
                         </w:r>
                       </w:p>
                       <w:p>
@@ -4571,12 +5108,21 @@
                             <w:sz w:val="20"/>
                           </w:rPr>
                         </w:pPr>
+                        <w:proofErr w:type="gramStart"/>
                         <w:r>
                           <w:rPr>
                             <w:rFonts w:ascii="Consolas"/>
                             <w:sz w:val="20"/>
                           </w:rPr>
-                          <w:t>estado[0]</w:t>
+                          <w:t>estado[</w:t>
+                        </w:r>
+                        <w:proofErr w:type="gramEnd"/>
+                        <w:r>
+                          <w:rPr>
+                            <w:rFonts w:ascii="Consolas"/>
+                            <w:sz w:val="20"/>
+                          </w:rPr>
+                          <w:t>0]</w:t>
                         </w:r>
                         <w:r>
                           <w:rPr>
@@ -4618,6 +5164,7 @@
                             <w:sz w:val="20"/>
                           </w:rPr>
                         </w:pPr>
+                        <w:proofErr w:type="spellStart"/>
                         <w:r>
                           <w:rPr>
                             <w:rFonts w:ascii="Consolas"/>
@@ -4627,13 +5174,32 @@
                           </w:rPr>
                           <w:t>if</w:t>
                         </w:r>
+                        <w:proofErr w:type="spellEnd"/>
                         <w:r>
                           <w:rPr>
                             <w:rFonts w:ascii="Consolas"/>
                             <w:spacing w:val="-2"/>
                             <w:sz w:val="20"/>
                           </w:rPr>
-                          <w:t xml:space="preserve">(estado[1]) </w:t>
+                          <w:t>(</w:t>
+                        </w:r>
+                        <w:proofErr w:type="gramStart"/>
+                        <w:r>
+                          <w:rPr>
+                            <w:rFonts w:ascii="Consolas"/>
+                            <w:spacing w:val="-2"/>
+                            <w:sz w:val="20"/>
+                          </w:rPr>
+                          <w:t>estado[</w:t>
+                        </w:r>
+                        <w:proofErr w:type="gramEnd"/>
+                        <w:r>
+                          <w:rPr>
+                            <w:rFonts w:ascii="Consolas"/>
+                            <w:spacing w:val="-2"/>
+                            <w:sz w:val="20"/>
+                          </w:rPr>
+                          <w:t xml:space="preserve">1]) </w:t>
                         </w:r>
                         <w:r>
                           <w:rPr>
@@ -4682,6 +5248,7 @@
                             <w:sz w:val="20"/>
                           </w:rPr>
                         </w:pPr>
+                        <w:proofErr w:type="spellStart"/>
                         <w:r>
                           <w:rPr>
                             <w:rFonts w:ascii="Consolas"/>
@@ -4691,6 +5258,7 @@
                           </w:rPr>
                           <w:t>else</w:t>
                         </w:r>
+                        <w:proofErr w:type="spellEnd"/>
                       </w:p>
                       <w:p>
                         <w:pPr>
@@ -4729,12 +5297,21 @@
                           </w:rPr>
                           <w:t xml:space="preserve">/*SeccCritica_0*/; </w:t>
                         </w:r>
+                        <w:proofErr w:type="gramStart"/>
                         <w:r>
                           <w:rPr>
                             <w:rFonts w:ascii="Consolas"/>
                             <w:sz w:val="20"/>
                           </w:rPr>
-                          <w:t>estado[0]</w:t>
+                          <w:t>estado[</w:t>
+                        </w:r>
+                        <w:proofErr w:type="gramEnd"/>
+                        <w:r>
+                          <w:rPr>
+                            <w:rFonts w:ascii="Consolas"/>
+                            <w:sz w:val="20"/>
+                          </w:rPr>
+                          <w:t>0]</w:t>
                         </w:r>
                         <w:r>
                           <w:rPr>
@@ -4959,6 +5536,7 @@
                             <w:sz w:val="20"/>
                           </w:rPr>
                         </w:pPr>
+                        <w:proofErr w:type="spellStart"/>
                         <w:r>
                           <w:rPr>
                             <w:rFonts w:ascii="Consolas"/>
@@ -4968,13 +5546,32 @@
                           </w:rPr>
                           <w:t>if</w:t>
                         </w:r>
+                        <w:proofErr w:type="spellEnd"/>
                         <w:r>
                           <w:rPr>
                             <w:rFonts w:ascii="Consolas"/>
                             <w:spacing w:val="-2"/>
                             <w:sz w:val="20"/>
                           </w:rPr>
-                          <w:t xml:space="preserve">(estado[0]) </w:t>
+                          <w:t>(</w:t>
+                        </w:r>
+                        <w:proofErr w:type="gramStart"/>
+                        <w:r>
+                          <w:rPr>
+                            <w:rFonts w:ascii="Consolas"/>
+                            <w:spacing w:val="-2"/>
+                            <w:sz w:val="20"/>
+                          </w:rPr>
+                          <w:t>estado[</w:t>
+                        </w:r>
+                        <w:proofErr w:type="gramEnd"/>
+                        <w:r>
+                          <w:rPr>
+                            <w:rFonts w:ascii="Consolas"/>
+                            <w:spacing w:val="-2"/>
+                            <w:sz w:val="20"/>
+                          </w:rPr>
+                          <w:t xml:space="preserve">0]) </w:t>
                         </w:r>
                         <w:r>
                           <w:rPr>
@@ -5023,6 +5620,7 @@
                             <w:sz w:val="20"/>
                           </w:rPr>
                         </w:pPr>
+                        <w:proofErr w:type="spellStart"/>
                         <w:r>
                           <w:rPr>
                             <w:rFonts w:ascii="Consolas"/>
@@ -5032,6 +5630,7 @@
                           </w:rPr>
                           <w:t>else</w:t>
                         </w:r>
+                        <w:proofErr w:type="spellEnd"/>
                       </w:p>
                       <w:p>
                         <w:pPr>
@@ -5070,12 +5669,21 @@
                           </w:rPr>
                           <w:t xml:space="preserve">/*SeccCritica_1*/; </w:t>
                         </w:r>
+                        <w:proofErr w:type="gramStart"/>
                         <w:r>
                           <w:rPr>
                             <w:rFonts w:ascii="Consolas"/>
                             <w:sz w:val="20"/>
                           </w:rPr>
-                          <w:t>estado[1]</w:t>
+                          <w:t>estado[</w:t>
+                        </w:r>
+                        <w:proofErr w:type="gramEnd"/>
+                        <w:r>
+                          <w:rPr>
+                            <w:rFonts w:ascii="Consolas"/>
+                            <w:sz w:val="20"/>
+                          </w:rPr>
+                          <w:t>1]</w:t>
                         </w:r>
                         <w:r>
                           <w:rPr>
@@ -5231,14 +5839,22 @@
         <w:rPr>
           <w:bCs/>
         </w:rPr>
-        <w:t>no pueda entrar a su sección crítica si as</w:t>
-      </w:r>
+        <w:t xml:space="preserve">no pueda entrar a su sección crítica si </w:t>
+      </w:r>
+      <w:proofErr w:type="spellStart"/>
       <w:r>
         <w:rPr>
           <w:bCs/>
         </w:rPr>
+        <w:t>as</w:t>
+      </w:r>
+      <w:r>
+        <w:rPr>
+          <w:bCs/>
+        </w:rPr>
         <w:t>i</w:t>
       </w:r>
+      <w:proofErr w:type="spellEnd"/>
       <w:r>
         <w:rPr>
           <w:bCs/>
@@ -5328,6 +5944,7 @@
         </w:rPr>
         <w:t xml:space="preserve">No se cumple. Por ejemplo si, P0 es muy rápido, ejecuta todo su bucle (fija </w:t>
       </w:r>
+      <w:proofErr w:type="gramStart"/>
       <w:r>
         <w:rPr>
           <w:rStyle w:val="CdigoHTML"/>
@@ -5336,7 +5953,18 @@
           <w:szCs w:val="22"/>
           <w:lang w:val="es-AR"/>
         </w:rPr>
-        <w:t>estado[0]=true</w:t>
+        <w:t>estado[</w:t>
+      </w:r>
+      <w:proofErr w:type="gramEnd"/>
+      <w:r>
+        <w:rPr>
+          <w:rStyle w:val="CdigoHTML"/>
+          <w:rFonts w:asciiTheme="minorHAnsi" w:hAnsiTheme="minorHAnsi" w:cstheme="minorHAnsi"/>
+          <w:sz w:val="22"/>
+          <w:szCs w:val="22"/>
+          <w:lang w:val="es-AR"/>
+        </w:rPr>
+        <w:t>0]=true</w:t>
       </w:r>
       <w:r>
         <w:rPr>
@@ -6062,6 +6690,7 @@
       <w:r>
         <w:t xml:space="preserve">los valores que toman en cada paso las variables </w:t>
       </w:r>
+      <w:proofErr w:type="spellStart"/>
       <w:r>
         <w:rPr>
           <w:b/>
@@ -6069,24 +6698,34 @@
         </w:rPr>
         <w:t>mutex</w:t>
       </w:r>
+      <w:proofErr w:type="spellEnd"/>
       <w:r>
         <w:t xml:space="preserve">, </w:t>
       </w:r>
+      <w:proofErr w:type="spellStart"/>
       <w:r>
         <w:rPr>
           <w:b/>
           <w:i/>
         </w:rPr>
-        <w:t xml:space="preserve">delay </w:t>
-      </w:r>
-      <w:r>
-        <w:t xml:space="preserve">y </w:t>
-      </w:r>
+        <w:t>delay</w:t>
+      </w:r>
+      <w:proofErr w:type="spellEnd"/>
       <w:r>
         <w:rPr>
           <w:b/>
           <w:i/>
         </w:rPr>
+        <w:t xml:space="preserve"> </w:t>
+      </w:r>
+      <w:r>
+        <w:t xml:space="preserve">y </w:t>
+      </w:r>
+      <w:r>
+        <w:rPr>
+          <w:b/>
+          <w:i/>
+        </w:rPr>
         <w:t>s</w:t>
       </w:r>
       <w:r>
@@ -6098,9 +6737,11 @@
         </w:rPr>
         <w:t xml:space="preserve"> </w:t>
       </w:r>
+      <w:proofErr w:type="gramStart"/>
       <w:r>
         <w:t>éstas</w:t>
       </w:r>
+      <w:proofErr w:type="gramEnd"/>
       <w:r>
         <w:rPr>
           <w:spacing w:val="-12"/>
@@ -6569,6 +7210,7 @@
           <w:lang w:val="en-US"/>
         </w:rPr>
       </w:pPr>
+      <w:proofErr w:type="spellStart"/>
       <w:r>
         <w:rPr>
           <w:rFonts w:ascii="Courier New" w:hAnsi="Courier New"/>
@@ -6579,6 +7221,7 @@
         </w:rPr>
         <w:t>Operación</w:t>
       </w:r>
+      <w:proofErr w:type="spellEnd"/>
       <w:r>
         <w:rPr>
           <w:rFonts w:ascii="Courier New" w:hAnsi="Courier New"/>
@@ -6801,6 +7444,7 @@
           <w:lang w:val="en-US"/>
         </w:rPr>
       </w:pPr>
+      <w:proofErr w:type="spellStart"/>
       <w:r>
         <w:rPr>
           <w:rFonts w:ascii="Courier New"/>
@@ -6808,7 +7452,17 @@
           <w:sz w:val="20"/>
           <w:lang w:val="en-US"/>
         </w:rPr>
-        <w:t>Vb(mutex); Pb(delay);</w:t>
+        <w:t>Vb</w:t>
+      </w:r>
+      <w:proofErr w:type="spellEnd"/>
+      <w:r>
+        <w:rPr>
+          <w:rFonts w:ascii="Courier New"/>
+          <w:spacing w:val="-2"/>
+          <w:sz w:val="20"/>
+          <w:lang w:val="en-US"/>
+        </w:rPr>
+        <w:t>(mutex); Pb(delay);</w:t>
       </w:r>
     </w:p>
     <w:p>
@@ -6820,13 +7474,41 @@
           <w:sz w:val="20"/>
         </w:rPr>
       </w:pPr>
+      <w:proofErr w:type="spellStart"/>
       <w:r>
         <w:rPr>
           <w:rFonts w:ascii="Courier New"/>
           <w:spacing w:val="-2"/>
           <w:sz w:val="20"/>
         </w:rPr>
-        <w:t>Vb(mutex);</w:t>
+        <w:t>Vb</w:t>
+      </w:r>
+      <w:proofErr w:type="spellEnd"/>
+      <w:r>
+        <w:rPr>
+          <w:rFonts w:ascii="Courier New"/>
+          <w:spacing w:val="-2"/>
+          <w:sz w:val="20"/>
+        </w:rPr>
+        <w:t>(</w:t>
+      </w:r>
+      <w:proofErr w:type="spellStart"/>
+      <w:r>
+        <w:rPr>
+          <w:rFonts w:ascii="Courier New"/>
+          <w:spacing w:val="-2"/>
+          <w:sz w:val="20"/>
+        </w:rPr>
+        <w:t>mutex</w:t>
+      </w:r>
+      <w:proofErr w:type="spellEnd"/>
+      <w:r>
+        <w:rPr>
+          <w:rFonts w:ascii="Courier New"/>
+          <w:spacing w:val="-2"/>
+          <w:sz w:val="20"/>
+        </w:rPr>
+        <w:t>);</w:t>
       </w:r>
     </w:p>
     <w:p>
@@ -7071,6 +7753,7 @@
           <w:lang w:val="en-US"/>
         </w:rPr>
       </w:pPr>
+      <w:proofErr w:type="spellStart"/>
       <w:r>
         <w:rPr>
           <w:rFonts w:ascii="Courier New"/>
@@ -7078,7 +7761,17 @@
           <w:sz w:val="20"/>
           <w:lang w:val="en-US"/>
         </w:rPr>
-        <w:t>Vb(delay);</w:t>
+        <w:t>Vb</w:t>
+      </w:r>
+      <w:proofErr w:type="spellEnd"/>
+      <w:r>
+        <w:rPr>
+          <w:rFonts w:ascii="Courier New"/>
+          <w:spacing w:val="-2"/>
+          <w:sz w:val="20"/>
+          <w:lang w:val="en-US"/>
+        </w:rPr>
+        <w:t>(delay);</w:t>
       </w:r>
     </w:p>
     <w:p>
@@ -7113,6 +7806,7 @@
           <w:lang w:val="en-US"/>
         </w:rPr>
       </w:pPr>
+      <w:proofErr w:type="spellStart"/>
       <w:r>
         <w:rPr>
           <w:rFonts w:ascii="Courier New"/>
@@ -7120,7 +7814,17 @@
           <w:sz w:val="20"/>
           <w:lang w:val="en-US"/>
         </w:rPr>
-        <w:t>Vb(mutex);</w:t>
+        <w:t>Vb</w:t>
+      </w:r>
+      <w:proofErr w:type="spellEnd"/>
+      <w:r>
+        <w:rPr>
+          <w:rFonts w:ascii="Courier New"/>
+          <w:spacing w:val="-2"/>
+          <w:sz w:val="20"/>
+          <w:lang w:val="en-US"/>
+        </w:rPr>
+        <w:t>(mutex);</w:t>
       </w:r>
     </w:p>
     <w:p>
@@ -7306,6 +8010,7 @@
                 <w:sz w:val="19"/>
               </w:rPr>
             </w:pPr>
+            <w:proofErr w:type="spellStart"/>
             <w:r>
               <w:rPr>
                 <w:b/>
@@ -7314,6 +8019,7 @@
               </w:rPr>
               <w:t>mutex</w:t>
             </w:r>
+            <w:proofErr w:type="spellEnd"/>
           </w:p>
         </w:tc>
         <w:tc>
@@ -7332,6 +8038,7 @@
                 <w:sz w:val="19"/>
               </w:rPr>
             </w:pPr>
+            <w:proofErr w:type="spellStart"/>
             <w:r>
               <w:rPr>
                 <w:b/>
@@ -7340,6 +8047,7 @@
               </w:rPr>
               <w:t>delay</w:t>
             </w:r>
+            <w:proofErr w:type="spellEnd"/>
           </w:p>
         </w:tc>
         <w:tc>
@@ -7582,7 +8290,23 @@
                 <w:spacing w:val="-10"/>
                 <w:sz w:val="19"/>
               </w:rPr>
-              <w:t>P(s) = Pb(mutex)</w:t>
+              <w:t>P(s) = Pb(</w:t>
+            </w:r>
+            <w:proofErr w:type="spellStart"/>
+            <w:r>
+              <w:rPr>
+                <w:spacing w:val="-10"/>
+                <w:sz w:val="19"/>
+              </w:rPr>
+              <w:t>mutex</w:t>
+            </w:r>
+            <w:proofErr w:type="spellEnd"/>
+            <w:r>
+              <w:rPr>
+                <w:spacing w:val="-10"/>
+                <w:sz w:val="19"/>
+              </w:rPr>
+              <w:t>)</w:t>
             </w:r>
           </w:p>
         </w:tc>
@@ -7712,7 +8436,6 @@
                 <w:spacing w:val="-10"/>
                 <w:sz w:val="19"/>
               </w:rPr>
-              <w:lastRenderedPageBreak/>
               <w:t>2</w:t>
             </w:r>
           </w:p>
@@ -7906,7 +8629,23 @@
                 <w:spacing w:val="-10"/>
                 <w:sz w:val="19"/>
               </w:rPr>
-              <w:t>P(s) = Pb(mutex)</w:t>
+              <w:t>P(s) = Pb(</w:t>
+            </w:r>
+            <w:proofErr w:type="spellStart"/>
+            <w:r>
+              <w:rPr>
+                <w:spacing w:val="-10"/>
+                <w:sz w:val="19"/>
+              </w:rPr>
+              <w:t>mutex</w:t>
+            </w:r>
+            <w:proofErr w:type="spellEnd"/>
+            <w:r>
+              <w:rPr>
+                <w:spacing w:val="-10"/>
+                <w:sz w:val="19"/>
+              </w:rPr>
+              <w:t>)</w:t>
             </w:r>
           </w:p>
         </w:tc>
@@ -8047,12 +8786,21 @@
                 <w:sz w:val="19"/>
               </w:rPr>
             </w:pPr>
-            <w:r>
-              <w:rPr>
-                <w:spacing w:val="-10"/>
-                <w:sz w:val="19"/>
-              </w:rPr>
-              <w:t>If(s&lt;0)</w:t>
+            <w:proofErr w:type="spellStart"/>
+            <w:r>
+              <w:rPr>
+                <w:spacing w:val="-10"/>
+                <w:sz w:val="19"/>
+              </w:rPr>
+              <w:t>If</w:t>
+            </w:r>
+            <w:proofErr w:type="spellEnd"/>
+            <w:r>
+              <w:rPr>
+                <w:spacing w:val="-10"/>
+                <w:sz w:val="19"/>
+              </w:rPr>
+              <w:t>(s&lt;0)</w:t>
             </w:r>
           </w:p>
         </w:tc>
@@ -8208,12 +8956,37 @@
                 <w:sz w:val="19"/>
               </w:rPr>
             </w:pPr>
-            <w:r>
-              <w:rPr>
-                <w:spacing w:val="-10"/>
-                <w:sz w:val="19"/>
-              </w:rPr>
-              <w:t>Vb(mutex)</w:t>
+            <w:proofErr w:type="spellStart"/>
+            <w:r>
+              <w:rPr>
+                <w:spacing w:val="-10"/>
+                <w:sz w:val="19"/>
+              </w:rPr>
+              <w:t>Vb</w:t>
+            </w:r>
+            <w:proofErr w:type="spellEnd"/>
+            <w:r>
+              <w:rPr>
+                <w:spacing w:val="-10"/>
+                <w:sz w:val="19"/>
+              </w:rPr>
+              <w:t>(</w:t>
+            </w:r>
+            <w:proofErr w:type="spellStart"/>
+            <w:r>
+              <w:rPr>
+                <w:spacing w:val="-10"/>
+                <w:sz w:val="19"/>
+              </w:rPr>
+              <w:t>mutex</w:t>
+            </w:r>
+            <w:proofErr w:type="spellEnd"/>
+            <w:r>
+              <w:rPr>
+                <w:spacing w:val="-10"/>
+                <w:sz w:val="19"/>
+              </w:rPr>
+              <w:t>)</w:t>
             </w:r>
           </w:p>
         </w:tc>
@@ -8316,12 +9089,21 @@
                 <w:sz w:val="19"/>
               </w:rPr>
             </w:pPr>
-            <w:r>
-              <w:rPr>
-                <w:spacing w:val="-10"/>
-                <w:sz w:val="19"/>
-              </w:rPr>
-              <w:t>Esp(P2atomicidad)</w:t>
+            <w:proofErr w:type="spellStart"/>
+            <w:r>
+              <w:rPr>
+                <w:spacing w:val="-10"/>
+                <w:sz w:val="19"/>
+              </w:rPr>
+              <w:t>Esp</w:t>
+            </w:r>
+            <w:proofErr w:type="spellEnd"/>
+            <w:r>
+              <w:rPr>
+                <w:spacing w:val="-10"/>
+                <w:sz w:val="19"/>
+              </w:rPr>
+              <w:t>(P2atomicidad)</w:t>
             </w:r>
           </w:p>
         </w:tc>
@@ -8389,7 +9171,23 @@
                 <w:spacing w:val="-10"/>
                 <w:sz w:val="19"/>
               </w:rPr>
-              <w:t>Pb(mutex)</w:t>
+              <w:t>Pb(</w:t>
+            </w:r>
+            <w:proofErr w:type="spellStart"/>
+            <w:r>
+              <w:rPr>
+                <w:spacing w:val="-10"/>
+                <w:sz w:val="19"/>
+              </w:rPr>
+              <w:t>mutex</w:t>
+            </w:r>
+            <w:proofErr w:type="spellEnd"/>
+            <w:r>
+              <w:rPr>
+                <w:spacing w:val="-10"/>
+                <w:sz w:val="19"/>
+              </w:rPr>
+              <w:t>)</w:t>
             </w:r>
           </w:p>
         </w:tc>
@@ -8692,12 +9490,21 @@
                 <w:sz w:val="19"/>
               </w:rPr>
             </w:pPr>
-            <w:r>
-              <w:rPr>
-                <w:spacing w:val="-10"/>
-                <w:sz w:val="19"/>
-              </w:rPr>
-              <w:t>If(s&lt;0)</w:t>
+            <w:proofErr w:type="spellStart"/>
+            <w:r>
+              <w:rPr>
+                <w:spacing w:val="-10"/>
+                <w:sz w:val="19"/>
+              </w:rPr>
+              <w:t>If</w:t>
+            </w:r>
+            <w:proofErr w:type="spellEnd"/>
+            <w:r>
+              <w:rPr>
+                <w:spacing w:val="-10"/>
+                <w:sz w:val="19"/>
+              </w:rPr>
+              <w:t>(s&lt;0)</w:t>
             </w:r>
           </w:p>
         </w:tc>
@@ -8846,12 +9653,37 @@
                 <w:sz w:val="19"/>
               </w:rPr>
             </w:pPr>
-            <w:r>
-              <w:rPr>
-                <w:spacing w:val="-10"/>
-                <w:sz w:val="19"/>
-              </w:rPr>
-              <w:t>Vb(mutex)</w:t>
+            <w:proofErr w:type="spellStart"/>
+            <w:r>
+              <w:rPr>
+                <w:spacing w:val="-10"/>
+                <w:sz w:val="19"/>
+              </w:rPr>
+              <w:t>Vb</w:t>
+            </w:r>
+            <w:proofErr w:type="spellEnd"/>
+            <w:r>
+              <w:rPr>
+                <w:spacing w:val="-10"/>
+                <w:sz w:val="19"/>
+              </w:rPr>
+              <w:t>(</w:t>
+            </w:r>
+            <w:proofErr w:type="spellStart"/>
+            <w:r>
+              <w:rPr>
+                <w:spacing w:val="-10"/>
+                <w:sz w:val="19"/>
+              </w:rPr>
+              <w:t>mutex</w:t>
+            </w:r>
+            <w:proofErr w:type="spellEnd"/>
+            <w:r>
+              <w:rPr>
+                <w:spacing w:val="-10"/>
+                <w:sz w:val="19"/>
+              </w:rPr>
+              <w:t>)</w:t>
             </w:r>
           </w:p>
         </w:tc>
@@ -9004,7 +9836,23 @@
                 <w:spacing w:val="-10"/>
                 <w:sz w:val="19"/>
               </w:rPr>
-              <w:t>Pb(delay)</w:t>
+              <w:t>Pb(</w:t>
+            </w:r>
+            <w:proofErr w:type="spellStart"/>
+            <w:r>
+              <w:rPr>
+                <w:spacing w:val="-10"/>
+                <w:sz w:val="19"/>
+              </w:rPr>
+              <w:t>delay</w:t>
+            </w:r>
+            <w:proofErr w:type="spellEnd"/>
+            <w:r>
+              <w:rPr>
+                <w:spacing w:val="-10"/>
+                <w:sz w:val="19"/>
+              </w:rPr>
+              <w:t>)</w:t>
             </w:r>
           </w:p>
         </w:tc>
@@ -9570,7 +10418,23 @@
                 <w:spacing w:val="-10"/>
                 <w:sz w:val="19"/>
               </w:rPr>
-              <w:t>V(s) = Pb(mutex)</w:t>
+              <w:t>V(s) = Pb(</w:t>
+            </w:r>
+            <w:proofErr w:type="spellStart"/>
+            <w:r>
+              <w:rPr>
+                <w:spacing w:val="-10"/>
+                <w:sz w:val="19"/>
+              </w:rPr>
+              <w:t>mutex</w:t>
+            </w:r>
+            <w:proofErr w:type="spellEnd"/>
+            <w:r>
+              <w:rPr>
+                <w:spacing w:val="-10"/>
+                <w:sz w:val="19"/>
+              </w:rPr>
+              <w:t>)</w:t>
             </w:r>
           </w:p>
         </w:tc>
@@ -9886,12 +10750,30 @@
                 <w:sz w:val="19"/>
               </w:rPr>
             </w:pPr>
-            <w:r>
-              <w:rPr>
-                <w:spacing w:val="-10"/>
-                <w:sz w:val="19"/>
-              </w:rPr>
-              <w:t>If(s &lt;= 0)</w:t>
+            <w:proofErr w:type="spellStart"/>
+            <w:proofErr w:type="gramStart"/>
+            <w:r>
+              <w:rPr>
+                <w:spacing w:val="-10"/>
+                <w:sz w:val="19"/>
+              </w:rPr>
+              <w:t>If</w:t>
+            </w:r>
+            <w:proofErr w:type="spellEnd"/>
+            <w:r>
+              <w:rPr>
+                <w:spacing w:val="-10"/>
+                <w:sz w:val="19"/>
+              </w:rPr>
+              <w:t>(</w:t>
+            </w:r>
+            <w:proofErr w:type="gramEnd"/>
+            <w:r>
+              <w:rPr>
+                <w:spacing w:val="-10"/>
+                <w:sz w:val="19"/>
+              </w:rPr>
+              <w:t>s &lt;= 0)</w:t>
             </w:r>
           </w:p>
         </w:tc>
@@ -10053,12 +10935,37 @@
                 <w:sz w:val="19"/>
               </w:rPr>
             </w:pPr>
-            <w:r>
-              <w:rPr>
-                <w:spacing w:val="-10"/>
-                <w:sz w:val="19"/>
-              </w:rPr>
-              <w:t>Vb(delay)</w:t>
+            <w:proofErr w:type="spellStart"/>
+            <w:r>
+              <w:rPr>
+                <w:spacing w:val="-10"/>
+                <w:sz w:val="19"/>
+              </w:rPr>
+              <w:t>Vb</w:t>
+            </w:r>
+            <w:proofErr w:type="spellEnd"/>
+            <w:r>
+              <w:rPr>
+                <w:spacing w:val="-10"/>
+                <w:sz w:val="19"/>
+              </w:rPr>
+              <w:t>(</w:t>
+            </w:r>
+            <w:proofErr w:type="spellStart"/>
+            <w:r>
+              <w:rPr>
+                <w:spacing w:val="-10"/>
+                <w:sz w:val="19"/>
+              </w:rPr>
+              <w:t>delay</w:t>
+            </w:r>
+            <w:proofErr w:type="spellEnd"/>
+            <w:r>
+              <w:rPr>
+                <w:spacing w:val="-10"/>
+                <w:sz w:val="19"/>
+              </w:rPr>
+              <w:t>)</w:t>
             </w:r>
           </w:p>
         </w:tc>
@@ -10240,7 +11147,23 @@
                 <w:spacing w:val="-10"/>
                 <w:sz w:val="19"/>
               </w:rPr>
-              <w:t>Pb(delay)</w:t>
+              <w:t>Pb(</w:t>
+            </w:r>
+            <w:proofErr w:type="spellStart"/>
+            <w:r>
+              <w:rPr>
+                <w:spacing w:val="-10"/>
+                <w:sz w:val="19"/>
+              </w:rPr>
+              <w:t>delay</w:t>
+            </w:r>
+            <w:proofErr w:type="spellEnd"/>
+            <w:r>
+              <w:rPr>
+                <w:spacing w:val="-10"/>
+                <w:sz w:val="19"/>
+              </w:rPr>
+              <w:t>)</w:t>
             </w:r>
           </w:p>
         </w:tc>
@@ -10388,12 +11311,37 @@
                 <w:sz w:val="19"/>
               </w:rPr>
             </w:pPr>
-            <w:r>
-              <w:rPr>
-                <w:spacing w:val="-10"/>
-                <w:sz w:val="19"/>
-              </w:rPr>
-              <w:t>Vb(mutex)</w:t>
+            <w:proofErr w:type="spellStart"/>
+            <w:r>
+              <w:rPr>
+                <w:spacing w:val="-10"/>
+                <w:sz w:val="19"/>
+              </w:rPr>
+              <w:t>Vb</w:t>
+            </w:r>
+            <w:proofErr w:type="spellEnd"/>
+            <w:r>
+              <w:rPr>
+                <w:spacing w:val="-10"/>
+                <w:sz w:val="19"/>
+              </w:rPr>
+              <w:t>(</w:t>
+            </w:r>
+            <w:proofErr w:type="spellStart"/>
+            <w:r>
+              <w:rPr>
+                <w:spacing w:val="-10"/>
+                <w:sz w:val="19"/>
+              </w:rPr>
+              <w:t>mutex</w:t>
+            </w:r>
+            <w:proofErr w:type="spellEnd"/>
+            <w:r>
+              <w:rPr>
+                <w:spacing w:val="-10"/>
+                <w:sz w:val="19"/>
+              </w:rPr>
+              <w:t>)</w:t>
             </w:r>
           </w:p>
         </w:tc>
@@ -11206,7 +12154,23 @@
                 <w:spacing w:val="-10"/>
                 <w:sz w:val="19"/>
               </w:rPr>
-              <w:t>V(s)= Pb(mutex)</w:t>
+              <w:t>V(s)= Pb(</w:t>
+            </w:r>
+            <w:proofErr w:type="spellStart"/>
+            <w:r>
+              <w:rPr>
+                <w:spacing w:val="-10"/>
+                <w:sz w:val="19"/>
+              </w:rPr>
+              <w:t>mutex</w:t>
+            </w:r>
+            <w:proofErr w:type="spellEnd"/>
+            <w:r>
+              <w:rPr>
+                <w:spacing w:val="-10"/>
+                <w:sz w:val="19"/>
+              </w:rPr>
+              <w:t>)</w:t>
             </w:r>
           </w:p>
         </w:tc>
@@ -11507,12 +12471,21 @@
                 <w:sz w:val="19"/>
               </w:rPr>
             </w:pPr>
-            <w:r>
-              <w:rPr>
-                <w:spacing w:val="-10"/>
-                <w:sz w:val="19"/>
-              </w:rPr>
-              <w:t>If(s&lt;=0)</w:t>
+            <w:proofErr w:type="spellStart"/>
+            <w:r>
+              <w:rPr>
+                <w:spacing w:val="-10"/>
+                <w:sz w:val="19"/>
+              </w:rPr>
+              <w:t>If</w:t>
+            </w:r>
+            <w:proofErr w:type="spellEnd"/>
+            <w:r>
+              <w:rPr>
+                <w:spacing w:val="-10"/>
+                <w:sz w:val="19"/>
+              </w:rPr>
+              <w:t>(s&lt;=0)</w:t>
             </w:r>
           </w:p>
         </w:tc>
@@ -11660,12 +12633,37 @@
                 <w:sz w:val="19"/>
               </w:rPr>
             </w:pPr>
-            <w:r>
-              <w:rPr>
-                <w:spacing w:val="-10"/>
-                <w:sz w:val="19"/>
-              </w:rPr>
-              <w:t>Vb(mutex)</w:t>
+            <w:proofErr w:type="spellStart"/>
+            <w:r>
+              <w:rPr>
+                <w:spacing w:val="-10"/>
+                <w:sz w:val="19"/>
+              </w:rPr>
+              <w:t>Vb</w:t>
+            </w:r>
+            <w:proofErr w:type="spellEnd"/>
+            <w:r>
+              <w:rPr>
+                <w:spacing w:val="-10"/>
+                <w:sz w:val="19"/>
+              </w:rPr>
+              <w:t>(</w:t>
+            </w:r>
+            <w:proofErr w:type="spellStart"/>
+            <w:r>
+              <w:rPr>
+                <w:spacing w:val="-10"/>
+                <w:sz w:val="19"/>
+              </w:rPr>
+              <w:t>mutex</w:t>
+            </w:r>
+            <w:proofErr w:type="spellEnd"/>
+            <w:r>
+              <w:rPr>
+                <w:spacing w:val="-10"/>
+                <w:sz w:val="19"/>
+              </w:rPr>
+              <w:t>)</w:t>
             </w:r>
           </w:p>
         </w:tc>
@@ -11779,6 +12777,7 @@
                 <w:spacing w:val="-10"/>
                 <w:sz w:val="19"/>
               </w:rPr>
+              <w:lastRenderedPageBreak/>
               <w:t>29</w:t>
             </w:r>
           </w:p>
@@ -13156,7 +14155,6 @@
                 <w:spacing w:val="-10"/>
                 <w:sz w:val="19"/>
               </w:rPr>
-              <w:lastRenderedPageBreak/>
               <w:t>38</w:t>
             </w:r>
           </w:p>
@@ -13525,6 +14523,7 @@
                 <w:sz w:val="19"/>
               </w:rPr>
             </w:pPr>
+            <w:proofErr w:type="spellStart"/>
             <w:r>
               <w:rPr>
                 <w:b/>
@@ -13533,6 +14532,7 @@
               </w:rPr>
               <w:t>mutex</w:t>
             </w:r>
+            <w:proofErr w:type="spellEnd"/>
           </w:p>
         </w:tc>
         <w:tc>
@@ -13551,6 +14551,7 @@
                 <w:sz w:val="19"/>
               </w:rPr>
             </w:pPr>
+            <w:proofErr w:type="spellStart"/>
             <w:r>
               <w:rPr>
                 <w:b/>
@@ -13559,6 +14560,7 @@
               </w:rPr>
               <w:t>delay</w:t>
             </w:r>
+            <w:proofErr w:type="spellEnd"/>
           </w:p>
         </w:tc>
         <w:tc>
@@ -13820,7 +14822,23 @@
                 <w:spacing w:val="-4"/>
                 <w:sz w:val="19"/>
               </w:rPr>
-              <w:t xml:space="preserve"> = Pb(mutex)</w:t>
+              <w:t xml:space="preserve"> = Pb(</w:t>
+            </w:r>
+            <w:proofErr w:type="spellStart"/>
+            <w:r>
+              <w:rPr>
+                <w:spacing w:val="-4"/>
+                <w:sz w:val="19"/>
+              </w:rPr>
+              <w:t>mutex</w:t>
+            </w:r>
+            <w:proofErr w:type="spellEnd"/>
+            <w:r>
+              <w:rPr>
+                <w:spacing w:val="-4"/>
+                <w:sz w:val="19"/>
+              </w:rPr>
+              <w:t>)</w:t>
             </w:r>
           </w:p>
         </w:tc>
@@ -14130,12 +15148,30 @@
                 <w:sz w:val="16"/>
               </w:rPr>
             </w:pPr>
+            <w:proofErr w:type="spellStart"/>
+            <w:proofErr w:type="gramStart"/>
             <w:r>
               <w:rPr>
                 <w:rFonts w:ascii="Times New Roman"/>
                 <w:sz w:val="16"/>
               </w:rPr>
-              <w:t>If(s &lt; 0)</w:t>
+              <w:t>If</w:t>
+            </w:r>
+            <w:proofErr w:type="spellEnd"/>
+            <w:r>
+              <w:rPr>
+                <w:rFonts w:ascii="Times New Roman"/>
+                <w:sz w:val="16"/>
+              </w:rPr>
+              <w:t>(</w:t>
+            </w:r>
+            <w:proofErr w:type="gramEnd"/>
+            <w:r>
+              <w:rPr>
+                <w:rFonts w:ascii="Times New Roman"/>
+                <w:sz w:val="16"/>
+              </w:rPr>
+              <w:t>s &lt; 0)</w:t>
             </w:r>
           </w:p>
         </w:tc>
@@ -14284,12 +15320,37 @@
                 <w:sz w:val="16"/>
               </w:rPr>
             </w:pPr>
+            <w:proofErr w:type="spellStart"/>
             <w:r>
               <w:rPr>
                 <w:rFonts w:ascii="Times New Roman"/>
                 <w:sz w:val="16"/>
               </w:rPr>
-              <w:t>Vb(mutex)</w:t>
+              <w:t>Vb</w:t>
+            </w:r>
+            <w:proofErr w:type="spellEnd"/>
+            <w:r>
+              <w:rPr>
+                <w:rFonts w:ascii="Times New Roman"/>
+                <w:sz w:val="16"/>
+              </w:rPr>
+              <w:t>(</w:t>
+            </w:r>
+            <w:proofErr w:type="spellStart"/>
+            <w:r>
+              <w:rPr>
+                <w:rFonts w:ascii="Times New Roman"/>
+                <w:sz w:val="16"/>
+              </w:rPr>
+              <w:t>mutex</w:t>
+            </w:r>
+            <w:proofErr w:type="spellEnd"/>
+            <w:r>
+              <w:rPr>
+                <w:rFonts w:ascii="Times New Roman"/>
+                <w:sz w:val="16"/>
+              </w:rPr>
+              <w:t>)</w:t>
             </w:r>
           </w:p>
         </w:tc>
@@ -14613,7 +15674,23 @@
                 <w:spacing w:val="-4"/>
                 <w:sz w:val="19"/>
               </w:rPr>
-              <w:t xml:space="preserve"> = Pb(mutex)</w:t>
+              <w:t xml:space="preserve"> = Pb(</w:t>
+            </w:r>
+            <w:proofErr w:type="spellStart"/>
+            <w:r>
+              <w:rPr>
+                <w:spacing w:val="-4"/>
+                <w:sz w:val="19"/>
+              </w:rPr>
+              <w:t>mutex</w:t>
+            </w:r>
+            <w:proofErr w:type="spellEnd"/>
+            <w:r>
+              <w:rPr>
+                <w:spacing w:val="-4"/>
+                <w:sz w:val="19"/>
+              </w:rPr>
+              <w:t>)</w:t>
             </w:r>
           </w:p>
         </w:tc>
@@ -15049,12 +16126,21 @@
                 <w:sz w:val="16"/>
               </w:rPr>
             </w:pPr>
+            <w:proofErr w:type="spellStart"/>
             <w:r>
               <w:rPr>
                 <w:rFonts w:ascii="Times New Roman"/>
                 <w:sz w:val="16"/>
               </w:rPr>
-              <w:t>If(s&lt;0)</w:t>
+              <w:t>If</w:t>
+            </w:r>
+            <w:proofErr w:type="spellEnd"/>
+            <w:r>
+              <w:rPr>
+                <w:rFonts w:ascii="Times New Roman"/>
+                <w:sz w:val="16"/>
+              </w:rPr>
+              <w:t>(s&lt;0)</w:t>
             </w:r>
           </w:p>
         </w:tc>
@@ -15203,12 +16289,37 @@
                 <w:sz w:val="16"/>
               </w:rPr>
             </w:pPr>
+            <w:proofErr w:type="spellStart"/>
             <w:r>
               <w:rPr>
                 <w:rFonts w:ascii="Times New Roman"/>
                 <w:sz w:val="16"/>
               </w:rPr>
-              <w:t>Vb(mutex)</w:t>
+              <w:t>Vb</w:t>
+            </w:r>
+            <w:proofErr w:type="spellEnd"/>
+            <w:r>
+              <w:rPr>
+                <w:rFonts w:ascii="Times New Roman"/>
+                <w:sz w:val="16"/>
+              </w:rPr>
+              <w:t>(</w:t>
+            </w:r>
+            <w:proofErr w:type="spellStart"/>
+            <w:r>
+              <w:rPr>
+                <w:rFonts w:ascii="Times New Roman"/>
+                <w:sz w:val="16"/>
+              </w:rPr>
+              <w:t>mutex</w:t>
+            </w:r>
+            <w:proofErr w:type="spellEnd"/>
+            <w:r>
+              <w:rPr>
+                <w:rFonts w:ascii="Times New Roman"/>
+                <w:sz w:val="16"/>
+              </w:rPr>
+              <w:t>)</w:t>
             </w:r>
           </w:p>
         </w:tc>
@@ -15362,7 +16473,23 @@
                 <w:rFonts w:ascii="Times New Roman"/>
                 <w:sz w:val="16"/>
               </w:rPr>
-              <w:t>Pb(delay)</w:t>
+              <w:t>Pb(</w:t>
+            </w:r>
+            <w:proofErr w:type="spellStart"/>
+            <w:r>
+              <w:rPr>
+                <w:rFonts w:ascii="Times New Roman"/>
+                <w:sz w:val="16"/>
+              </w:rPr>
+              <w:t>delay</w:t>
+            </w:r>
+            <w:proofErr w:type="spellEnd"/>
+            <w:r>
+              <w:rPr>
+                <w:rFonts w:ascii="Times New Roman"/>
+                <w:sz w:val="16"/>
+              </w:rPr>
+              <w:t>)</w:t>
             </w:r>
           </w:p>
         </w:tc>
@@ -15651,7 +16778,23 @@
                 <w:spacing w:val="-4"/>
                 <w:sz w:val="19"/>
               </w:rPr>
-              <w:t>P(s)=Pb(mutex)</w:t>
+              <w:t>P(s)=Pb(</w:t>
+            </w:r>
+            <w:proofErr w:type="spellStart"/>
+            <w:r>
+              <w:rPr>
+                <w:spacing w:val="-4"/>
+                <w:sz w:val="19"/>
+              </w:rPr>
+              <w:t>mutex</w:t>
+            </w:r>
+            <w:proofErr w:type="spellEnd"/>
+            <w:r>
+              <w:rPr>
+                <w:spacing w:val="-4"/>
+                <w:sz w:val="19"/>
+              </w:rPr>
+              <w:t>)</w:t>
             </w:r>
           </w:p>
         </w:tc>
@@ -15798,41 +16941,29 @@
                 <w:rFonts w:ascii="Times New Roman"/>
                 <w:sz w:val="16"/>
               </w:rPr>
-              <w:t>V(s) = Pb(mutex)</w:t>
-            </w:r>
-          </w:p>
-        </w:tc>
-        <w:tc>
-          <w:tcPr>
-            <w:tcW w:w="1219" w:type="dxa"/>
-          </w:tcPr>
-          <w:p>
-            <w:pPr>
-              <w:pStyle w:val="TableParagraph"/>
+              <w:t>V(s) = Pb(</w:t>
+            </w:r>
+            <w:proofErr w:type="spellStart"/>
+            <w:r>
               <w:rPr>
                 <w:rFonts w:ascii="Times New Roman"/>
                 <w:sz w:val="16"/>
               </w:rPr>
-            </w:pPr>
-          </w:p>
-        </w:tc>
-        <w:tc>
-          <w:tcPr>
-            <w:tcW w:w="1224" w:type="dxa"/>
-          </w:tcPr>
-          <w:p>
-            <w:pPr>
-              <w:pStyle w:val="TableParagraph"/>
+              <w:t>mutex</w:t>
+            </w:r>
+            <w:proofErr w:type="spellEnd"/>
+            <w:r>
               <w:rPr>
                 <w:rFonts w:ascii="Times New Roman"/>
                 <w:sz w:val="16"/>
               </w:rPr>
-            </w:pPr>
-          </w:p>
-        </w:tc>
-        <w:tc>
-          <w:tcPr>
-            <w:tcW w:w="1133" w:type="dxa"/>
+              <w:t>)</w:t>
+            </w:r>
+          </w:p>
+        </w:tc>
+        <w:tc>
+          <w:tcPr>
+            <w:tcW w:w="1219" w:type="dxa"/>
           </w:tcPr>
           <w:p>
             <w:pPr>
@@ -15842,18 +16973,25 @@
                 <w:sz w:val="16"/>
               </w:rPr>
             </w:pPr>
-            <w:r>
+          </w:p>
+        </w:tc>
+        <w:tc>
+          <w:tcPr>
+            <w:tcW w:w="1224" w:type="dxa"/>
+          </w:tcPr>
+          <w:p>
+            <w:pPr>
+              <w:pStyle w:val="TableParagraph"/>
               <w:rPr>
                 <w:rFonts w:ascii="Times New Roman"/>
                 <w:sz w:val="16"/>
               </w:rPr>
-              <w:t>false</w:t>
-            </w:r>
-          </w:p>
-        </w:tc>
-        <w:tc>
-          <w:tcPr>
-            <w:tcW w:w="1090" w:type="dxa"/>
+            </w:pPr>
+          </w:p>
+        </w:tc>
+        <w:tc>
+          <w:tcPr>
+            <w:tcW w:w="1133" w:type="dxa"/>
           </w:tcPr>
           <w:p>
             <w:pPr>
@@ -15868,13 +17006,13 @@
                 <w:rFonts w:ascii="Times New Roman"/>
                 <w:sz w:val="16"/>
               </w:rPr>
-              <w:t xml:space="preserve">False </w:t>
-            </w:r>
-          </w:p>
-        </w:tc>
-        <w:tc>
-          <w:tcPr>
-            <w:tcW w:w="903" w:type="dxa"/>
+              <w:t>false</w:t>
+            </w:r>
+          </w:p>
+        </w:tc>
+        <w:tc>
+          <w:tcPr>
+            <w:tcW w:w="1090" w:type="dxa"/>
           </w:tcPr>
           <w:p>
             <w:pPr>
@@ -15889,13 +17027,13 @@
                 <w:rFonts w:ascii="Times New Roman"/>
                 <w:sz w:val="16"/>
               </w:rPr>
-              <w:t>-1</w:t>
-            </w:r>
-          </w:p>
-        </w:tc>
-        <w:tc>
-          <w:tcPr>
-            <w:tcW w:w="1215" w:type="dxa"/>
+              <w:t xml:space="preserve">False </w:t>
+            </w:r>
+          </w:p>
+        </w:tc>
+        <w:tc>
+          <w:tcPr>
+            <w:tcW w:w="903" w:type="dxa"/>
           </w:tcPr>
           <w:p>
             <w:pPr>
@@ -15910,7 +17048,44 @@
                 <w:rFonts w:ascii="Times New Roman"/>
                 <w:sz w:val="16"/>
               </w:rPr>
-              <w:t>EspP3(EM), EspP1(atom)</w:t>
+              <w:t>-1</w:t>
+            </w:r>
+          </w:p>
+        </w:tc>
+        <w:tc>
+          <w:tcPr>
+            <w:tcW w:w="1215" w:type="dxa"/>
+          </w:tcPr>
+          <w:p>
+            <w:pPr>
+              <w:pStyle w:val="TableParagraph"/>
+              <w:rPr>
+                <w:rFonts w:ascii="Times New Roman"/>
+                <w:sz w:val="16"/>
+              </w:rPr>
+            </w:pPr>
+            <w:r>
+              <w:rPr>
+                <w:rFonts w:ascii="Times New Roman"/>
+                <w:sz w:val="16"/>
+              </w:rPr>
+              <w:t>EspP3(EM), EspP1(</w:t>
+            </w:r>
+            <w:proofErr w:type="spellStart"/>
+            <w:r>
+              <w:rPr>
+                <w:rFonts w:ascii="Times New Roman"/>
+                <w:sz w:val="16"/>
+              </w:rPr>
+              <w:t>atom</w:t>
+            </w:r>
+            <w:proofErr w:type="spellEnd"/>
+            <w:r>
+              <w:rPr>
+                <w:rFonts w:ascii="Times New Roman"/>
+                <w:sz w:val="16"/>
+              </w:rPr>
+              <w:t>)</w:t>
             </w:r>
           </w:p>
         </w:tc>
@@ -16079,7 +17254,23 @@
                 <w:rFonts w:ascii="Times New Roman"/>
                 <w:sz w:val="16"/>
               </w:rPr>
-              <w:t>EspP3(EM), EspP1(atom)</w:t>
+              <w:t>EspP3(EM), EspP1(</w:t>
+            </w:r>
+            <w:proofErr w:type="spellStart"/>
+            <w:r>
+              <w:rPr>
+                <w:rFonts w:ascii="Times New Roman"/>
+                <w:sz w:val="16"/>
+              </w:rPr>
+              <w:t>atom</w:t>
+            </w:r>
+            <w:proofErr w:type="spellEnd"/>
+            <w:r>
+              <w:rPr>
+                <w:rFonts w:ascii="Times New Roman"/>
+                <w:sz w:val="16"/>
+              </w:rPr>
+              <w:t>)</w:t>
             </w:r>
           </w:p>
         </w:tc>
@@ -16140,11 +17331,19 @@
                 <w:sz w:val="19"/>
               </w:rPr>
             </w:pPr>
-            <w:r>
-              <w:rPr>
-                <w:sz w:val="19"/>
-              </w:rPr>
-              <w:t>If(s&lt;0)</w:t>
+            <w:proofErr w:type="spellStart"/>
+            <w:r>
+              <w:rPr>
+                <w:sz w:val="19"/>
+              </w:rPr>
+              <w:t>If</w:t>
+            </w:r>
+            <w:proofErr w:type="spellEnd"/>
+            <w:r>
+              <w:rPr>
+                <w:sz w:val="19"/>
+              </w:rPr>
+              <w:t>(s&lt;0)</w:t>
             </w:r>
           </w:p>
         </w:tc>
@@ -16248,7 +17447,23 @@
                 <w:rFonts w:ascii="Times New Roman"/>
                 <w:sz w:val="16"/>
               </w:rPr>
-              <w:t>EspP3(EM), EspP1(atom)</w:t>
+              <w:t>EspP3(EM), EspP1(</w:t>
+            </w:r>
+            <w:proofErr w:type="spellStart"/>
+            <w:r>
+              <w:rPr>
+                <w:rFonts w:ascii="Times New Roman"/>
+                <w:sz w:val="16"/>
+              </w:rPr>
+              <w:t>atom</w:t>
+            </w:r>
+            <w:proofErr w:type="spellEnd"/>
+            <w:r>
+              <w:rPr>
+                <w:rFonts w:ascii="Times New Roman"/>
+                <w:sz w:val="16"/>
+              </w:rPr>
+              <w:t>)</w:t>
             </w:r>
           </w:p>
         </w:tc>
@@ -16309,11 +17524,33 @@
                 <w:sz w:val="19"/>
               </w:rPr>
             </w:pPr>
-            <w:r>
-              <w:rPr>
-                <w:sz w:val="19"/>
-              </w:rPr>
-              <w:t>Vb(mutex)</w:t>
+            <w:proofErr w:type="spellStart"/>
+            <w:r>
+              <w:rPr>
+                <w:sz w:val="19"/>
+              </w:rPr>
+              <w:t>Vb</w:t>
+            </w:r>
+            <w:proofErr w:type="spellEnd"/>
+            <w:r>
+              <w:rPr>
+                <w:sz w:val="19"/>
+              </w:rPr>
+              <w:t>(</w:t>
+            </w:r>
+            <w:proofErr w:type="spellStart"/>
+            <w:r>
+              <w:rPr>
+                <w:sz w:val="19"/>
+              </w:rPr>
+              <w:t>mutex</w:t>
+            </w:r>
+            <w:proofErr w:type="spellEnd"/>
+            <w:r>
+              <w:rPr>
+                <w:sz w:val="19"/>
+              </w:rPr>
+              <w:t>)</w:t>
             </w:r>
           </w:p>
         </w:tc>
@@ -16417,7 +17654,23 @@
                 <w:rFonts w:ascii="Times New Roman"/>
                 <w:sz w:val="16"/>
               </w:rPr>
-              <w:t>EspP3(EM), EspP1(atom)</w:t>
+              <w:t>EspP3(EM), EspP1(</w:t>
+            </w:r>
+            <w:proofErr w:type="spellStart"/>
+            <w:r>
+              <w:rPr>
+                <w:rFonts w:ascii="Times New Roman"/>
+                <w:sz w:val="16"/>
+              </w:rPr>
+              <w:t>atom</w:t>
+            </w:r>
+            <w:proofErr w:type="spellEnd"/>
+            <w:r>
+              <w:rPr>
+                <w:rFonts w:ascii="Times New Roman"/>
+                <w:sz w:val="16"/>
+              </w:rPr>
+              <w:t>)</w:t>
             </w:r>
           </w:p>
         </w:tc>
@@ -16466,7 +17719,21 @@
               <w:rPr>
                 <w:sz w:val="19"/>
               </w:rPr>
-              <w:t>Pb(mutex)</w:t>
+              <w:t>Pb(</w:t>
+            </w:r>
+            <w:proofErr w:type="spellStart"/>
+            <w:r>
+              <w:rPr>
+                <w:sz w:val="19"/>
+              </w:rPr>
+              <w:t>mutex</w:t>
+            </w:r>
+            <w:proofErr w:type="spellEnd"/>
+            <w:r>
+              <w:rPr>
+                <w:sz w:val="19"/>
+              </w:rPr>
+              <w:t>)</w:t>
             </w:r>
           </w:p>
         </w:tc>
@@ -16651,7 +17918,21 @@
               <w:rPr>
                 <w:sz w:val="19"/>
               </w:rPr>
-              <w:t>Pb(delay)</w:t>
+              <w:t>Pb(</w:t>
+            </w:r>
+            <w:proofErr w:type="spellStart"/>
+            <w:r>
+              <w:rPr>
+                <w:sz w:val="19"/>
+              </w:rPr>
+              <w:t>delay</w:t>
+            </w:r>
+            <w:proofErr w:type="spellEnd"/>
+            <w:r>
+              <w:rPr>
+                <w:sz w:val="19"/>
+              </w:rPr>
+              <w:t>)</w:t>
             </w:r>
           </w:p>
         </w:tc>
@@ -16969,11 +18250,27 @@
                 <w:sz w:val="19"/>
               </w:rPr>
             </w:pPr>
-            <w:r>
-              <w:rPr>
-                <w:sz w:val="19"/>
-              </w:rPr>
-              <w:t>If(s &lt;= 0)</w:t>
+            <w:proofErr w:type="spellStart"/>
+            <w:proofErr w:type="gramStart"/>
+            <w:r>
+              <w:rPr>
+                <w:sz w:val="19"/>
+              </w:rPr>
+              <w:t>If</w:t>
+            </w:r>
+            <w:proofErr w:type="spellEnd"/>
+            <w:r>
+              <w:rPr>
+                <w:sz w:val="19"/>
+              </w:rPr>
+              <w:t>(</w:t>
+            </w:r>
+            <w:proofErr w:type="gramEnd"/>
+            <w:r>
+              <w:rPr>
+                <w:sz w:val="19"/>
+              </w:rPr>
+              <w:t>s &lt;= 0)</w:t>
             </w:r>
           </w:p>
         </w:tc>
@@ -17138,11 +18435,33 @@
                 <w:sz w:val="19"/>
               </w:rPr>
             </w:pPr>
-            <w:r>
-              <w:rPr>
-                <w:sz w:val="19"/>
-              </w:rPr>
-              <w:t>Vb(delay)</w:t>
+            <w:proofErr w:type="spellStart"/>
+            <w:r>
+              <w:rPr>
+                <w:sz w:val="19"/>
+              </w:rPr>
+              <w:t>Vb</w:t>
+            </w:r>
+            <w:proofErr w:type="spellEnd"/>
+            <w:r>
+              <w:rPr>
+                <w:sz w:val="19"/>
+              </w:rPr>
+              <w:t>(</w:t>
+            </w:r>
+            <w:proofErr w:type="spellStart"/>
+            <w:r>
+              <w:rPr>
+                <w:sz w:val="19"/>
+              </w:rPr>
+              <w:t>delay</w:t>
+            </w:r>
+            <w:proofErr w:type="spellEnd"/>
+            <w:r>
+              <w:rPr>
+                <w:sz w:val="19"/>
+              </w:rPr>
+              <w:t>)</w:t>
             </w:r>
           </w:p>
         </w:tc>
@@ -17348,7 +18667,21 @@
               <w:rPr>
                 <w:sz w:val="19"/>
               </w:rPr>
-              <w:t>Pb(delay)</w:t>
+              <w:t>Pb(</w:t>
+            </w:r>
+            <w:proofErr w:type="spellStart"/>
+            <w:r>
+              <w:rPr>
+                <w:sz w:val="19"/>
+              </w:rPr>
+              <w:t>delay</w:t>
+            </w:r>
+            <w:proofErr w:type="spellEnd"/>
+            <w:r>
+              <w:rPr>
+                <w:sz w:val="19"/>
+              </w:rPr>
+              <w:t>)</w:t>
             </w:r>
           </w:p>
         </w:tc>
@@ -17513,11 +18846,33 @@
                 <w:sz w:val="19"/>
               </w:rPr>
             </w:pPr>
-            <w:r>
-              <w:rPr>
-                <w:sz w:val="19"/>
-              </w:rPr>
-              <w:t>Vb(mutex)</w:t>
+            <w:proofErr w:type="spellStart"/>
+            <w:r>
+              <w:rPr>
+                <w:sz w:val="19"/>
+              </w:rPr>
+              <w:t>Vb</w:t>
+            </w:r>
+            <w:proofErr w:type="spellEnd"/>
+            <w:r>
+              <w:rPr>
+                <w:sz w:val="19"/>
+              </w:rPr>
+              <w:t>(</w:t>
+            </w:r>
+            <w:proofErr w:type="spellStart"/>
+            <w:r>
+              <w:rPr>
+                <w:sz w:val="19"/>
+              </w:rPr>
+              <w:t>mutex</w:t>
+            </w:r>
+            <w:proofErr w:type="spellEnd"/>
+            <w:r>
+              <w:rPr>
+                <w:sz w:val="19"/>
+              </w:rPr>
+              <w:t>)</w:t>
             </w:r>
           </w:p>
         </w:tc>
@@ -17777,6 +19132,7 @@
               <w:rPr>
                 <w:sz w:val="19"/>
               </w:rPr>
+              <w:lastRenderedPageBreak/>
               <w:t>26</w:t>
             </w:r>
           </w:p>
@@ -18127,7 +19483,21 @@
               <w:rPr>
                 <w:sz w:val="19"/>
               </w:rPr>
-              <w:t>V(s) = Pb(mutex)</w:t>
+              <w:t>V(s) = Pb(</w:t>
+            </w:r>
+            <w:proofErr w:type="spellStart"/>
+            <w:r>
+              <w:rPr>
+                <w:sz w:val="19"/>
+              </w:rPr>
+              <w:t>mutex</w:t>
+            </w:r>
+            <w:proofErr w:type="spellEnd"/>
+            <w:r>
+              <w:rPr>
+                <w:sz w:val="19"/>
+              </w:rPr>
+              <w:t>)</w:t>
             </w:r>
           </w:p>
         </w:tc>
@@ -18461,11 +19831,19 @@
                 <w:sz w:val="19"/>
               </w:rPr>
             </w:pPr>
-            <w:r>
-              <w:rPr>
-                <w:sz w:val="19"/>
-              </w:rPr>
-              <w:t>If(s&lt;=0)</w:t>
+            <w:proofErr w:type="spellStart"/>
+            <w:r>
+              <w:rPr>
+                <w:sz w:val="19"/>
+              </w:rPr>
+              <w:t>If</w:t>
+            </w:r>
+            <w:proofErr w:type="spellEnd"/>
+            <w:r>
+              <w:rPr>
+                <w:sz w:val="19"/>
+              </w:rPr>
+              <w:t>(s&lt;=0)</w:t>
             </w:r>
           </w:p>
         </w:tc>
@@ -18630,11 +20008,33 @@
                 <w:sz w:val="19"/>
               </w:rPr>
             </w:pPr>
-            <w:r>
-              <w:rPr>
-                <w:sz w:val="19"/>
-              </w:rPr>
-              <w:t>Vb(delay)</w:t>
+            <w:proofErr w:type="spellStart"/>
+            <w:r>
+              <w:rPr>
+                <w:sz w:val="19"/>
+              </w:rPr>
+              <w:t>Vb</w:t>
+            </w:r>
+            <w:proofErr w:type="spellEnd"/>
+            <w:r>
+              <w:rPr>
+                <w:sz w:val="19"/>
+              </w:rPr>
+              <w:t>(</w:t>
+            </w:r>
+            <w:proofErr w:type="spellStart"/>
+            <w:r>
+              <w:rPr>
+                <w:sz w:val="19"/>
+              </w:rPr>
+              <w:t>delay</w:t>
+            </w:r>
+            <w:proofErr w:type="spellEnd"/>
+            <w:r>
+              <w:rPr>
+                <w:sz w:val="19"/>
+              </w:rPr>
+              <w:t>)</w:t>
             </w:r>
           </w:p>
         </w:tc>
@@ -18787,7 +20187,21 @@
               <w:rPr>
                 <w:sz w:val="19"/>
               </w:rPr>
-              <w:t>Pb(delay)</w:t>
+              <w:t>Pb(</w:t>
+            </w:r>
+            <w:proofErr w:type="spellStart"/>
+            <w:r>
+              <w:rPr>
+                <w:sz w:val="19"/>
+              </w:rPr>
+              <w:t>delay</w:t>
+            </w:r>
+            <w:proofErr w:type="spellEnd"/>
+            <w:r>
+              <w:rPr>
+                <w:sz w:val="19"/>
+              </w:rPr>
+              <w:t>)</w:t>
             </w:r>
           </w:p>
         </w:tc>
@@ -18945,11 +20359,33 @@
                 <w:sz w:val="19"/>
               </w:rPr>
             </w:pPr>
-            <w:r>
-              <w:rPr>
-                <w:sz w:val="19"/>
-              </w:rPr>
-              <w:t>Vb(mutex)</w:t>
+            <w:proofErr w:type="spellStart"/>
+            <w:r>
+              <w:rPr>
+                <w:sz w:val="19"/>
+              </w:rPr>
+              <w:t>Vb</w:t>
+            </w:r>
+            <w:proofErr w:type="spellEnd"/>
+            <w:r>
+              <w:rPr>
+                <w:sz w:val="19"/>
+              </w:rPr>
+              <w:t>(</w:t>
+            </w:r>
+            <w:proofErr w:type="spellStart"/>
+            <w:r>
+              <w:rPr>
+                <w:sz w:val="19"/>
+              </w:rPr>
+              <w:t>mutex</w:t>
+            </w:r>
+            <w:proofErr w:type="spellEnd"/>
+            <w:r>
+              <w:rPr>
+                <w:sz w:val="19"/>
+              </w:rPr>
+              <w:t>)</w:t>
             </w:r>
           </w:p>
         </w:tc>
@@ -19549,7 +20985,21 @@
               <w:rPr>
                 <w:sz w:val="19"/>
               </w:rPr>
-              <w:t>V(s) = Pb(mutex)</w:t>
+              <w:t>V(s) = Pb(</w:t>
+            </w:r>
+            <w:proofErr w:type="spellStart"/>
+            <w:r>
+              <w:rPr>
+                <w:sz w:val="19"/>
+              </w:rPr>
+              <w:t>mutex</w:t>
+            </w:r>
+            <w:proofErr w:type="spellEnd"/>
+            <w:r>
+              <w:rPr>
+                <w:sz w:val="19"/>
+              </w:rPr>
+              <w:t>)</w:t>
             </w:r>
           </w:p>
         </w:tc>
@@ -19673,7 +21123,6 @@
               <w:rPr>
                 <w:sz w:val="19"/>
               </w:rPr>
-              <w:lastRenderedPageBreak/>
               <w:t>3</w:t>
             </w:r>
             <w:r>
@@ -19880,11 +21329,19 @@
                 <w:sz w:val="19"/>
               </w:rPr>
             </w:pPr>
-            <w:r>
-              <w:rPr>
-                <w:sz w:val="19"/>
-              </w:rPr>
-              <w:t>If(s&lt;=0)</w:t>
+            <w:proofErr w:type="spellStart"/>
+            <w:r>
+              <w:rPr>
+                <w:sz w:val="19"/>
+              </w:rPr>
+              <w:t>If</w:t>
+            </w:r>
+            <w:proofErr w:type="spellEnd"/>
+            <w:r>
+              <w:rPr>
+                <w:sz w:val="19"/>
+              </w:rPr>
+              <w:t>(s&lt;=0)</w:t>
             </w:r>
           </w:p>
         </w:tc>
@@ -20042,11 +21499,33 @@
                 <w:sz w:val="19"/>
               </w:rPr>
             </w:pPr>
-            <w:r>
-              <w:rPr>
-                <w:sz w:val="19"/>
-              </w:rPr>
-              <w:t>Vb(mutex)</w:t>
+            <w:proofErr w:type="spellStart"/>
+            <w:r>
+              <w:rPr>
+                <w:sz w:val="19"/>
+              </w:rPr>
+              <w:t>Vb</w:t>
+            </w:r>
+            <w:proofErr w:type="spellEnd"/>
+            <w:r>
+              <w:rPr>
+                <w:sz w:val="19"/>
+              </w:rPr>
+              <w:t>(</w:t>
+            </w:r>
+            <w:proofErr w:type="spellStart"/>
+            <w:r>
+              <w:rPr>
+                <w:sz w:val="19"/>
+              </w:rPr>
+              <w:t>mutex</w:t>
+            </w:r>
+            <w:proofErr w:type="spellEnd"/>
+            <w:r>
+              <w:rPr>
+                <w:sz w:val="19"/>
+              </w:rPr>
+              <w:t>)</w:t>
             </w:r>
           </w:p>
         </w:tc>
@@ -22677,12 +24156,14 @@
         </w:rPr>
         <w:t xml:space="preserve"> </w:t>
       </w:r>
+      <w:proofErr w:type="spellStart"/>
       <w:r>
         <w:rPr>
           <w:i/>
         </w:rPr>
         <w:t>Comienzo_SC</w:t>
       </w:r>
+      <w:proofErr w:type="spellEnd"/>
       <w:r>
         <w:rPr>
           <w:i/>
@@ -22699,6 +24180,7 @@
         </w:rPr>
         <w:t xml:space="preserve"> </w:t>
       </w:r>
+      <w:proofErr w:type="spellStart"/>
       <w:r>
         <w:rPr>
           <w:i/>
@@ -22706,6 +24188,7 @@
         </w:rPr>
         <w:t>Fin_SC</w:t>
       </w:r>
+      <w:proofErr w:type="spellEnd"/>
       <w:r>
         <w:rPr>
           <w:spacing w:val="-2"/>
@@ -22918,7 +24401,39 @@
           <w:lang w:val="en-US"/>
         </w:rPr>
         <w:tab/>
-        <w:t xml:space="preserve">&lt;generar registro&gt; </w:t>
+        <w:t>&lt;</w:t>
+      </w:r>
+      <w:proofErr w:type="spellStart"/>
+      <w:r>
+        <w:rPr>
+          <w:spacing w:val="-2"/>
+          <w:lang w:val="en-US"/>
+        </w:rPr>
+        <w:t>generar</w:t>
+      </w:r>
+      <w:proofErr w:type="spellEnd"/>
+      <w:r>
+        <w:rPr>
+          <w:spacing w:val="-2"/>
+          <w:lang w:val="en-US"/>
+        </w:rPr>
+        <w:t xml:space="preserve"> </w:t>
+      </w:r>
+      <w:proofErr w:type="spellStart"/>
+      <w:r>
+        <w:rPr>
+          <w:spacing w:val="-2"/>
+          <w:lang w:val="en-US"/>
+        </w:rPr>
+        <w:t>registro</w:t>
+      </w:r>
+      <w:proofErr w:type="spellEnd"/>
+      <w:r>
+        <w:rPr>
+          <w:spacing w:val="-2"/>
+          <w:lang w:val="en-US"/>
+        </w:rPr>
+        <w:t xml:space="preserve">&gt; </w:t>
       </w:r>
     </w:p>
     <w:p>
@@ -24014,6 +25529,7 @@
               </w:rPr>
               <w:t>: &lt;</w:t>
             </w:r>
+            <w:proofErr w:type="spellStart"/>
             <w:r>
               <w:rPr>
                 <w:rFonts w:asciiTheme="minorHAnsi" w:hAnsiTheme="minorHAnsi" w:cstheme="minorHAnsi"/>
@@ -24021,6 +25537,7 @@
               </w:rPr>
               <w:t>Prod</w:t>
             </w:r>
+            <w:proofErr w:type="spellEnd"/>
             <w:r>
               <w:rPr>
                 <w:rFonts w:asciiTheme="minorHAnsi" w:hAnsiTheme="minorHAnsi" w:cstheme="minorHAnsi"/>
@@ -24855,6 +26372,7 @@
                 <w:rFonts w:asciiTheme="minorHAnsi" w:hAnsiTheme="minorHAnsi" w:cstheme="minorHAnsi"/>
               </w:rPr>
             </w:pPr>
+            <w:proofErr w:type="spellStart"/>
             <w:r>
               <w:rPr>
                 <w:rFonts w:asciiTheme="minorHAnsi" w:hAnsiTheme="minorHAnsi" w:cstheme="minorHAnsi"/>
@@ -24867,7 +26385,15 @@
                 <w:rFonts w:asciiTheme="minorHAnsi" w:hAnsiTheme="minorHAnsi" w:cstheme="minorHAnsi"/>
                 <w:spacing w:val="-2"/>
               </w:rPr>
-              <w:t>:P(f)</w:t>
+              <w:t>:P</w:t>
+            </w:r>
+            <w:proofErr w:type="spellEnd"/>
+            <w:r>
+              <w:rPr>
+                <w:rFonts w:asciiTheme="minorHAnsi" w:hAnsiTheme="minorHAnsi" w:cstheme="minorHAnsi"/>
+                <w:spacing w:val="-2"/>
+              </w:rPr>
+              <w:t>(f)</w:t>
             </w:r>
           </w:p>
         </w:tc>
@@ -24999,7 +26525,23 @@
                 <w:rFonts w:asciiTheme="minorHAnsi" w:hAnsiTheme="minorHAnsi" w:cstheme="minorHAnsi"/>
                 <w:spacing w:val="-2"/>
               </w:rPr>
-              <w:t>: &lt;Prod&gt;</w:t>
+              <w:t>: &lt;</w:t>
+            </w:r>
+            <w:proofErr w:type="spellStart"/>
+            <w:r>
+              <w:rPr>
+                <w:rFonts w:asciiTheme="minorHAnsi" w:hAnsiTheme="minorHAnsi" w:cstheme="minorHAnsi"/>
+                <w:spacing w:val="-2"/>
+              </w:rPr>
+              <w:t>Prod</w:t>
+            </w:r>
+            <w:proofErr w:type="spellEnd"/>
+            <w:r>
+              <w:rPr>
+                <w:rFonts w:asciiTheme="minorHAnsi" w:hAnsiTheme="minorHAnsi" w:cstheme="minorHAnsi"/>
+                <w:spacing w:val="-2"/>
+              </w:rPr>
+              <w:t>&gt;</w:t>
             </w:r>
           </w:p>
         </w:tc>
@@ -25497,11 +27039,27 @@
                 <w:rFonts w:asciiTheme="minorHAnsi" w:hAnsiTheme="minorHAnsi" w:cstheme="minorHAnsi"/>
               </w:rPr>
             </w:pPr>
+            <w:proofErr w:type="spellStart"/>
+            <w:proofErr w:type="gramStart"/>
             <w:r>
               <w:rPr>
                 <w:rFonts w:asciiTheme="minorHAnsi" w:hAnsiTheme="minorHAnsi" w:cstheme="minorHAnsi"/>
               </w:rPr>
-              <w:t>Esp(Productor)</w:t>
+              <w:t>Esp</w:t>
+            </w:r>
+            <w:proofErr w:type="spellEnd"/>
+            <w:r>
+              <w:rPr>
+                <w:rFonts w:asciiTheme="minorHAnsi" w:hAnsiTheme="minorHAnsi" w:cstheme="minorHAnsi"/>
+              </w:rPr>
+              <w:t>(</w:t>
+            </w:r>
+            <w:proofErr w:type="gramEnd"/>
+            <w:r>
+              <w:rPr>
+                <w:rFonts w:asciiTheme="minorHAnsi" w:hAnsiTheme="minorHAnsi" w:cstheme="minorHAnsi"/>
+              </w:rPr>
+              <w:t>Productor)</w:t>
             </w:r>
           </w:p>
         </w:tc>
@@ -25563,7 +27121,21 @@
               <w:rPr>
                 <w:rFonts w:asciiTheme="minorHAnsi" w:hAnsiTheme="minorHAnsi" w:cstheme="minorHAnsi"/>
               </w:rPr>
-              <w:t>C: &lt;ext&gt;</w:t>
+              <w:t>C: &lt;</w:t>
+            </w:r>
+            <w:proofErr w:type="spellStart"/>
+            <w:r>
+              <w:rPr>
+                <w:rFonts w:asciiTheme="minorHAnsi" w:hAnsiTheme="minorHAnsi" w:cstheme="minorHAnsi"/>
+              </w:rPr>
+              <w:t>ext</w:t>
+            </w:r>
+            <w:proofErr w:type="spellEnd"/>
+            <w:r>
+              <w:rPr>
+                <w:rFonts w:asciiTheme="minorHAnsi" w:hAnsiTheme="minorHAnsi" w:cstheme="minorHAnsi"/>
+              </w:rPr>
+              <w:t>&gt;</w:t>
             </w:r>
           </w:p>
         </w:tc>
@@ -25639,11 +27211,27 @@
                 <w:rFonts w:asciiTheme="minorHAnsi" w:hAnsiTheme="minorHAnsi" w:cstheme="minorHAnsi"/>
               </w:rPr>
             </w:pPr>
+            <w:proofErr w:type="spellStart"/>
+            <w:proofErr w:type="gramStart"/>
             <w:r>
               <w:rPr>
                 <w:rFonts w:asciiTheme="minorHAnsi" w:hAnsiTheme="minorHAnsi" w:cstheme="minorHAnsi"/>
               </w:rPr>
-              <w:t>Esp(Productor)</w:t>
+              <w:t>Esp</w:t>
+            </w:r>
+            <w:proofErr w:type="spellEnd"/>
+            <w:r>
+              <w:rPr>
+                <w:rFonts w:asciiTheme="minorHAnsi" w:hAnsiTheme="minorHAnsi" w:cstheme="minorHAnsi"/>
+              </w:rPr>
+              <w:t>(</w:t>
+            </w:r>
+            <w:proofErr w:type="gramEnd"/>
+            <w:r>
+              <w:rPr>
+                <w:rFonts w:asciiTheme="minorHAnsi" w:hAnsiTheme="minorHAnsi" w:cstheme="minorHAnsi"/>
+              </w:rPr>
+              <w:t>Productor)</w:t>
             </w:r>
           </w:p>
         </w:tc>
@@ -25781,11 +27369,27 @@
                 <w:rFonts w:asciiTheme="minorHAnsi" w:hAnsiTheme="minorHAnsi" w:cstheme="minorHAnsi"/>
               </w:rPr>
             </w:pPr>
+            <w:proofErr w:type="spellStart"/>
+            <w:proofErr w:type="gramStart"/>
             <w:r>
               <w:rPr>
                 <w:rFonts w:asciiTheme="minorHAnsi" w:hAnsiTheme="minorHAnsi" w:cstheme="minorHAnsi"/>
               </w:rPr>
-              <w:t>Esp(Producto</w:t>
+              <w:t>Esp</w:t>
+            </w:r>
+            <w:proofErr w:type="spellEnd"/>
+            <w:r>
+              <w:rPr>
+                <w:rFonts w:asciiTheme="minorHAnsi" w:hAnsiTheme="minorHAnsi" w:cstheme="minorHAnsi"/>
+              </w:rPr>
+              <w:t>(</w:t>
+            </w:r>
+            <w:proofErr w:type="gramEnd"/>
+            <w:r>
+              <w:rPr>
+                <w:rFonts w:asciiTheme="minorHAnsi" w:hAnsiTheme="minorHAnsi" w:cstheme="minorHAnsi"/>
+              </w:rPr>
+              <w:t>Producto</w:t>
             </w:r>
             <w:r>
               <w:rPr>
@@ -26126,7 +27730,23 @@
                 <w:rFonts w:asciiTheme="minorHAnsi" w:hAnsiTheme="minorHAnsi" w:cstheme="minorHAnsi"/>
                 <w:spacing w:val="-2"/>
               </w:rPr>
-              <w:t>Consumidor:&lt;proc&gt;</w:t>
+              <w:t>Consumidor:&lt;</w:t>
+            </w:r>
+            <w:proofErr w:type="spellStart"/>
+            <w:r>
+              <w:rPr>
+                <w:rFonts w:asciiTheme="minorHAnsi" w:hAnsiTheme="minorHAnsi" w:cstheme="minorHAnsi"/>
+                <w:spacing w:val="-2"/>
+              </w:rPr>
+              <w:t>proc</w:t>
+            </w:r>
+            <w:proofErr w:type="spellEnd"/>
+            <w:r>
+              <w:rPr>
+                <w:rFonts w:asciiTheme="minorHAnsi" w:hAnsiTheme="minorHAnsi" w:cstheme="minorHAnsi"/>
+                <w:spacing w:val="-2"/>
+              </w:rPr>
+              <w:t>&gt;</w:t>
             </w:r>
           </w:p>
         </w:tc>
@@ -26263,7 +27883,23 @@
                 <w:rFonts w:asciiTheme="minorHAnsi" w:hAnsiTheme="minorHAnsi" w:cstheme="minorHAnsi"/>
                 <w:spacing w:val="-2"/>
               </w:rPr>
-              <w:t>Consumidor:&lt;proc&gt;</w:t>
+              <w:t>Consumidor:&lt;</w:t>
+            </w:r>
+            <w:proofErr w:type="spellStart"/>
+            <w:r>
+              <w:rPr>
+                <w:rFonts w:asciiTheme="minorHAnsi" w:hAnsiTheme="minorHAnsi" w:cstheme="minorHAnsi"/>
+                <w:spacing w:val="-2"/>
+              </w:rPr>
+              <w:t>proc</w:t>
+            </w:r>
+            <w:proofErr w:type="spellEnd"/>
+            <w:r>
+              <w:rPr>
+                <w:rFonts w:asciiTheme="minorHAnsi" w:hAnsiTheme="minorHAnsi" w:cstheme="minorHAnsi"/>
+                <w:spacing w:val="-2"/>
+              </w:rPr>
+              <w:t>&gt;</w:t>
             </w:r>
           </w:p>
         </w:tc>
@@ -26404,7 +28040,23 @@
                 <w:rFonts w:asciiTheme="minorHAnsi" w:hAnsiTheme="minorHAnsi" w:cstheme="minorHAnsi"/>
                 <w:spacing w:val="-2"/>
               </w:rPr>
-              <w:t>Consumidor:&lt;proc&gt;</w:t>
+              <w:t>Consumidor:&lt;</w:t>
+            </w:r>
+            <w:proofErr w:type="spellStart"/>
+            <w:r>
+              <w:rPr>
+                <w:rFonts w:asciiTheme="minorHAnsi" w:hAnsiTheme="minorHAnsi" w:cstheme="minorHAnsi"/>
+                <w:spacing w:val="-2"/>
+              </w:rPr>
+              <w:t>proc</w:t>
+            </w:r>
+            <w:proofErr w:type="spellEnd"/>
+            <w:r>
+              <w:rPr>
+                <w:rFonts w:asciiTheme="minorHAnsi" w:hAnsiTheme="minorHAnsi" w:cstheme="minorHAnsi"/>
+                <w:spacing w:val="-2"/>
+              </w:rPr>
+              <w:t>&gt;</w:t>
             </w:r>
           </w:p>
         </w:tc>
@@ -26538,7 +28190,21 @@
               <w:rPr>
                 <w:rFonts w:asciiTheme="minorHAnsi" w:hAnsiTheme="minorHAnsi" w:cstheme="minorHAnsi"/>
               </w:rPr>
-              <w:t>&lt;Agr&gt;</w:t>
+              <w:t>&lt;</w:t>
+            </w:r>
+            <w:proofErr w:type="spellStart"/>
+            <w:r>
+              <w:rPr>
+                <w:rFonts w:asciiTheme="minorHAnsi" w:hAnsiTheme="minorHAnsi" w:cstheme="minorHAnsi"/>
+              </w:rPr>
+              <w:t>Agr</w:t>
+            </w:r>
+            <w:proofErr w:type="spellEnd"/>
+            <w:r>
+              <w:rPr>
+                <w:rFonts w:asciiTheme="minorHAnsi" w:hAnsiTheme="minorHAnsi" w:cstheme="minorHAnsi"/>
+              </w:rPr>
+              <w:t>&gt;</w:t>
             </w:r>
           </w:p>
         </w:tc>
@@ -27137,6 +28803,7 @@
           <w:lang w:val="en-US"/>
         </w:rPr>
       </w:pPr>
+      <w:proofErr w:type="spellStart"/>
       <w:r>
         <w:rPr>
           <w:rFonts w:ascii="Courier New"/>
@@ -27145,6 +28812,7 @@
         </w:rPr>
         <w:t>s.value</w:t>
       </w:r>
+      <w:proofErr w:type="spellEnd"/>
       <w:r>
         <w:rPr>
           <w:rFonts w:ascii="Courier New"/>
@@ -27171,6 +28839,7 @@
         </w:rPr>
         <w:t xml:space="preserve"> </w:t>
       </w:r>
+      <w:proofErr w:type="spellStart"/>
       <w:r>
         <w:rPr>
           <w:rFonts w:ascii="Courier New"/>
@@ -27179,6 +28848,7 @@
         </w:rPr>
         <w:t>s.value</w:t>
       </w:r>
+      <w:proofErr w:type="spellEnd"/>
       <w:r>
         <w:rPr>
           <w:rFonts w:ascii="Courier New"/>
@@ -27227,6 +28897,7 @@
           <w:sz w:val="18"/>
         </w:rPr>
       </w:pPr>
+      <w:proofErr w:type="spellStart"/>
       <w:r>
         <w:rPr>
           <w:rFonts w:ascii="Courier New"/>
@@ -27235,6 +28906,7 @@
         </w:rPr>
         <w:t>if</w:t>
       </w:r>
+      <w:proofErr w:type="spellEnd"/>
       <w:r>
         <w:rPr>
           <w:rFonts w:ascii="Courier New"/>
@@ -27274,6 +28946,7 @@
         </w:rPr>
         <w:t xml:space="preserve"> </w:t>
       </w:r>
+      <w:proofErr w:type="spellStart"/>
       <w:r>
         <w:rPr>
           <w:rFonts w:ascii="Courier New"/>
@@ -27283,6 +28956,7 @@
         </w:rPr>
         <w:t>then</w:t>
       </w:r>
+      <w:proofErr w:type="spellEnd"/>
       <w:r>
         <w:rPr>
           <w:rFonts w:ascii="Courier New"/>
@@ -27374,12 +29048,39 @@
         </w:rPr>
         <w:t xml:space="preserve"> </w:t>
       </w:r>
+      <w:proofErr w:type="spellStart"/>
+      <w:proofErr w:type="gramStart"/>
       <w:r>
         <w:rPr>
           <w:rFonts w:ascii="Courier New"/>
           <w:sz w:val="18"/>
         </w:rPr>
-        <w:t>delete(s.L);</w:t>
+        <w:t>delete</w:t>
+      </w:r>
+      <w:proofErr w:type="spellEnd"/>
+      <w:r>
+        <w:rPr>
+          <w:rFonts w:ascii="Courier New"/>
+          <w:sz w:val="18"/>
+        </w:rPr>
+        <w:t>(</w:t>
+      </w:r>
+      <w:proofErr w:type="spellStart"/>
+      <w:proofErr w:type="gramEnd"/>
+      <w:r>
+        <w:rPr>
+          <w:rFonts w:ascii="Courier New"/>
+          <w:sz w:val="18"/>
+        </w:rPr>
+        <w:t>s.L</w:t>
+      </w:r>
+      <w:proofErr w:type="spellEnd"/>
+      <w:r>
+        <w:rPr>
+          <w:rFonts w:ascii="Courier New"/>
+          <w:sz w:val="18"/>
+        </w:rPr>
+        <w:t>);</w:t>
       </w:r>
       <w:r>
         <w:rPr>
@@ -27510,6 +29211,7 @@
           <w:sz w:val="18"/>
         </w:rPr>
       </w:pPr>
+      <w:proofErr w:type="spellStart"/>
       <w:r>
         <w:rPr>
           <w:rFonts w:ascii="Courier New"/>
@@ -27518,6 +29220,7 @@
         </w:rPr>
         <w:t>if</w:t>
       </w:r>
+      <w:proofErr w:type="spellEnd"/>
       <w:r>
         <w:rPr>
           <w:rFonts w:ascii="Courier New"/>
@@ -27572,6 +29275,7 @@
         </w:rPr>
         <w:t xml:space="preserve"> </w:t>
       </w:r>
+      <w:proofErr w:type="spellStart"/>
       <w:r>
         <w:rPr>
           <w:rFonts w:ascii="Courier New"/>
@@ -27580,6 +29284,7 @@
         </w:rPr>
         <w:t>then</w:t>
       </w:r>
+      <w:proofErr w:type="spellEnd"/>
       <w:r>
         <w:rPr>
           <w:rFonts w:ascii="Courier New"/>
@@ -27649,6 +29354,7 @@
           <w:sz w:val="18"/>
         </w:rPr>
       </w:pPr>
+      <w:proofErr w:type="spellStart"/>
       <w:r>
         <w:rPr>
           <w:rFonts w:ascii="Courier New"/>
@@ -27658,6 +29364,7 @@
         </w:rPr>
         <w:t>else</w:t>
       </w:r>
+      <w:proofErr w:type="spellEnd"/>
     </w:p>
     <w:p>
       <w:pPr>
@@ -27668,12 +29375,30 @@
           <w:sz w:val="18"/>
         </w:rPr>
       </w:pPr>
+      <w:proofErr w:type="spellStart"/>
+      <w:proofErr w:type="gramStart"/>
       <w:r>
         <w:rPr>
           <w:rFonts w:ascii="Courier New" w:hAnsi="Courier New"/>
           <w:sz w:val="18"/>
         </w:rPr>
-        <w:t>insert(q,</w:t>
+        <w:t>insert</w:t>
+      </w:r>
+      <w:proofErr w:type="spellEnd"/>
+      <w:r>
+        <w:rPr>
+          <w:rFonts w:ascii="Courier New" w:hAnsi="Courier New"/>
+          <w:sz w:val="18"/>
+        </w:rPr>
+        <w:t>(</w:t>
+      </w:r>
+      <w:proofErr w:type="gramEnd"/>
+      <w:r>
+        <w:rPr>
+          <w:rFonts w:ascii="Courier New" w:hAnsi="Courier New"/>
+          <w:sz w:val="18"/>
+        </w:rPr>
+        <w:t>q,</w:t>
       </w:r>
       <w:r>
         <w:rPr>
@@ -27683,12 +29408,21 @@
         </w:rPr>
         <w:t xml:space="preserve"> </w:t>
       </w:r>
+      <w:proofErr w:type="spellStart"/>
       <w:r>
         <w:rPr>
           <w:rFonts w:ascii="Courier New" w:hAnsi="Courier New"/>
           <w:sz w:val="18"/>
         </w:rPr>
-        <w:t>Cola_Ready);</w:t>
+        <w:t>Cola_Ready</w:t>
+      </w:r>
+      <w:proofErr w:type="spellEnd"/>
+      <w:r>
+        <w:rPr>
+          <w:rFonts w:ascii="Courier New" w:hAnsi="Courier New"/>
+          <w:sz w:val="18"/>
+        </w:rPr>
+        <w:t>);</w:t>
       </w:r>
       <w:r>
         <w:rPr>
@@ -27715,6 +29449,7 @@
         </w:rPr>
         <w:t xml:space="preserve"> </w:t>
       </w:r>
+      <w:proofErr w:type="spellStart"/>
       <w:r>
         <w:rPr>
           <w:rFonts w:ascii="Courier New" w:hAnsi="Courier New"/>
@@ -27723,6 +29458,7 @@
         </w:rPr>
         <w:t>CPU’s</w:t>
       </w:r>
+      <w:proofErr w:type="spellEnd"/>
       <w:r>
         <w:rPr>
           <w:rFonts w:ascii="Courier New" w:hAnsi="Courier New"/>
@@ -27783,6 +29519,7 @@
         </w:rPr>
         <w:t xml:space="preserve"> </w:t>
       </w:r>
+      <w:proofErr w:type="spellStart"/>
       <w:r>
         <w:rPr>
           <w:rFonts w:ascii="Courier New" w:hAnsi="Courier New"/>
@@ -27790,7 +29527,17 @@
           <w:spacing w:val="-2"/>
           <w:sz w:val="18"/>
         </w:rPr>
-        <w:t>ready.</w:t>
+        <w:t>ready</w:t>
+      </w:r>
+      <w:proofErr w:type="spellEnd"/>
+      <w:r>
+        <w:rPr>
+          <w:rFonts w:ascii="Courier New" w:hAnsi="Courier New"/>
+          <w:color w:val="00B050"/>
+          <w:spacing w:val="-2"/>
+          <w:sz w:val="18"/>
+        </w:rPr>
+        <w:t>.</w:t>
       </w:r>
     </w:p>
     <w:p>
@@ -27802,13 +29549,41 @@
           <w:sz w:val="18"/>
         </w:rPr>
       </w:pPr>
+      <w:proofErr w:type="spellStart"/>
       <w:r>
         <w:rPr>
           <w:rFonts w:ascii="Courier New"/>
           <w:spacing w:val="-2"/>
           <w:sz w:val="18"/>
         </w:rPr>
-        <w:t>Vb(mutex);</w:t>
+        <w:t>Vb</w:t>
+      </w:r>
+      <w:proofErr w:type="spellEnd"/>
+      <w:r>
+        <w:rPr>
+          <w:rFonts w:ascii="Courier New"/>
+          <w:spacing w:val="-2"/>
+          <w:sz w:val="18"/>
+        </w:rPr>
+        <w:t>(</w:t>
+      </w:r>
+      <w:proofErr w:type="spellStart"/>
+      <w:r>
+        <w:rPr>
+          <w:rFonts w:ascii="Courier New"/>
+          <w:spacing w:val="-2"/>
+          <w:sz w:val="18"/>
+        </w:rPr>
+        <w:t>mutex</w:t>
+      </w:r>
+      <w:proofErr w:type="spellEnd"/>
+      <w:r>
+        <w:rPr>
+          <w:rFonts w:ascii="Courier New"/>
+          <w:spacing w:val="-2"/>
+          <w:sz w:val="18"/>
+        </w:rPr>
+        <w:t>);</w:t>
       </w:r>
     </w:p>
     <w:p>
@@ -27858,6 +29633,7 @@
       <w:r>
         <w:t xml:space="preserve">Una forma de evitar errores al acceder a la cola de procesos asociados al semáforo es agregar un control que verifique si la cola está vacía antes de intentar extraer un elemento, de modo que la operación </w:t>
       </w:r>
+      <w:proofErr w:type="spellStart"/>
       <w:r>
         <w:rPr>
           <w:rStyle w:val="CdigoHTML"/>
@@ -27865,11 +29641,9 @@
           <w:sz w:val="22"/>
           <w:szCs w:val="22"/>
         </w:rPr>
-        <w:t xml:space="preserve">delete </w:t>
-      </w:r>
-      <w:r>
-        <w:t xml:space="preserve">solo se ejecute si efectivamente hay procesos esperando. La principal ventaja de este control es que incrementa la robustez y seguridad de la implementación, ya que previene fallos por accesos inválidos y hace más claro el manejo de casos extremos. Como desventaja, introduce una verificación adicional que agrega un costo mínimo en tiempo de ejecución y cierta redundancia, dado que en una implementación teóricamente correcta la condición </w:t>
-      </w:r>
+        <w:t>delete</w:t>
+      </w:r>
+      <w:proofErr w:type="spellEnd"/>
       <w:r>
         <w:rPr>
           <w:rStyle w:val="CdigoHTML"/>
@@ -27877,7 +29651,30 @@
           <w:sz w:val="22"/>
           <w:szCs w:val="22"/>
         </w:rPr>
-        <w:t>s.value &lt;= 0</w:t>
+        <w:t xml:space="preserve"> </w:t>
+      </w:r>
+      <w:r>
+        <w:t xml:space="preserve">solo se ejecute si efectivamente hay procesos esperando. La principal ventaja de este control es que incrementa la robustez y seguridad de la implementación, ya que previene fallos por accesos inválidos y hace más claro el manejo de casos extremos. Como desventaja, introduce una verificación adicional que agrega un costo mínimo en tiempo de ejecución y cierta redundancia, dado que en una implementación teóricamente correcta la condición </w:t>
+      </w:r>
+      <w:proofErr w:type="spellStart"/>
+      <w:r>
+        <w:rPr>
+          <w:rStyle w:val="CdigoHTML"/>
+          <w:rFonts w:asciiTheme="minorHAnsi" w:eastAsia="Calibri" w:hAnsiTheme="minorHAnsi" w:cstheme="minorHAnsi"/>
+          <w:sz w:val="22"/>
+          <w:szCs w:val="22"/>
+        </w:rPr>
+        <w:t>s.value</w:t>
+      </w:r>
+      <w:proofErr w:type="spellEnd"/>
+      <w:r>
+        <w:rPr>
+          <w:rStyle w:val="CdigoHTML"/>
+          <w:rFonts w:asciiTheme="minorHAnsi" w:eastAsia="Calibri" w:hAnsiTheme="minorHAnsi" w:cstheme="minorHAnsi"/>
+          <w:sz w:val="22"/>
+          <w:szCs w:val="22"/>
+        </w:rPr>
+        <w:t xml:space="preserve"> &lt;= 0</w:t>
       </w:r>
       <w:r>
         <w:rPr>
@@ -29393,6 +31190,155 @@
       </w:rPr>
     </w:lvl>
   </w:abstractNum>
+  <w:abstractNum w:abstractNumId="6" w15:restartNumberingAfterBreak="0">
+    <w:nsid w:val="7F762E1B"/>
+    <w:multiLevelType w:val="multilevel"/>
+    <w:tmpl w:val="179638FC"/>
+    <w:lvl w:ilvl="0">
+      <w:start w:val="1"/>
+      <w:numFmt w:val="bullet"/>
+      <w:lvlText w:val=""/>
+      <w:lvlJc w:val="left"/>
+      <w:pPr>
+        <w:tabs>
+          <w:tab w:val="num" w:pos="720"/>
+        </w:tabs>
+        <w:ind w:left="720" w:hanging="360"/>
+      </w:pPr>
+      <w:rPr>
+        <w:rFonts w:ascii="Symbol" w:hAnsi="Symbol" w:hint="default"/>
+        <w:sz w:val="20"/>
+      </w:rPr>
+    </w:lvl>
+    <w:lvl w:ilvl="1" w:tentative="1">
+      <w:start w:val="1"/>
+      <w:numFmt w:val="bullet"/>
+      <w:lvlText w:val="o"/>
+      <w:lvlJc w:val="left"/>
+      <w:pPr>
+        <w:tabs>
+          <w:tab w:val="num" w:pos="1440"/>
+        </w:tabs>
+        <w:ind w:left="1440" w:hanging="360"/>
+      </w:pPr>
+      <w:rPr>
+        <w:rFonts w:ascii="Courier New" w:hAnsi="Courier New" w:hint="default"/>
+        <w:sz w:val="20"/>
+      </w:rPr>
+    </w:lvl>
+    <w:lvl w:ilvl="2" w:tentative="1">
+      <w:start w:val="1"/>
+      <w:numFmt w:val="bullet"/>
+      <w:lvlText w:val=""/>
+      <w:lvlJc w:val="left"/>
+      <w:pPr>
+        <w:tabs>
+          <w:tab w:val="num" w:pos="2160"/>
+        </w:tabs>
+        <w:ind w:left="2160" w:hanging="360"/>
+      </w:pPr>
+      <w:rPr>
+        <w:rFonts w:ascii="Wingdings" w:hAnsi="Wingdings" w:hint="default"/>
+        <w:sz w:val="20"/>
+      </w:rPr>
+    </w:lvl>
+    <w:lvl w:ilvl="3" w:tentative="1">
+      <w:start w:val="1"/>
+      <w:numFmt w:val="bullet"/>
+      <w:lvlText w:val=""/>
+      <w:lvlJc w:val="left"/>
+      <w:pPr>
+        <w:tabs>
+          <w:tab w:val="num" w:pos="2880"/>
+        </w:tabs>
+        <w:ind w:left="2880" w:hanging="360"/>
+      </w:pPr>
+      <w:rPr>
+        <w:rFonts w:ascii="Wingdings" w:hAnsi="Wingdings" w:hint="default"/>
+        <w:sz w:val="20"/>
+      </w:rPr>
+    </w:lvl>
+    <w:lvl w:ilvl="4" w:tentative="1">
+      <w:start w:val="1"/>
+      <w:numFmt w:val="bullet"/>
+      <w:lvlText w:val=""/>
+      <w:lvlJc w:val="left"/>
+      <w:pPr>
+        <w:tabs>
+          <w:tab w:val="num" w:pos="3600"/>
+        </w:tabs>
+        <w:ind w:left="3600" w:hanging="360"/>
+      </w:pPr>
+      <w:rPr>
+        <w:rFonts w:ascii="Wingdings" w:hAnsi="Wingdings" w:hint="default"/>
+        <w:sz w:val="20"/>
+      </w:rPr>
+    </w:lvl>
+    <w:lvl w:ilvl="5" w:tentative="1">
+      <w:start w:val="1"/>
+      <w:numFmt w:val="bullet"/>
+      <w:lvlText w:val=""/>
+      <w:lvlJc w:val="left"/>
+      <w:pPr>
+        <w:tabs>
+          <w:tab w:val="num" w:pos="4320"/>
+        </w:tabs>
+        <w:ind w:left="4320" w:hanging="360"/>
+      </w:pPr>
+      <w:rPr>
+        <w:rFonts w:ascii="Wingdings" w:hAnsi="Wingdings" w:hint="default"/>
+        <w:sz w:val="20"/>
+      </w:rPr>
+    </w:lvl>
+    <w:lvl w:ilvl="6" w:tentative="1">
+      <w:start w:val="1"/>
+      <w:numFmt w:val="bullet"/>
+      <w:lvlText w:val=""/>
+      <w:lvlJc w:val="left"/>
+      <w:pPr>
+        <w:tabs>
+          <w:tab w:val="num" w:pos="5040"/>
+        </w:tabs>
+        <w:ind w:left="5040" w:hanging="360"/>
+      </w:pPr>
+      <w:rPr>
+        <w:rFonts w:ascii="Wingdings" w:hAnsi="Wingdings" w:hint="default"/>
+        <w:sz w:val="20"/>
+      </w:rPr>
+    </w:lvl>
+    <w:lvl w:ilvl="7" w:tentative="1">
+      <w:start w:val="1"/>
+      <w:numFmt w:val="bullet"/>
+      <w:lvlText w:val=""/>
+      <w:lvlJc w:val="left"/>
+      <w:pPr>
+        <w:tabs>
+          <w:tab w:val="num" w:pos="5760"/>
+        </w:tabs>
+        <w:ind w:left="5760" w:hanging="360"/>
+      </w:pPr>
+      <w:rPr>
+        <w:rFonts w:ascii="Wingdings" w:hAnsi="Wingdings" w:hint="default"/>
+        <w:sz w:val="20"/>
+      </w:rPr>
+    </w:lvl>
+    <w:lvl w:ilvl="8" w:tentative="1">
+      <w:start w:val="1"/>
+      <w:numFmt w:val="bullet"/>
+      <w:lvlText w:val=""/>
+      <w:lvlJc w:val="left"/>
+      <w:pPr>
+        <w:tabs>
+          <w:tab w:val="num" w:pos="6480"/>
+        </w:tabs>
+        <w:ind w:left="6480" w:hanging="360"/>
+      </w:pPr>
+      <w:rPr>
+        <w:rFonts w:ascii="Wingdings" w:hAnsi="Wingdings" w:hint="default"/>
+        <w:sz w:val="20"/>
+      </w:rPr>
+    </w:lvl>
+  </w:abstractNum>
   <w:num w:numId="1">
     <w:abstractNumId w:val="5"/>
   </w:num>
@@ -29410,6 +31356,9 @@
   </w:num>
   <w:num w:numId="6">
     <w:abstractNumId w:val="4"/>
+  </w:num>
+  <w:num w:numId="7">
+    <w:abstractNumId w:val="6"/>
   </w:num>
 </w:numbering>
 </file>
@@ -29906,7 +31855,6 @@
     <w:name w:val="Normal (Web)"/>
     <w:basedOn w:val="Normal"/>
     <w:uiPriority w:val="99"/>
-    <w:semiHidden/>
     <w:unhideWhenUsed/>
     <w:rsid w:val="000538C7"/>
     <w:pPr>
